--- a/report/report.docx
+++ b/report/report.docx
@@ -39,7 +39,7 @@
         <w:pStyle w:val="Date"/>
       </w:pPr>
       <w:r>
-        <w:t xml:space="preserve">2025-10-15</w:t>
+        <w:t xml:space="preserve">2026-10-30</w:t>
       </w:r>
     </w:p>
     <w:p>
@@ -63,17 +63,16 @@
         <w:tblStyle w:val="Table"/>
         <w:tblLook w:firstRow="0" w:lastRow="0" w:firstColumn="0" w:lastColumn="0" w:noHBand="0" w:noVBand="0" w:val="0000"/>
         <w:tblBorders>
+          <w:top w:val="single" w:sz="4" w:space="0" w:color="CC1914"/>
           <w:left w:val="single" w:sz="24" w:space="0" w:color="CC1914"/>
+          <w:bottom w:val="single" w:sz="4" w:space="0" w:color="CC1914"/>
           <w:right w:val="single" w:sz="4" w:space="0" w:color="CC1914"/>
-          <w:top w:val="single" w:sz="4" w:space="0" w:color="CC1914"/>
-          <w:bottom w:val="single" w:sz="4" w:space="0" w:color="CC1914"/>
         </w:tblBorders>
         <w:tblCellMar>
           <w:left w:w="144" w:type="dxa"/>
           <w:right w:w="144" w:type="dxa"/>
         </w:tblCellMar>
-        <w:tblInd w:w="164" w:type="dxa"/>
-        <w:tblW w:type="pct" w:w="100%"/>
+        <w:tblLook w:firstRow="0" w:lastRow="0" w:firstColumn="0" w:lastColumn="0" w:noHBand="0" w:noVBand="0" w:val="0000"/>
       </w:tblPr>
       <w:tr>
         <w:trPr>
@@ -100,18 +99,18 @@
                 <wp:inline>
                   <wp:extent cx="152400" cy="152400"/>
                   <wp:effectExtent b="0" l="0" r="0" t="0"/>
-                  <wp:docPr descr="" title="" id="21" name="Picture"/>
+                  <wp:docPr descr="" title="" id="10" name="Picture"/>
                   <a:graphic>
                     <a:graphicData uri="http://schemas.openxmlformats.org/drawingml/2006/picture">
                       <pic:pic>
                         <pic:nvPicPr>
-                          <pic:cNvPr descr="C:\Program Files\Quarto\share\formats\docx\important.png" id="22" name="Picture"/>
+                          <pic:cNvPr descr="/Applications/quarto/share/formats/docx/important.png" id="11" name="Picture"/>
                           <pic:cNvPicPr>
                             <a:picLocks noChangeArrowheads="1" noChangeAspect="1"/>
                           </pic:cNvPicPr>
                         </pic:nvPicPr>
                         <pic:blipFill>
-                          <a:blip r:embed="rId20"/>
+                          <a:blip r:embed="rId9"/>
                           <a:stretch>
                             <a:fillRect/>
                           </a:stretch>
@@ -295,10 +294,11 @@
               <w:t xml:space="preserve">what the data reveals.</w:t>
             </w:r>
           </w:p>
+          <w:p/>
         </w:tc>
       </w:tr>
     </w:tbl>
-    <w:bookmarkStart w:id="63" w:name="quarto-guide-remove-after"/>
+    <w:bookmarkStart w:id="52" w:name="quarto-guide-remove-after"/>
     <w:p>
       <w:pPr>
         <w:pStyle w:val="Heading2"/>
@@ -312,17 +312,16 @@
         <w:tblStyle w:val="Table"/>
         <w:tblLook w:firstRow="0" w:lastRow="0" w:firstColumn="0" w:lastColumn="0" w:noHBand="0" w:noVBand="0" w:val="0000"/>
         <w:tblBorders>
+          <w:top w:val="single" w:sz="4" w:space="0" w:color="00A047"/>
           <w:left w:val="single" w:sz="24" w:space="0" w:color="00A047"/>
+          <w:bottom w:val="single" w:sz="4" w:space="0" w:color="00A047"/>
           <w:right w:val="single" w:sz="4" w:space="0" w:color="00A047"/>
-          <w:top w:val="single" w:sz="4" w:space="0" w:color="00A047"/>
-          <w:bottom w:val="single" w:sz="4" w:space="0" w:color="00A047"/>
         </w:tblBorders>
         <w:tblCellMar>
           <w:left w:w="144" w:type="dxa"/>
           <w:right w:w="144" w:type="dxa"/>
         </w:tblCellMar>
-        <w:tblInd w:w="164" w:type="dxa"/>
-        <w:tblW w:type="pct" w:w="100%"/>
+        <w:tblLook w:firstRow="0" w:lastRow="0" w:firstColumn="0" w:lastColumn="0" w:noHBand="0" w:noVBand="0" w:val="0000"/>
       </w:tblPr>
       <w:tr>
         <w:trPr>
@@ -349,18 +348,18 @@
                 <wp:inline>
                   <wp:extent cx="152400" cy="152400"/>
                   <wp:effectExtent b="0" l="0" r="0" t="0"/>
-                  <wp:docPr descr="" title="" id="24" name="Picture"/>
+                  <wp:docPr descr="" title="" id="13" name="Picture"/>
                   <a:graphic>
                     <a:graphicData uri="http://schemas.openxmlformats.org/drawingml/2006/picture">
                       <pic:pic>
                         <pic:nvPicPr>
-                          <pic:cNvPr descr="C:\Program Files\Quarto\share\formats\docx\tip.png" id="25" name="Picture"/>
+                          <pic:cNvPr descr="/Applications/quarto/share/formats/docx/tip.png" id="14" name="Picture"/>
                           <pic:cNvPicPr>
                             <a:picLocks noChangeArrowheads="1" noChangeAspect="1"/>
                           </pic:cNvPicPr>
                         </pic:nvPicPr>
                         <pic:blipFill>
-                          <a:blip r:embed="rId23"/>
+                          <a:blip r:embed="rId12"/>
                           <a:stretch>
                             <a:fillRect/>
                           </a:stretch>
@@ -623,7 +622,7 @@
             <w:r>
               <w:t xml:space="preserve"> </w:t>
             </w:r>
-            <w:hyperlink r:id="rId26">
+            <w:hyperlink r:id="rId15">
               <w:r>
                 <w:rPr>
                   <w:rStyle w:val="Hyperlink"/>
@@ -638,6 +637,7 @@
               <w:t xml:space="preserve">for details.</w:t>
             </w:r>
           </w:p>
+          <w:p/>
         </w:tc>
       </w:tr>
     </w:tbl>
@@ -654,17 +654,16 @@
         <w:tblStyle w:val="Table"/>
         <w:tblLook w:firstRow="0" w:lastRow="0" w:firstColumn="0" w:lastColumn="0" w:noHBand="0" w:noVBand="0" w:val="0000"/>
         <w:tblBorders>
+          <w:top w:val="single" w:sz="4" w:space="0" w:color="00A047"/>
           <w:left w:val="single" w:sz="24" w:space="0" w:color="00A047"/>
+          <w:bottom w:val="single" w:sz="4" w:space="0" w:color="00A047"/>
           <w:right w:val="single" w:sz="4" w:space="0" w:color="00A047"/>
-          <w:top w:val="single" w:sz="4" w:space="0" w:color="00A047"/>
-          <w:bottom w:val="single" w:sz="4" w:space="0" w:color="00A047"/>
         </w:tblBorders>
         <w:tblCellMar>
           <w:left w:w="144" w:type="dxa"/>
           <w:right w:w="144" w:type="dxa"/>
         </w:tblCellMar>
-        <w:tblInd w:w="164" w:type="dxa"/>
-        <w:tblW w:type="pct" w:w="100%"/>
+        <w:tblLook w:firstRow="0" w:lastRow="0" w:firstColumn="0" w:lastColumn="0" w:noHBand="0" w:noVBand="0" w:val="0000"/>
       </w:tblPr>
       <w:tr>
         <w:trPr>
@@ -691,18 +690,18 @@
                 <wp:inline>
                   <wp:extent cx="152400" cy="152400"/>
                   <wp:effectExtent b="0" l="0" r="0" t="0"/>
-                  <wp:docPr descr="" title="" id="27" name="Picture"/>
+                  <wp:docPr descr="" title="" id="16" name="Picture"/>
                   <a:graphic>
                     <a:graphicData uri="http://schemas.openxmlformats.org/drawingml/2006/picture">
                       <pic:pic>
                         <pic:nvPicPr>
-                          <pic:cNvPr descr="C:\Program Files\Quarto\share\formats\docx\tip.png" id="28" name="Picture"/>
+                          <pic:cNvPr descr="/Applications/quarto/share/formats/docx/tip.png" id="17" name="Picture"/>
                           <pic:cNvPicPr>
                             <a:picLocks noChangeArrowheads="1" noChangeAspect="1"/>
                           </pic:cNvPicPr>
                         </pic:nvPicPr>
                         <pic:blipFill>
-                          <a:blip r:embed="rId23"/>
+                          <a:blip r:embed="rId12"/>
                           <a:stretch>
                             <a:fillRect/>
                           </a:stretch>
@@ -1231,7 +1230,7 @@
             <w:r>
               <w:t xml:space="preserve"> </w:t>
             </w:r>
-            <w:hyperlink r:id="rId29">
+            <w:hyperlink r:id="rId18">
               <w:r>
                 <w:rPr>
                   <w:rStyle w:val="Hyperlink"/>
@@ -1246,6 +1245,7 @@
               <w:t xml:space="preserve">for all options.</w:t>
             </w:r>
           </w:p>
+          <w:p/>
         </w:tc>
       </w:tr>
     </w:tbl>
@@ -1262,17 +1262,16 @@
         <w:tblStyle w:val="Table"/>
         <w:tblLook w:firstRow="0" w:lastRow="0" w:firstColumn="0" w:lastColumn="0" w:noHBand="0" w:noVBand="0" w:val="0000"/>
         <w:tblBorders>
+          <w:top w:val="single" w:sz="4" w:space="0" w:color="0758E5"/>
           <w:left w:val="single" w:sz="24" w:space="0" w:color="0758E5"/>
+          <w:bottom w:val="single" w:sz="4" w:space="0" w:color="0758E5"/>
           <w:right w:val="single" w:sz="4" w:space="0" w:color="0758E5"/>
-          <w:top w:val="single" w:sz="4" w:space="0" w:color="0758E5"/>
-          <w:bottom w:val="single" w:sz="4" w:space="0" w:color="0758E5"/>
         </w:tblBorders>
         <w:tblCellMar>
           <w:left w:w="144" w:type="dxa"/>
           <w:right w:w="144" w:type="dxa"/>
         </w:tblCellMar>
-        <w:tblInd w:w="164" w:type="dxa"/>
-        <w:tblW w:type="pct" w:w="100%"/>
+        <w:tblLook w:firstRow="0" w:lastRow="0" w:firstColumn="0" w:lastColumn="0" w:noHBand="0" w:noVBand="0" w:val="0000"/>
       </w:tblPr>
       <w:tr>
         <w:trPr>
@@ -1299,18 +1298,18 @@
                 <wp:inline>
                   <wp:extent cx="152400" cy="152400"/>
                   <wp:effectExtent b="0" l="0" r="0" t="0"/>
-                  <wp:docPr descr="" title="" id="31" name="Picture"/>
+                  <wp:docPr descr="" title="" id="20" name="Picture"/>
                   <a:graphic>
                     <a:graphicData uri="http://schemas.openxmlformats.org/drawingml/2006/picture">
                       <pic:pic>
                         <pic:nvPicPr>
-                          <pic:cNvPr descr="C:\Program Files\Quarto\share\formats\docx\note.png" id="32" name="Picture"/>
+                          <pic:cNvPr descr="/Applications/quarto/share/formats/docx/note.png" id="21" name="Picture"/>
                           <pic:cNvPicPr>
                             <a:picLocks noChangeArrowheads="1" noChangeAspect="1"/>
                           </pic:cNvPicPr>
                         </pic:nvPicPr>
                         <pic:blipFill>
-                          <a:blip r:embed="rId30"/>
+                          <a:blip r:embed="rId19"/>
                           <a:stretch>
                             <a:fillRect/>
                           </a:stretch>
@@ -1385,6 +1384,7 @@
               <w:t xml:space="preserve">format option).</w:t>
             </w:r>
           </w:p>
+          <w:p/>
         </w:tc>
       </w:tr>
     </w:tbl>
@@ -1401,17 +1401,16 @@
         <w:tblStyle w:val="Table"/>
         <w:tblLook w:firstRow="0" w:lastRow="0" w:firstColumn="0" w:lastColumn="0" w:noHBand="0" w:noVBand="0" w:val="0000"/>
         <w:tblBorders>
+          <w:top w:val="single" w:sz="4" w:space="0" w:color="00A047"/>
           <w:left w:val="single" w:sz="24" w:space="0" w:color="00A047"/>
+          <w:bottom w:val="single" w:sz="4" w:space="0" w:color="00A047"/>
           <w:right w:val="single" w:sz="4" w:space="0" w:color="00A047"/>
-          <w:top w:val="single" w:sz="4" w:space="0" w:color="00A047"/>
-          <w:bottom w:val="single" w:sz="4" w:space="0" w:color="00A047"/>
         </w:tblBorders>
         <w:tblCellMar>
           <w:left w:w="144" w:type="dxa"/>
           <w:right w:w="144" w:type="dxa"/>
         </w:tblCellMar>
-        <w:tblInd w:w="164" w:type="dxa"/>
-        <w:tblW w:type="pct" w:w="100%"/>
+        <w:tblLook w:firstRow="0" w:lastRow="0" w:firstColumn="0" w:lastColumn="0" w:noHBand="0" w:noVBand="0" w:val="0000"/>
       </w:tblPr>
       <w:tr>
         <w:trPr>
@@ -1438,18 +1437,18 @@
                 <wp:inline>
                   <wp:extent cx="152400" cy="152400"/>
                   <wp:effectExtent b="0" l="0" r="0" t="0"/>
-                  <wp:docPr descr="" title="" id="33" name="Picture"/>
+                  <wp:docPr descr="" title="" id="22" name="Picture"/>
                   <a:graphic>
                     <a:graphicData uri="http://schemas.openxmlformats.org/drawingml/2006/picture">
                       <pic:pic>
                         <pic:nvPicPr>
-                          <pic:cNvPr descr="C:\Program Files\Quarto\share\formats\docx\tip.png" id="34" name="Picture"/>
+                          <pic:cNvPr descr="/Applications/quarto/share/formats/docx/tip.png" id="23" name="Picture"/>
                           <pic:cNvPicPr>
                             <a:picLocks noChangeArrowheads="1" noChangeAspect="1"/>
                           </pic:cNvPicPr>
                         </pic:nvPicPr>
                         <pic:blipFill>
-                          <a:blip r:embed="rId23"/>
+                          <a:blip r:embed="rId12"/>
                           <a:stretch>
                             <a:fillRect/>
                           </a:stretch>
@@ -1579,6 +1578,7 @@
               <w:t xml:space="preserve">#| echo: false  # Hide in all formats</w:t>
             </w:r>
           </w:p>
+          <w:p/>
         </w:tc>
       </w:tr>
     </w:tbl>
@@ -1595,17 +1595,16 @@
         <w:tblStyle w:val="Table"/>
         <w:tblLook w:firstRow="0" w:lastRow="0" w:firstColumn="0" w:lastColumn="0" w:noHBand="0" w:noVBand="0" w:val="0000"/>
         <w:tblBorders>
+          <w:top w:val="single" w:sz="4" w:space="0" w:color="00A047"/>
           <w:left w:val="single" w:sz="24" w:space="0" w:color="00A047"/>
+          <w:bottom w:val="single" w:sz="4" w:space="0" w:color="00A047"/>
           <w:right w:val="single" w:sz="4" w:space="0" w:color="00A047"/>
-          <w:top w:val="single" w:sz="4" w:space="0" w:color="00A047"/>
-          <w:bottom w:val="single" w:sz="4" w:space="0" w:color="00A047"/>
         </w:tblBorders>
         <w:tblCellMar>
           <w:left w:w="144" w:type="dxa"/>
           <w:right w:w="144" w:type="dxa"/>
         </w:tblCellMar>
-        <w:tblInd w:w="164" w:type="dxa"/>
-        <w:tblW w:type="pct" w:w="100%"/>
+        <w:tblLook w:firstRow="0" w:lastRow="0" w:firstColumn="0" w:lastColumn="0" w:noHBand="0" w:noVBand="0" w:val="0000"/>
       </w:tblPr>
       <w:tr>
         <w:trPr>
@@ -1632,18 +1631,18 @@
                 <wp:inline>
                   <wp:extent cx="152400" cy="152400"/>
                   <wp:effectExtent b="0" l="0" r="0" t="0"/>
-                  <wp:docPr descr="" title="" id="35" name="Picture"/>
+                  <wp:docPr descr="" title="" id="24" name="Picture"/>
                   <a:graphic>
                     <a:graphicData uri="http://schemas.openxmlformats.org/drawingml/2006/picture">
                       <pic:pic>
                         <pic:nvPicPr>
-                          <pic:cNvPr descr="C:\Program Files\Quarto\share\formats\docx\tip.png" id="36" name="Picture"/>
+                          <pic:cNvPr descr="/Applications/quarto/share/formats/docx/tip.png" id="25" name="Picture"/>
                           <pic:cNvPicPr>
                             <a:picLocks noChangeArrowheads="1" noChangeAspect="1"/>
                           </pic:cNvPicPr>
                         </pic:nvPicPr>
                         <pic:blipFill>
-                          <a:blip r:embed="rId23"/>
+                          <a:blip r:embed="rId12"/>
                           <a:stretch>
                             <a:fillRect/>
                           </a:stretch>
@@ -1852,19 +1851,21 @@
                 <m:r>
                   <m:t>S</m:t>
                 </m:r>
-                <m:d>
-                  <m:dPr>
-                    <m:begChr m:val="("/>
-                    <m:sepChr m:val=""/>
-                    <m:endChr m:val=")"/>
-                    <m:grow/>
-                  </m:dPr>
-                  <m:e>
-                    <m:r>
-                      <m:t>t</m:t>
-                    </m:r>
-                  </m:e>
-                </m:d>
+                <m:r>
+                  <m:rPr>
+                    <m:sty m:val="p"/>
+                  </m:rPr>
+                  <m:t>(</m:t>
+                </m:r>
+                <m:r>
+                  <m:t>t</m:t>
+                </m:r>
+                <m:r>
+                  <m:rPr>
+                    <m:sty m:val="p"/>
+                  </m:rPr>
+                  <m:t>)</m:t>
+                </m:r>
                 <m:r>
                   <m:rPr>
                     <m:sty m:val="p"/>
@@ -1874,28 +1875,30 @@
                 <m:r>
                   <m:t>P</m:t>
                 </m:r>
-                <m:d>
-                  <m:dPr>
-                    <m:begChr m:val="("/>
-                    <m:sepChr m:val=""/>
-                    <m:endChr m:val=")"/>
-                    <m:grow/>
-                  </m:dPr>
-                  <m:e>
-                    <m:r>
-                      <m:t>T</m:t>
-                    </m:r>
-                    <m:r>
-                      <m:rPr>
-                        <m:sty m:val="p"/>
-                      </m:rPr>
-                      <m:t>&gt;</m:t>
-                    </m:r>
-                    <m:r>
-                      <m:t>t</m:t>
-                    </m:r>
-                  </m:e>
-                </m:d>
+                <m:r>
+                  <m:rPr>
+                    <m:sty m:val="p"/>
+                  </m:rPr>
+                  <m:t>(</m:t>
+                </m:r>
+                <m:r>
+                  <m:t>T</m:t>
+                </m:r>
+                <m:r>
+                  <m:rPr>
+                    <m:sty m:val="p"/>
+                  </m:rPr>
+                  <m:t>&gt;</m:t>
+                </m:r>
+                <m:r>
+                  <m:t>t</m:t>
+                </m:r>
+                <m:r>
+                  <m:rPr>
+                    <m:sty m:val="p"/>
+                  </m:rPr>
+                  <m:t>)</m:t>
+                </m:r>
                 <m:r>
                   <m:rPr>
                     <m:sty m:val="p"/>
@@ -1914,19 +1917,21 @@
                 <m:r>
                   <m:t>F</m:t>
                 </m:r>
-                <m:d>
-                  <m:dPr>
-                    <m:begChr m:val="("/>
-                    <m:sepChr m:val=""/>
-                    <m:endChr m:val=")"/>
-                    <m:grow/>
-                  </m:dPr>
-                  <m:e>
-                    <m:r>
-                      <m:t>t</m:t>
-                    </m:r>
-                  </m:e>
-                </m:d>
+                <m:r>
+                  <m:rPr>
+                    <m:sty m:val="p"/>
+                  </m:rPr>
+                  <m:t>(</m:t>
+                </m:r>
+                <m:r>
+                  <m:t>t</m:t>
+                </m:r>
+                <m:r>
+                  <m:rPr>
+                    <m:sty m:val="p"/>
+                  </m:rPr>
+                  <m:t>)</m:t>
+                </m:r>
               </m:oMath>
             </m:oMathPara>
           </w:p>
@@ -1946,7 +1951,7 @@
             <w:pPr>
               <w:pStyle w:val="BodyText"/>
             </w:pPr>
-            <w:bookmarkStart w:id="37" w:name="eq-loss-ratio"/>
+            <w:bookmarkStart w:id="26" w:name="eq-loss-ratio"/>
             <m:oMathPara>
               <m:oMathParaPr>
                 <m:jc m:val="center"/>
@@ -1991,22 +1996,24 @@
                 <m:r>
                   <m:t>  </m:t>
                 </m:r>
-                <m:d>
-                  <m:dPr>
-                    <m:begChr m:val="("/>
-                    <m:sepChr m:val=""/>
-                    <m:endChr m:val=")"/>
-                    <m:grow/>
-                  </m:dPr>
-                  <m:e>
-                    <m:r>
-                      <m:t>1</m:t>
-                    </m:r>
-                  </m:e>
-                </m:d>
+                <m:r>
+                  <m:rPr>
+                    <m:sty m:val="p"/>
+                  </m:rPr>
+                  <m:t>(</m:t>
+                </m:r>
+                <m:r>
+                  <m:t>1</m:t>
+                </m:r>
+                <m:r>
+                  <m:rPr>
+                    <m:sty m:val="p"/>
+                  </m:rPr>
+                  <m:t>)</m:t>
+                </m:r>
               </m:oMath>
             </m:oMathPara>
-            <w:bookmarkEnd w:id="37"/>
+            <w:bookmarkEnd w:id="26"/>
           </w:p>
           <w:p>
             <w:pPr>
@@ -2164,19 +2171,21 @@
                   </m:r>
                 </m:e>
               </m:nary>
-              <m:d>
-                <m:dPr>
-                  <m:begChr m:val="("/>
-                  <m:sepChr m:val=""/>
-                  <m:endChr m:val=")"/>
-                  <m:grow/>
-                </m:dPr>
-                <m:e>
-                  <m:r>
-                    <m:t>x</m:t>
-                  </m:r>
-                </m:e>
-              </m:d>
+              <m:r>
+                <m:rPr>
+                  <m:sty m:val="p"/>
+                </m:rPr>
+                <m:t>(</m:t>
+              </m:r>
+              <m:r>
+                <m:t>x</m:t>
+              </m:r>
+              <m:r>
+                <m:rPr>
+                  <m:sty m:val="p"/>
+                </m:rPr>
+                <m:t>)</m:t>
+              </m:r>
               <m:r>
                 <m:t>d</m:t>
               </m:r>
@@ -2194,19 +2203,21 @@
               <m:r>
                 <m:t>E</m:t>
               </m:r>
-              <m:d>
-                <m:dPr>
-                  <m:begChr m:val="["/>
-                  <m:sepChr m:val=""/>
-                  <m:endChr m:val="]"/>
-                  <m:grow/>
-                </m:dPr>
-                <m:e>
-                  <m:r>
-                    <m:t>X</m:t>
-                  </m:r>
-                </m:e>
-              </m:d>
+              <m:r>
+                <m:rPr>
+                  <m:sty m:val="p"/>
+                </m:rPr>
+                <m:t>[</m:t>
+              </m:r>
+              <m:r>
+                <m:t>X</m:t>
+              </m:r>
+              <m:r>
+                <m:rPr>
+                  <m:sty m:val="p"/>
+                </m:rPr>
+                <m:t>]</m:t>
+              </m:r>
             </m:oMath>
             <w:r>
               <w:t xml:space="preserve">,</w:t>
@@ -2222,19 +2233,21 @@
                 </m:rPr>
                 <m:t>Var</m:t>
               </m:r>
-              <m:d>
-                <m:dPr>
-                  <m:begChr m:val="("/>
-                  <m:sepChr m:val=""/>
-                  <m:endChr m:val=")"/>
-                  <m:grow/>
-                </m:dPr>
-                <m:e>
-                  <m:r>
-                    <m:t>X</m:t>
-                  </m:r>
-                </m:e>
-              </m:d>
+              <m:r>
+                <m:rPr>
+                  <m:sty m:val="p"/>
+                </m:rPr>
+                <m:t>(</m:t>
+              </m:r>
+              <m:r>
+                <m:t>X</m:t>
+              </m:r>
+              <m:r>
+                <m:rPr>
+                  <m:sty m:val="p"/>
+                </m:rPr>
+                <m:t>)</m:t>
+              </m:r>
             </m:oMath>
           </w:p>
           <w:p>
@@ -2250,7 +2263,7 @@
             <w:r>
               <w:t xml:space="preserve"> </w:t>
             </w:r>
-            <w:hyperlink r:id="rId38">
+            <w:hyperlink r:id="rId27">
               <w:r>
                 <w:rPr>
                   <w:rStyle w:val="Hyperlink"/>
@@ -2262,6 +2275,7 @@
               <w:t xml:space="preserve">.</w:t>
             </w:r>
           </w:p>
+          <w:p/>
         </w:tc>
       </w:tr>
     </w:tbl>
@@ -2278,17 +2292,16 @@
         <w:tblStyle w:val="Table"/>
         <w:tblLook w:firstRow="0" w:lastRow="0" w:firstColumn="0" w:lastColumn="0" w:noHBand="0" w:noVBand="0" w:val="0000"/>
         <w:tblBorders>
+          <w:top w:val="single" w:sz="4" w:space="0" w:color="00A047"/>
           <w:left w:val="single" w:sz="24" w:space="0" w:color="00A047"/>
+          <w:bottom w:val="single" w:sz="4" w:space="0" w:color="00A047"/>
           <w:right w:val="single" w:sz="4" w:space="0" w:color="00A047"/>
-          <w:top w:val="single" w:sz="4" w:space="0" w:color="00A047"/>
-          <w:bottom w:val="single" w:sz="4" w:space="0" w:color="00A047"/>
         </w:tblBorders>
         <w:tblCellMar>
           <w:left w:w="144" w:type="dxa"/>
           <w:right w:w="144" w:type="dxa"/>
         </w:tblCellMar>
-        <w:tblInd w:w="164" w:type="dxa"/>
-        <w:tblW w:type="pct" w:w="100%"/>
+        <w:tblLook w:firstRow="0" w:lastRow="0" w:firstColumn="0" w:lastColumn="0" w:noHBand="0" w:noVBand="0" w:val="0000"/>
       </w:tblPr>
       <w:tr>
         <w:trPr>
@@ -2315,18 +2328,18 @@
                 <wp:inline>
                   <wp:extent cx="152400" cy="152400"/>
                   <wp:effectExtent b="0" l="0" r="0" t="0"/>
-                  <wp:docPr descr="" title="" id="39" name="Picture"/>
+                  <wp:docPr descr="" title="" id="28" name="Picture"/>
                   <a:graphic>
                     <a:graphicData uri="http://schemas.openxmlformats.org/drawingml/2006/picture">
                       <pic:pic>
                         <pic:nvPicPr>
-                          <pic:cNvPr descr="C:\Program Files\Quarto\share\formats\docx\tip.png" id="40" name="Picture"/>
+                          <pic:cNvPr descr="/Applications/quarto/share/formats/docx/tip.png" id="29" name="Picture"/>
                           <pic:cNvPicPr>
                             <a:picLocks noChangeArrowheads="1" noChangeAspect="1"/>
                           </pic:cNvPicPr>
                         </pic:nvPicPr>
                         <pic:blipFill>
-                          <a:blip r:embed="rId23"/>
+                          <a:blip r:embed="rId12"/>
                           <a:stretch>
                             <a:fillRect/>
                           </a:stretch>
@@ -2775,7 +2788,7 @@
             <w:r>
               <w:t xml:space="preserve"> </w:t>
             </w:r>
-            <w:hyperlink r:id="rId41">
+            <w:hyperlink r:id="rId30">
               <w:r>
                 <w:rPr>
                   <w:rStyle w:val="Hyperlink"/>
@@ -2790,6 +2803,7 @@
               <w:t xml:space="preserve">for more.</w:t>
             </w:r>
           </w:p>
+          <w:p/>
         </w:tc>
       </w:tr>
     </w:tbl>
@@ -2806,17 +2820,16 @@
         <w:tblStyle w:val="Table"/>
         <w:tblLook w:firstRow="0" w:lastRow="0" w:firstColumn="0" w:lastColumn="0" w:noHBand="0" w:noVBand="0" w:val="0000"/>
         <w:tblBorders>
+          <w:top w:val="single" w:sz="4" w:space="0" w:color="00A047"/>
           <w:left w:val="single" w:sz="24" w:space="0" w:color="00A047"/>
+          <w:bottom w:val="single" w:sz="4" w:space="0" w:color="00A047"/>
           <w:right w:val="single" w:sz="4" w:space="0" w:color="00A047"/>
-          <w:top w:val="single" w:sz="4" w:space="0" w:color="00A047"/>
-          <w:bottom w:val="single" w:sz="4" w:space="0" w:color="00A047"/>
         </w:tblBorders>
         <w:tblCellMar>
           <w:left w:w="144" w:type="dxa"/>
           <w:right w:w="144" w:type="dxa"/>
         </w:tblCellMar>
-        <w:tblInd w:w="164" w:type="dxa"/>
-        <w:tblW w:type="pct" w:w="100%"/>
+        <w:tblLook w:firstRow="0" w:lastRow="0" w:firstColumn="0" w:lastColumn="0" w:noHBand="0" w:noVBand="0" w:val="0000"/>
       </w:tblPr>
       <w:tr>
         <w:trPr>
@@ -2843,18 +2856,18 @@
                 <wp:inline>
                   <wp:extent cx="152400" cy="152400"/>
                   <wp:effectExtent b="0" l="0" r="0" t="0"/>
-                  <wp:docPr descr="" title="" id="42" name="Picture"/>
+                  <wp:docPr descr="" title="" id="31" name="Picture"/>
                   <a:graphic>
                     <a:graphicData uri="http://schemas.openxmlformats.org/drawingml/2006/picture">
                       <pic:pic>
                         <pic:nvPicPr>
-                          <pic:cNvPr descr="C:\Program Files\Quarto\share\formats\docx\tip.png" id="43" name="Picture"/>
+                          <pic:cNvPr descr="/Applications/quarto/share/formats/docx/tip.png" id="32" name="Picture"/>
                           <pic:cNvPicPr>
                             <a:picLocks noChangeArrowheads="1" noChangeAspect="1"/>
                           </pic:cNvPicPr>
                         </pic:nvPicPr>
                         <pic:blipFill>
-                          <a:blip r:embed="rId23"/>
+                          <a:blip r:embed="rId12"/>
                           <a:stretch>
                             <a:fillRect/>
                           </a:stretch>
@@ -3102,6 +3115,7 @@
               <w:t xml:space="preserve">Excessive amount of content</w:t>
             </w:r>
           </w:p>
+          <w:p/>
         </w:tc>
       </w:tr>
     </w:tbl>
@@ -3118,17 +3132,16 @@
         <w:tblStyle w:val="Table"/>
         <w:tblLook w:firstRow="0" w:lastRow="0" w:firstColumn="0" w:lastColumn="0" w:noHBand="0" w:noVBand="0" w:val="0000"/>
         <w:tblBorders>
+          <w:top w:val="single" w:sz="4" w:space="0" w:color="00A047"/>
           <w:left w:val="single" w:sz="24" w:space="0" w:color="00A047"/>
+          <w:bottom w:val="single" w:sz="4" w:space="0" w:color="00A047"/>
           <w:right w:val="single" w:sz="4" w:space="0" w:color="00A047"/>
-          <w:top w:val="single" w:sz="4" w:space="0" w:color="00A047"/>
-          <w:bottom w:val="single" w:sz="4" w:space="0" w:color="00A047"/>
         </w:tblBorders>
         <w:tblCellMar>
           <w:left w:w="144" w:type="dxa"/>
           <w:right w:w="144" w:type="dxa"/>
         </w:tblCellMar>
-        <w:tblInd w:w="164" w:type="dxa"/>
-        <w:tblW w:type="pct" w:w="100%"/>
+        <w:tblLook w:firstRow="0" w:lastRow="0" w:firstColumn="0" w:lastColumn="0" w:noHBand="0" w:noVBand="0" w:val="0000"/>
       </w:tblPr>
       <w:tr>
         <w:trPr>
@@ -3155,18 +3168,18 @@
                 <wp:inline>
                   <wp:extent cx="152400" cy="152400"/>
                   <wp:effectExtent b="0" l="0" r="0" t="0"/>
-                  <wp:docPr descr="" title="" id="44" name="Picture"/>
+                  <wp:docPr descr="" title="" id="33" name="Picture"/>
                   <a:graphic>
                     <a:graphicData uri="http://schemas.openxmlformats.org/drawingml/2006/picture">
                       <pic:pic>
                         <pic:nvPicPr>
-                          <pic:cNvPr descr="C:\Program Files\Quarto\share\formats\docx\tip.png" id="45" name="Picture"/>
+                          <pic:cNvPr descr="/Applications/quarto/share/formats/docx/tip.png" id="34" name="Picture"/>
                           <pic:cNvPicPr>
                             <a:picLocks noChangeArrowheads="1" noChangeAspect="1"/>
                           </pic:cNvPicPr>
                         </pic:nvPicPr>
                         <pic:blipFill>
-                          <a:blip r:embed="rId23"/>
+                          <a:blip r:embed="rId12"/>
                           <a:stretch>
                             <a:fillRect/>
                           </a:stretch>
@@ -3446,6 +3459,7 @@
               <w:t xml:space="preserve">folder for organization.</w:t>
             </w:r>
           </w:p>
+          <w:p/>
         </w:tc>
       </w:tr>
     </w:tbl>
@@ -3462,17 +3476,16 @@
         <w:tblStyle w:val="Table"/>
         <w:tblLook w:firstRow="0" w:lastRow="0" w:firstColumn="0" w:lastColumn="0" w:noHBand="0" w:noVBand="0" w:val="0000"/>
         <w:tblBorders>
+          <w:top w:val="single" w:sz="4" w:space="0" w:color="00A047"/>
           <w:left w:val="single" w:sz="24" w:space="0" w:color="00A047"/>
+          <w:bottom w:val="single" w:sz="4" w:space="0" w:color="00A047"/>
           <w:right w:val="single" w:sz="4" w:space="0" w:color="00A047"/>
-          <w:top w:val="single" w:sz="4" w:space="0" w:color="00A047"/>
-          <w:bottom w:val="single" w:sz="4" w:space="0" w:color="00A047"/>
         </w:tblBorders>
         <w:tblCellMar>
           <w:left w:w="144" w:type="dxa"/>
           <w:right w:w="144" w:type="dxa"/>
         </w:tblCellMar>
-        <w:tblInd w:w="164" w:type="dxa"/>
-        <w:tblW w:type="pct" w:w="100%"/>
+        <w:tblLook w:firstRow="0" w:lastRow="0" w:firstColumn="0" w:lastColumn="0" w:noHBand="0" w:noVBand="0" w:val="0000"/>
       </w:tblPr>
       <w:tr>
         <w:trPr>
@@ -3499,18 +3512,18 @@
                 <wp:inline>
                   <wp:extent cx="152400" cy="152400"/>
                   <wp:effectExtent b="0" l="0" r="0" t="0"/>
-                  <wp:docPr descr="" title="" id="46" name="Picture"/>
+                  <wp:docPr descr="" title="" id="35" name="Picture"/>
                   <a:graphic>
                     <a:graphicData uri="http://schemas.openxmlformats.org/drawingml/2006/picture">
                       <pic:pic>
                         <pic:nvPicPr>
-                          <pic:cNvPr descr="C:\Program Files\Quarto\share\formats\docx\tip.png" id="47" name="Picture"/>
+                          <pic:cNvPr descr="/Applications/quarto/share/formats/docx/tip.png" id="36" name="Picture"/>
                           <pic:cNvPicPr>
                             <a:picLocks noChangeArrowheads="1" noChangeAspect="1"/>
                           </pic:cNvPicPr>
                         </pic:nvPicPr>
                         <pic:blipFill>
-                          <a:blip r:embed="rId23"/>
+                          <a:blip r:embed="rId12"/>
                           <a:stretch>
                             <a:fillRect/>
                           </a:stretch>
@@ -4178,7 +4191,7 @@
             <w:r>
               <w:t xml:space="preserve"> </w:t>
             </w:r>
-            <w:hyperlink r:id="rId48">
+            <w:hyperlink r:id="rId37">
               <w:r>
                 <w:rPr>
                   <w:rStyle w:val="Hyperlink"/>
@@ -4193,6 +4206,7 @@
               <w:t xml:space="preserve">for more.</w:t>
             </w:r>
           </w:p>
+          <w:p/>
         </w:tc>
       </w:tr>
     </w:tbl>
@@ -4209,17 +4223,16 @@
         <w:tblStyle w:val="Table"/>
         <w:tblLook w:firstRow="0" w:lastRow="0" w:firstColumn="0" w:lastColumn="0" w:noHBand="0" w:noVBand="0" w:val="0000"/>
         <w:tblBorders>
+          <w:top w:val="single" w:sz="4" w:space="0" w:color="0758E5"/>
           <w:left w:val="single" w:sz="24" w:space="0" w:color="0758E5"/>
+          <w:bottom w:val="single" w:sz="4" w:space="0" w:color="0758E5"/>
           <w:right w:val="single" w:sz="4" w:space="0" w:color="0758E5"/>
-          <w:top w:val="single" w:sz="4" w:space="0" w:color="0758E5"/>
-          <w:bottom w:val="single" w:sz="4" w:space="0" w:color="0758E5"/>
         </w:tblBorders>
         <w:tblCellMar>
           <w:left w:w="144" w:type="dxa"/>
           <w:right w:w="144" w:type="dxa"/>
         </w:tblCellMar>
-        <w:tblInd w:w="164" w:type="dxa"/>
-        <w:tblW w:type="pct" w:w="100%"/>
+        <w:tblLook w:firstRow="0" w:lastRow="0" w:firstColumn="0" w:lastColumn="0" w:noHBand="0" w:noVBand="0" w:val="0000"/>
       </w:tblPr>
       <w:tr>
         <w:trPr>
@@ -4246,18 +4259,18 @@
                 <wp:inline>
                   <wp:extent cx="152400" cy="152400"/>
                   <wp:effectExtent b="0" l="0" r="0" t="0"/>
-                  <wp:docPr descr="" title="" id="49" name="Picture"/>
+                  <wp:docPr descr="" title="" id="38" name="Picture"/>
                   <a:graphic>
                     <a:graphicData uri="http://schemas.openxmlformats.org/drawingml/2006/picture">
                       <pic:pic>
                         <pic:nvPicPr>
-                          <pic:cNvPr descr="C:\Program Files\Quarto\share\formats\docx\note.png" id="50" name="Picture"/>
+                          <pic:cNvPr descr="/Applications/quarto/share/formats/docx/note.png" id="39" name="Picture"/>
                           <pic:cNvPicPr>
                             <a:picLocks noChangeArrowheads="1" noChangeAspect="1"/>
                           </pic:cNvPicPr>
                         </pic:nvPicPr>
                         <pic:blipFill>
-                          <a:blip r:embed="rId30"/>
+                          <a:blip r:embed="rId19"/>
                           <a:stretch>
                             <a:fillRect/>
                           </a:stretch>
@@ -4441,7 +4454,7 @@
               <w:t xml:space="preserve">:::</w:t>
             </w:r>
           </w:p>
-          <w:bookmarkStart w:id="59" w:name="fig-comparison"/>
+          <w:bookmarkStart w:id="48" w:name="fig-comparison"/>
           <w:tbl>
             <w:tblPr>
               <w:tblStyle w:val="Table"/>
@@ -4469,7 +4482,7 @@
                   <w:tr>
                     <w:tc>
                       <w:tcPr/>
-                      <w:bookmarkStart w:id="54" w:name="fig-before"/>
+                      <w:bookmarkStart w:id="43" w:name="fig-before"/>
                       <w:p>
                         <w:pPr>
                           <w:pStyle w:val="Compact"/>
@@ -4481,18 +4494,18 @@
                             <wp:inline>
                               <wp:extent cx="2971800" cy="3076335"/>
                               <wp:effectExtent b="0" l="0" r="0" t="0"/>
-                              <wp:docPr descr="" title="" id="52" name="Picture"/>
+                              <wp:docPr descr="" title="" id="41" name="Picture"/>
                               <a:graphic>
                                 <a:graphicData uri="http://schemas.openxmlformats.org/drawingml/2006/picture">
                                   <pic:pic>
                                     <pic:nvPicPr>
-                                      <pic:cNvPr descr="images/meme1.jpg" id="53" name="Picture"/>
+                                      <pic:cNvPr descr="images/meme1.jpg" id="42" name="Picture"/>
                                       <pic:cNvPicPr>
                                         <a:picLocks noChangeArrowheads="1" noChangeAspect="1"/>
                                       </pic:cNvPicPr>
                                     </pic:nvPicPr>
                                     <pic:blipFill>
-                                      <a:blip r:embed="rId51"/>
+                                      <a:blip r:embed="rId40"/>
                                       <a:stretch>
                                         <a:fillRect/>
                                       </a:stretch>
@@ -4525,7 +4538,7 @@
                           <w:jc w:val="left"/>
                         </w:pPr>
                         <w:pPr>
-                          <w:jc w:val="start"/>
+                          <w:jc w:val="left"/>
                           <w:spacing w:before="200"/>
                           <w:pStyle w:val="ImageCaption"/>
                         </w:pPr>
@@ -4533,7 +4546,7 @@
                           <w:t xml:space="preserve">(a) Before debugging</w:t>
                         </w:r>
                       </w:p>
-                      <w:bookmarkEnd w:id="54"/>
+                      <w:bookmarkEnd w:id="43"/>
                     </w:tc>
                   </w:tr>
                 </w:tbl>
@@ -4583,7 +4596,7 @@
                   <w:tr>
                     <w:tc>
                       <w:tcPr/>
-                      <w:bookmarkStart w:id="58" w:name="fig-after"/>
+                      <w:bookmarkStart w:id="47" w:name="fig-after"/>
                       <w:p>
                         <w:pPr>
                           <w:pStyle w:val="Compact"/>
@@ -4595,18 +4608,18 @@
                             <wp:inline>
                               <wp:extent cx="2971800" cy="2333598"/>
                               <wp:effectExtent b="0" l="0" r="0" t="0"/>
-                              <wp:docPr descr="" title="" id="56" name="Picture"/>
+                              <wp:docPr descr="" title="" id="45" name="Picture"/>
                               <a:graphic>
                                 <a:graphicData uri="http://schemas.openxmlformats.org/drawingml/2006/picture">
                                   <pic:pic>
                                     <pic:nvPicPr>
-                                      <pic:cNvPr descr="images/meme2.jpeg" id="57" name="Picture"/>
+                                      <pic:cNvPr descr="images/meme2.jpeg" id="46" name="Picture"/>
                                       <pic:cNvPicPr>
                                         <a:picLocks noChangeArrowheads="1" noChangeAspect="1"/>
                                       </pic:cNvPicPr>
                                     </pic:nvPicPr>
                                     <pic:blipFill>
-                                      <a:blip r:embed="rId55"/>
+                                      <a:blip r:embed="rId44"/>
                                       <a:stretch>
                                         <a:fillRect/>
                                       </a:stretch>
@@ -4639,7 +4652,7 @@
                           <w:jc w:val="left"/>
                         </w:pPr>
                         <w:pPr>
-                          <w:jc w:val="start"/>
+                          <w:jc w:val="left"/>
                           <w:spacing w:before="200"/>
                           <w:pStyle w:val="ImageCaption"/>
                         </w:pPr>
@@ -4647,7 +4660,7 @@
                           <w:t xml:space="preserve">(b) After debugging</w:t>
                         </w:r>
                       </w:p>
-                      <w:bookmarkEnd w:id="58"/>
+                      <w:bookmarkEnd w:id="47"/>
                     </w:tc>
                   </w:tr>
                 </w:tbl>
@@ -4667,7 +4680,7 @@
               <w:t xml:space="preserve">Figure 1: The emotional journey of a data scientist debugging their code</w:t>
             </w:r>
           </w:p>
-          <w:bookmarkEnd w:id="59"/>
+          <w:bookmarkEnd w:id="48"/>
           <w:p>
             <w:pPr>
               <w:pStyle w:val="BodyText"/>
@@ -4855,7 +4868,7 @@
             <w:r>
               <w:t xml:space="preserve"> </w:t>
             </w:r>
-            <w:hyperlink r:id="rId60">
+            <w:hyperlink r:id="rId49">
               <w:r>
                 <w:rPr>
                   <w:rStyle w:val="Hyperlink"/>
@@ -4870,6 +4883,7 @@
               <w:t xml:space="preserve">for advanced layouts, subcaptions, and complex figure arrangements.</w:t>
             </w:r>
           </w:p>
+          <w:p/>
         </w:tc>
       </w:tr>
     </w:tbl>
@@ -4886,17 +4900,16 @@
         <w:tblStyle w:val="Table"/>
         <w:tblLook w:firstRow="0" w:lastRow="0" w:firstColumn="0" w:lastColumn="0" w:noHBand="0" w:noVBand="0" w:val="0000"/>
         <w:tblBorders>
+          <w:top w:val="single" w:sz="4" w:space="0" w:color="00A047"/>
           <w:left w:val="single" w:sz="24" w:space="0" w:color="00A047"/>
+          <w:bottom w:val="single" w:sz="4" w:space="0" w:color="00A047"/>
           <w:right w:val="single" w:sz="4" w:space="0" w:color="00A047"/>
-          <w:top w:val="single" w:sz="4" w:space="0" w:color="00A047"/>
-          <w:bottom w:val="single" w:sz="4" w:space="0" w:color="00A047"/>
         </w:tblBorders>
         <w:tblCellMar>
           <w:left w:w="144" w:type="dxa"/>
           <w:right w:w="144" w:type="dxa"/>
         </w:tblCellMar>
-        <w:tblInd w:w="164" w:type="dxa"/>
-        <w:tblW w:type="pct" w:w="100%"/>
+        <w:tblLook w:firstRow="0" w:lastRow="0" w:firstColumn="0" w:lastColumn="0" w:noHBand="0" w:noVBand="0" w:val="0000"/>
       </w:tblPr>
       <w:tr>
         <w:trPr>
@@ -4923,18 +4936,18 @@
                 <wp:inline>
                   <wp:extent cx="152400" cy="152400"/>
                   <wp:effectExtent b="0" l="0" r="0" t="0"/>
-                  <wp:docPr descr="" title="" id="61" name="Picture"/>
+                  <wp:docPr descr="" title="" id="50" name="Picture"/>
                   <a:graphic>
                     <a:graphicData uri="http://schemas.openxmlformats.org/drawingml/2006/picture">
                       <pic:pic>
                         <pic:nvPicPr>
-                          <pic:cNvPr descr="C:\Program Files\Quarto\share\formats\docx\tip.png" id="62" name="Picture"/>
+                          <pic:cNvPr descr="/Applications/quarto/share/formats/docx/tip.png" id="51" name="Picture"/>
                           <pic:cNvPicPr>
                             <a:picLocks noChangeArrowheads="1" noChangeAspect="1"/>
                           </pic:cNvPicPr>
                         </pic:nvPicPr>
                         <pic:blipFill>
-                          <a:blip r:embed="rId23"/>
+                          <a:blip r:embed="rId12"/>
                           <a:stretch>
                             <a:fillRect/>
                           </a:stretch>
@@ -5680,11 +5693,12 @@
               <w:t xml:space="preserve">if you need high-resolution images.</w:t>
             </w:r>
           </w:p>
+          <w:p/>
         </w:tc>
       </w:tr>
     </w:tbl>
-    <w:bookmarkEnd w:id="63"/>
-    <w:bookmarkStart w:id="82" w:name="introduction"/>
+    <w:bookmarkEnd w:id="52"/>
+    <w:bookmarkStart w:id="71" w:name="introduction"/>
     <w:p>
       <w:pPr>
         <w:pStyle w:val="Heading1"/>
@@ -5693,7 +5707,7 @@
         <w:t xml:space="preserve">Introduction</w:t>
       </w:r>
     </w:p>
-    <w:bookmarkStart w:id="66" w:name="project-goals"/>
+    <w:bookmarkStart w:id="55" w:name="project-goals"/>
     <w:p>
       <w:pPr>
         <w:pStyle w:val="Heading2"/>
@@ -5715,17 +5729,16 @@
         <w:tblStyle w:val="Table"/>
         <w:tblLook w:firstRow="0" w:lastRow="0" w:firstColumn="0" w:lastColumn="0" w:noHBand="0" w:noVBand="0" w:val="0000"/>
         <w:tblBorders>
+          <w:top w:val="single" w:sz="4" w:space="0" w:color="00A047"/>
           <w:left w:val="single" w:sz="24" w:space="0" w:color="00A047"/>
+          <w:bottom w:val="single" w:sz="4" w:space="0" w:color="00A047"/>
           <w:right w:val="single" w:sz="4" w:space="0" w:color="00A047"/>
-          <w:top w:val="single" w:sz="4" w:space="0" w:color="00A047"/>
-          <w:bottom w:val="single" w:sz="4" w:space="0" w:color="00A047"/>
         </w:tblBorders>
         <w:tblCellMar>
           <w:left w:w="144" w:type="dxa"/>
           <w:right w:w="144" w:type="dxa"/>
         </w:tblCellMar>
-        <w:tblInd w:w="164" w:type="dxa"/>
-        <w:tblW w:type="pct" w:w="100%"/>
+        <w:tblLook w:firstRow="0" w:lastRow="0" w:firstColumn="0" w:lastColumn="0" w:noHBand="0" w:noVBand="0" w:val="0000"/>
       </w:tblPr>
       <w:tr>
         <w:trPr>
@@ -5752,18 +5765,18 @@
                 <wp:inline>
                   <wp:extent cx="152400" cy="152400"/>
                   <wp:effectExtent b="0" l="0" r="0" t="0"/>
-                  <wp:docPr descr="" title="" id="64" name="Picture"/>
+                  <wp:docPr descr="" title="" id="53" name="Picture"/>
                   <a:graphic>
                     <a:graphicData uri="http://schemas.openxmlformats.org/drawingml/2006/picture">
                       <pic:pic>
                         <pic:nvPicPr>
-                          <pic:cNvPr descr="C:\Program Files\Quarto\share\formats\docx\tip.png" id="65" name="Picture"/>
+                          <pic:cNvPr descr="/Applications/quarto/share/formats/docx/tip.png" id="54" name="Picture"/>
                           <pic:cNvPicPr>
                             <a:picLocks noChangeArrowheads="1" noChangeAspect="1"/>
                           </pic:cNvPicPr>
                         </pic:nvPicPr>
                         <pic:blipFill>
-                          <a:blip r:embed="rId23"/>
+                          <a:blip r:embed="rId12"/>
                           <a:stretch>
                             <a:fillRect/>
                           </a:stretch>
@@ -5823,11 +5836,12 @@
               <w:t xml:space="preserve">Connect your project to real-world actuarial or insurance problems. For example, if analyzing claim data, explain how your insights could improve risk assessment or pricing strategies.</w:t>
             </w:r>
           </w:p>
+          <w:p/>
         </w:tc>
       </w:tr>
     </w:tbl>
-    <w:bookmarkEnd w:id="66"/>
-    <w:bookmarkStart w:id="69" w:name="research-questions"/>
+    <w:bookmarkEnd w:id="55"/>
+    <w:bookmarkStart w:id="58" w:name="research-questions"/>
     <w:p>
       <w:pPr>
         <w:pStyle w:val="Heading2"/>
@@ -5877,17 +5891,16 @@
         <w:tblStyle w:val="Table"/>
         <w:tblLook w:firstRow="0" w:lastRow="0" w:firstColumn="0" w:lastColumn="0" w:noHBand="0" w:noVBand="0" w:val="0000"/>
         <w:tblBorders>
+          <w:top w:val="single" w:sz="4" w:space="0" w:color="CC1914"/>
           <w:left w:val="single" w:sz="24" w:space="0" w:color="CC1914"/>
+          <w:bottom w:val="single" w:sz="4" w:space="0" w:color="CC1914"/>
           <w:right w:val="single" w:sz="4" w:space="0" w:color="CC1914"/>
-          <w:top w:val="single" w:sz="4" w:space="0" w:color="CC1914"/>
-          <w:bottom w:val="single" w:sz="4" w:space="0" w:color="CC1914"/>
         </w:tblBorders>
         <w:tblCellMar>
           <w:left w:w="144" w:type="dxa"/>
           <w:right w:w="144" w:type="dxa"/>
         </w:tblCellMar>
-        <w:tblInd w:w="164" w:type="dxa"/>
-        <w:tblW w:type="pct" w:w="100%"/>
+        <w:tblLook w:firstRow="0" w:lastRow="0" w:firstColumn="0" w:lastColumn="0" w:noHBand="0" w:noVBand="0" w:val="0000"/>
       </w:tblPr>
       <w:tr>
         <w:trPr>
@@ -5914,18 +5927,18 @@
                 <wp:inline>
                   <wp:extent cx="152400" cy="152400"/>
                   <wp:effectExtent b="0" l="0" r="0" t="0"/>
-                  <wp:docPr descr="" title="" id="67" name="Picture"/>
+                  <wp:docPr descr="" title="" id="56" name="Picture"/>
                   <a:graphic>
                     <a:graphicData uri="http://schemas.openxmlformats.org/drawingml/2006/picture">
                       <pic:pic>
                         <pic:nvPicPr>
-                          <pic:cNvPr descr="C:\Program Files\Quarto\share\formats\docx\important.png" id="68" name="Picture"/>
+                          <pic:cNvPr descr="/Applications/quarto/share/formats/docx/important.png" id="57" name="Picture"/>
                           <pic:cNvPicPr>
                             <a:picLocks noChangeArrowheads="1" noChangeAspect="1"/>
                           </pic:cNvPicPr>
                         </pic:nvPicPr>
                         <pic:blipFill>
-                          <a:blip r:embed="rId20"/>
+                          <a:blip r:embed="rId9"/>
                           <a:stretch>
                             <a:fillRect/>
                           </a:stretch>
@@ -6061,11 +6074,12 @@
               <w:t xml:space="preserve">: Can be addressed with available data and methods</w:t>
             </w:r>
           </w:p>
+          <w:p/>
         </w:tc>
       </w:tr>
     </w:tbl>
-    <w:bookmarkEnd w:id="69"/>
-    <w:bookmarkStart w:id="81" w:name="related-work"/>
+    <w:bookmarkEnd w:id="58"/>
+    <w:bookmarkStart w:id="70" w:name="related-work"/>
     <w:p>
       <w:pPr>
         <w:pStyle w:val="Heading2"/>
@@ -6211,17 +6225,16 @@
         <w:tblStyle w:val="Table"/>
         <w:tblLook w:firstRow="0" w:lastRow="0" w:firstColumn="0" w:lastColumn="0" w:noHBand="0" w:noVBand="0" w:val="0000"/>
         <w:tblBorders>
+          <w:top w:val="single" w:sz="4" w:space="0" w:color="00A047"/>
           <w:left w:val="single" w:sz="24" w:space="0" w:color="00A047"/>
+          <w:bottom w:val="single" w:sz="4" w:space="0" w:color="00A047"/>
           <w:right w:val="single" w:sz="4" w:space="0" w:color="00A047"/>
-          <w:top w:val="single" w:sz="4" w:space="0" w:color="00A047"/>
-          <w:bottom w:val="single" w:sz="4" w:space="0" w:color="00A047"/>
         </w:tblBorders>
         <w:tblCellMar>
           <w:left w:w="144" w:type="dxa"/>
           <w:right w:w="144" w:type="dxa"/>
         </w:tblCellMar>
-        <w:tblInd w:w="164" w:type="dxa"/>
-        <w:tblW w:type="pct" w:w="100%"/>
+        <w:tblLook w:firstRow="0" w:lastRow="0" w:firstColumn="0" w:lastColumn="0" w:noHBand="0" w:noVBand="0" w:val="0000"/>
       </w:tblPr>
       <w:tr>
         <w:trPr>
@@ -6248,18 +6261,18 @@
                 <wp:inline>
                   <wp:extent cx="152400" cy="152400"/>
                   <wp:effectExtent b="0" l="0" r="0" t="0"/>
-                  <wp:docPr descr="" title="" id="70" name="Picture"/>
+                  <wp:docPr descr="" title="" id="59" name="Picture"/>
                   <a:graphic>
                     <a:graphicData uri="http://schemas.openxmlformats.org/drawingml/2006/picture">
                       <pic:pic>
                         <pic:nvPicPr>
-                          <pic:cNvPr descr="C:\Program Files\Quarto\share\formats\docx\tip.png" id="71" name="Picture"/>
+                          <pic:cNvPr descr="/Applications/quarto/share/formats/docx/tip.png" id="60" name="Picture"/>
                           <pic:cNvPicPr>
                             <a:picLocks noChangeArrowheads="1" noChangeAspect="1"/>
                           </pic:cNvPicPr>
                         </pic:nvPicPr>
                         <pic:blipFill>
-                          <a:blip r:embed="rId23"/>
+                          <a:blip r:embed="rId12"/>
                           <a:stretch>
                             <a:fillRect/>
                           </a:stretch>
@@ -6477,6 +6490,7 @@
               <w:t xml:space="preserve">)</w:t>
             </w:r>
           </w:p>
+          <w:p/>
         </w:tc>
       </w:tr>
     </w:tbl>
@@ -6493,17 +6507,16 @@
         <w:tblStyle w:val="Table"/>
         <w:tblLook w:firstRow="0" w:lastRow="0" w:firstColumn="0" w:lastColumn="0" w:noHBand="0" w:noVBand="0" w:val="0000"/>
         <w:tblBorders>
+          <w:top w:val="single" w:sz="4" w:space="0" w:color="0758E5"/>
           <w:left w:val="single" w:sz="24" w:space="0" w:color="0758E5"/>
+          <w:bottom w:val="single" w:sz="4" w:space="0" w:color="0758E5"/>
           <w:right w:val="single" w:sz="4" w:space="0" w:color="0758E5"/>
-          <w:top w:val="single" w:sz="4" w:space="0" w:color="0758E5"/>
-          <w:bottom w:val="single" w:sz="4" w:space="0" w:color="0758E5"/>
         </w:tblBorders>
         <w:tblCellMar>
           <w:left w:w="144" w:type="dxa"/>
           <w:right w:w="144" w:type="dxa"/>
         </w:tblCellMar>
-        <w:tblInd w:w="164" w:type="dxa"/>
-        <w:tblW w:type="pct" w:w="100%"/>
+        <w:tblLook w:firstRow="0" w:lastRow="0" w:firstColumn="0" w:lastColumn="0" w:noHBand="0" w:noVBand="0" w:val="0000"/>
       </w:tblPr>
       <w:tr>
         <w:trPr>
@@ -6530,18 +6543,18 @@
                 <wp:inline>
                   <wp:extent cx="152400" cy="152400"/>
                   <wp:effectExtent b="0" l="0" r="0" t="0"/>
-                  <wp:docPr descr="" title="" id="72" name="Picture"/>
+                  <wp:docPr descr="" title="" id="61" name="Picture"/>
                   <a:graphic>
                     <a:graphicData uri="http://schemas.openxmlformats.org/drawingml/2006/picture">
                       <pic:pic>
                         <pic:nvPicPr>
-                          <pic:cNvPr descr="C:\Program Files\Quarto\share\formats\docx\note.png" id="73" name="Picture"/>
+                          <pic:cNvPr descr="/Applications/quarto/share/formats/docx/note.png" id="62" name="Picture"/>
                           <pic:cNvPicPr>
                             <a:picLocks noChangeArrowheads="1" noChangeAspect="1"/>
                           </pic:cNvPicPr>
                         </pic:nvPicPr>
                         <pic:blipFill>
-                          <a:blip r:embed="rId30"/>
+                          <a:blip r:embed="rId19"/>
                           <a:stretch>
                             <a:fillRect/>
                           </a:stretch>
@@ -6695,7 +6708,7 @@
             <w:r>
               <w:t xml:space="preserve"> </w:t>
             </w:r>
-            <w:hyperlink r:id="rId74">
+            <w:hyperlink r:id="rId63">
               <w:r>
                 <w:rPr>
                   <w:rStyle w:val="Hyperlink"/>
@@ -6710,6 +6723,7 @@
               <w:t xml:space="preserve">format for all sources you cite (every article normally generates BibTeX, otherwise search an online tool that does it).</w:t>
             </w:r>
           </w:p>
+          <w:p/>
         </w:tc>
       </w:tr>
     </w:tbl>
@@ -6726,17 +6740,16 @@
         <w:tblStyle w:val="Table"/>
         <w:tblLook w:firstRow="0" w:lastRow="0" w:firstColumn="0" w:lastColumn="0" w:noHBand="0" w:noVBand="0" w:val="0000"/>
         <w:tblBorders>
+          <w:top w:val="single" w:sz="4" w:space="0" w:color="EB9113"/>
           <w:left w:val="single" w:sz="24" w:space="0" w:color="EB9113"/>
+          <w:bottom w:val="single" w:sz="4" w:space="0" w:color="EB9113"/>
           <w:right w:val="single" w:sz="4" w:space="0" w:color="EB9113"/>
-          <w:top w:val="single" w:sz="4" w:space="0" w:color="EB9113"/>
-          <w:bottom w:val="single" w:sz="4" w:space="0" w:color="EB9113"/>
         </w:tblBorders>
         <w:tblCellMar>
           <w:left w:w="144" w:type="dxa"/>
           <w:right w:w="144" w:type="dxa"/>
         </w:tblCellMar>
-        <w:tblInd w:w="164" w:type="dxa"/>
-        <w:tblW w:type="pct" w:w="100%"/>
+        <w:tblLook w:firstRow="0" w:lastRow="0" w:firstColumn="0" w:lastColumn="0" w:noHBand="0" w:noVBand="0" w:val="0000"/>
       </w:tblPr>
       <w:tr>
         <w:trPr>
@@ -6763,18 +6776,18 @@
                 <wp:inline>
                   <wp:extent cx="152400" cy="152400"/>
                   <wp:effectExtent b="0" l="0" r="0" t="0"/>
-                  <wp:docPr descr="" title="" id="76" name="Picture"/>
+                  <wp:docPr descr="" title="" id="65" name="Picture"/>
                   <a:graphic>
                     <a:graphicData uri="http://schemas.openxmlformats.org/drawingml/2006/picture">
                       <pic:pic>
                         <pic:nvPicPr>
-                          <pic:cNvPr descr="C:\Program Files\Quarto\share\formats\docx\warning.png" id="77" name="Picture"/>
+                          <pic:cNvPr descr="/Applications/quarto/share/formats/docx/warning.png" id="66" name="Picture"/>
                           <pic:cNvPicPr>
                             <a:picLocks noChangeArrowheads="1" noChangeAspect="1"/>
                           </pic:cNvPicPr>
                         </pic:nvPicPr>
                         <pic:blipFill>
-                          <a:blip r:embed="rId75"/>
+                          <a:blip r:embed="rId64"/>
                           <a:stretch>
                             <a:fillRect/>
                           </a:stretch>
@@ -6893,6 +6906,7 @@
               <w:t xml:space="preserve">When in doubt, cite it!</w:t>
             </w:r>
           </w:p>
+          <w:p/>
         </w:tc>
       </w:tr>
     </w:tbl>
@@ -6909,17 +6923,16 @@
         <w:tblStyle w:val="Table"/>
         <w:tblLook w:firstRow="0" w:lastRow="0" w:firstColumn="0" w:lastColumn="0" w:noHBand="0" w:noVBand="0" w:val="0000"/>
         <w:tblBorders>
+          <w:top w:val="single" w:sz="4" w:space="0" w:color="FC5300"/>
           <w:left w:val="single" w:sz="24" w:space="0" w:color="FC5300"/>
+          <w:bottom w:val="single" w:sz="4" w:space="0" w:color="FC5300"/>
           <w:right w:val="single" w:sz="4" w:space="0" w:color="FC5300"/>
-          <w:top w:val="single" w:sz="4" w:space="0" w:color="FC5300"/>
-          <w:bottom w:val="single" w:sz="4" w:space="0" w:color="FC5300"/>
         </w:tblBorders>
         <w:tblCellMar>
           <w:left w:w="144" w:type="dxa"/>
           <w:right w:w="144" w:type="dxa"/>
         </w:tblCellMar>
-        <w:tblInd w:w="164" w:type="dxa"/>
-        <w:tblW w:type="pct" w:w="100%"/>
+        <w:tblLook w:firstRow="0" w:lastRow="0" w:firstColumn="0" w:lastColumn="0" w:noHBand="0" w:noVBand="0" w:val="0000"/>
       </w:tblPr>
       <w:tr>
         <w:trPr>
@@ -6946,18 +6959,18 @@
                 <wp:inline>
                   <wp:extent cx="152400" cy="152400"/>
                   <wp:effectExtent b="0" l="0" r="0" t="0"/>
-                  <wp:docPr descr="" title="" id="79" name="Picture"/>
+                  <wp:docPr descr="" title="" id="68" name="Picture"/>
                   <a:graphic>
                     <a:graphicData uri="http://schemas.openxmlformats.org/drawingml/2006/picture">
                       <pic:pic>
                         <pic:nvPicPr>
-                          <pic:cNvPr descr="C:\Program Files\Quarto\share\formats\docx\caution.png" id="80" name="Picture"/>
+                          <pic:cNvPr descr="/Applications/quarto/share/formats/docx/caution.png" id="69" name="Picture"/>
                           <pic:cNvPicPr>
                             <a:picLocks noChangeArrowheads="1" noChangeAspect="1"/>
                           </pic:cNvPicPr>
                         </pic:nvPicPr>
                         <pic:blipFill>
-                          <a:blip r:embed="rId78"/>
+                          <a:blip r:embed="rId67"/>
                           <a:stretch>
                             <a:fillRect/>
                           </a:stretch>
@@ -7049,12 +7062,13 @@
               <w:t xml:space="preserve">it relates to your dataset and project goals.</w:t>
             </w:r>
           </w:p>
+          <w:p/>
         </w:tc>
       </w:tr>
     </w:tbl>
-    <w:bookmarkEnd w:id="81"/>
-    <w:bookmarkEnd w:id="82"/>
-    <w:bookmarkStart w:id="113" w:name="data"/>
+    <w:bookmarkEnd w:id="70"/>
+    <w:bookmarkEnd w:id="71"/>
+    <w:bookmarkStart w:id="102" w:name="data"/>
     <w:p>
       <w:pPr>
         <w:pStyle w:val="Heading1"/>
@@ -7063,7 +7077,7 @@
         <w:t xml:space="preserve">Data</w:t>
       </w:r>
     </w:p>
-    <w:bookmarkStart w:id="86" w:name="sources"/>
+    <w:bookmarkStart w:id="75" w:name="sources"/>
     <w:p>
       <w:pPr>
         <w:pStyle w:val="Heading2"/>
@@ -7085,17 +7099,16 @@
         <w:tblStyle w:val="Table"/>
         <w:tblLook w:firstRow="0" w:lastRow="0" w:firstColumn="0" w:lastColumn="0" w:noHBand="0" w:noVBand="0" w:val="0000"/>
         <w:tblBorders>
+          <w:top w:val="single" w:sz="4" w:space="0" w:color="CC1914"/>
           <w:left w:val="single" w:sz="24" w:space="0" w:color="CC1914"/>
+          <w:bottom w:val="single" w:sz="4" w:space="0" w:color="CC1914"/>
           <w:right w:val="single" w:sz="4" w:space="0" w:color="CC1914"/>
-          <w:top w:val="single" w:sz="4" w:space="0" w:color="CC1914"/>
-          <w:bottom w:val="single" w:sz="4" w:space="0" w:color="CC1914"/>
         </w:tblBorders>
         <w:tblCellMar>
           <w:left w:w="144" w:type="dxa"/>
           <w:right w:w="144" w:type="dxa"/>
         </w:tblCellMar>
-        <w:tblInd w:w="164" w:type="dxa"/>
-        <w:tblW w:type="pct" w:w="100%"/>
+        <w:tblLook w:firstRow="0" w:lastRow="0" w:firstColumn="0" w:lastColumn="0" w:noHBand="0" w:noVBand="0" w:val="0000"/>
       </w:tblPr>
       <w:tr>
         <w:trPr>
@@ -7122,18 +7135,18 @@
                 <wp:inline>
                   <wp:extent cx="152400" cy="152400"/>
                   <wp:effectExtent b="0" l="0" r="0" t="0"/>
-                  <wp:docPr descr="" title="" id="83" name="Picture"/>
+                  <wp:docPr descr="" title="" id="72" name="Picture"/>
                   <a:graphic>
                     <a:graphicData uri="http://schemas.openxmlformats.org/drawingml/2006/picture">
                       <pic:pic>
                         <pic:nvPicPr>
-                          <pic:cNvPr descr="C:\Program Files\Quarto\share\formats\docx\important.png" id="84" name="Picture"/>
+                          <pic:cNvPr descr="/Applications/quarto/share/formats/docx/important.png" id="73" name="Picture"/>
                           <pic:cNvPicPr>
                             <a:picLocks noChangeArrowheads="1" noChangeAspect="1"/>
                           </pic:cNvPicPr>
                         </pic:nvPicPr>
                         <pic:blipFill>
-                          <a:blip r:embed="rId20"/>
+                          <a:blip r:embed="rId9"/>
                           <a:stretch>
                             <a:fillRect/>
                           </a:stretch>
@@ -7217,7 +7230,7 @@
             <w:r>
               <w:t xml:space="preserve"> </w:t>
             </w:r>
-            <w:hyperlink r:id="rId85">
+            <w:hyperlink r:id="rId74">
               <w:r>
                 <w:rPr>
                   <w:rStyle w:val="Hyperlink"/>
@@ -7232,11 +7245,12 @@
               <w:t xml:space="preserve">“. Also mention when the data was accessed.</w:t>
             </w:r>
           </w:p>
+          <w:p/>
         </w:tc>
       </w:tr>
     </w:tbl>
-    <w:bookmarkEnd w:id="86"/>
-    <w:bookmarkStart w:id="89" w:name="description"/>
+    <w:bookmarkEnd w:id="75"/>
+    <w:bookmarkStart w:id="78" w:name="description"/>
     <w:p>
       <w:pPr>
         <w:pStyle w:val="Heading2"/>
@@ -7258,17 +7272,16 @@
         <w:tblStyle w:val="Table"/>
         <w:tblLook w:firstRow="0" w:lastRow="0" w:firstColumn="0" w:lastColumn="0" w:noHBand="0" w:noVBand="0" w:val="0000"/>
         <w:tblBorders>
+          <w:top w:val="single" w:sz="4" w:space="0" w:color="0758E5"/>
           <w:left w:val="single" w:sz="24" w:space="0" w:color="0758E5"/>
+          <w:bottom w:val="single" w:sz="4" w:space="0" w:color="0758E5"/>
           <w:right w:val="single" w:sz="4" w:space="0" w:color="0758E5"/>
-          <w:top w:val="single" w:sz="4" w:space="0" w:color="0758E5"/>
-          <w:bottom w:val="single" w:sz="4" w:space="0" w:color="0758E5"/>
         </w:tblBorders>
         <w:tblCellMar>
           <w:left w:w="144" w:type="dxa"/>
           <w:right w:w="144" w:type="dxa"/>
         </w:tblCellMar>
-        <w:tblInd w:w="164" w:type="dxa"/>
-        <w:tblW w:type="pct" w:w="100%"/>
+        <w:tblLook w:firstRow="0" w:lastRow="0" w:firstColumn="0" w:lastColumn="0" w:noHBand="0" w:noVBand="0" w:val="0000"/>
       </w:tblPr>
       <w:tr>
         <w:trPr>
@@ -7295,18 +7308,18 @@
                 <wp:inline>
                   <wp:extent cx="152400" cy="152400"/>
                   <wp:effectExtent b="0" l="0" r="0" t="0"/>
-                  <wp:docPr descr="" title="" id="87" name="Picture"/>
+                  <wp:docPr descr="" title="" id="76" name="Picture"/>
                   <a:graphic>
                     <a:graphicData uri="http://schemas.openxmlformats.org/drawingml/2006/picture">
                       <pic:pic>
                         <pic:nvPicPr>
-                          <pic:cNvPr descr="C:\Program Files\Quarto\share\formats\docx\note.png" id="88" name="Picture"/>
+                          <pic:cNvPr descr="/Applications/quarto/share/formats/docx/note.png" id="77" name="Picture"/>
                           <pic:cNvPicPr>
                             <a:picLocks noChangeArrowheads="1" noChangeAspect="1"/>
                           </pic:cNvPicPr>
                         </pic:nvPicPr>
                         <pic:blipFill>
-                          <a:blip r:embed="rId30"/>
+                          <a:blip r:embed="rId19"/>
                           <a:stretch>
                             <a:fillRect/>
                           </a:stretch>
@@ -7461,11 +7474,12 @@
               <w:t xml:space="preserve">: List the most important variables for your analysis</w:t>
             </w:r>
           </w:p>
+          <w:p/>
         </w:tc>
       </w:tr>
     </w:tbl>
-    <w:bookmarkEnd w:id="89"/>
-    <w:bookmarkStart w:id="95" w:name="loading-data"/>
+    <w:bookmarkEnd w:id="78"/>
+    <w:bookmarkStart w:id="84" w:name="loading-data"/>
     <w:p>
       <w:pPr>
         <w:pStyle w:val="Heading2"/>
@@ -7479,17 +7493,16 @@
         <w:tblStyle w:val="Table"/>
         <w:tblLook w:firstRow="0" w:lastRow="0" w:firstColumn="0" w:lastColumn="0" w:noHBand="0" w:noVBand="0" w:val="0000"/>
         <w:tblBorders>
+          <w:top w:val="single" w:sz="4" w:space="0" w:color="00A047"/>
           <w:left w:val="single" w:sz="24" w:space="0" w:color="00A047"/>
+          <w:bottom w:val="single" w:sz="4" w:space="0" w:color="00A047"/>
           <w:right w:val="single" w:sz="4" w:space="0" w:color="00A047"/>
-          <w:top w:val="single" w:sz="4" w:space="0" w:color="00A047"/>
-          <w:bottom w:val="single" w:sz="4" w:space="0" w:color="00A047"/>
         </w:tblBorders>
         <w:tblCellMar>
           <w:left w:w="144" w:type="dxa"/>
           <w:right w:w="144" w:type="dxa"/>
         </w:tblCellMar>
-        <w:tblInd w:w="164" w:type="dxa"/>
-        <w:tblW w:type="pct" w:w="100%"/>
+        <w:tblLook w:firstRow="0" w:lastRow="0" w:firstColumn="0" w:lastColumn="0" w:noHBand="0" w:noVBand="0" w:val="0000"/>
       </w:tblPr>
       <w:tr>
         <w:trPr>
@@ -7516,18 +7529,18 @@
                 <wp:inline>
                   <wp:extent cx="152400" cy="152400"/>
                   <wp:effectExtent b="0" l="0" r="0" t="0"/>
-                  <wp:docPr descr="" title="" id="90" name="Picture"/>
+                  <wp:docPr descr="" title="" id="79" name="Picture"/>
                   <a:graphic>
                     <a:graphicData uri="http://schemas.openxmlformats.org/drawingml/2006/picture">
                       <pic:pic>
                         <pic:nvPicPr>
-                          <pic:cNvPr descr="C:\Program Files\Quarto\share\formats\docx\tip.png" id="91" name="Picture"/>
+                          <pic:cNvPr descr="/Applications/quarto/share/formats/docx/tip.png" id="80" name="Picture"/>
                           <pic:cNvPicPr>
                             <a:picLocks noChangeArrowheads="1" noChangeAspect="1"/>
                           </pic:cNvPicPr>
                         </pic:nvPicPr>
                         <pic:blipFill>
-                          <a:blip r:embed="rId23"/>
+                          <a:blip r:embed="rId12"/>
                           <a:stretch>
                             <a:fillRect/>
                           </a:stretch>
@@ -7712,6 +7725,7 @@
               <w:t xml:space="preserve">from the setup chunk to ensure your code works regardless of where the report is run from.</w:t>
             </w:r>
           </w:p>
+          <w:p/>
         </w:tc>
       </w:tr>
     </w:tbl>
@@ -7756,7 +7770,7 @@
         <w:rPr>
           <w:rStyle w:val="VerbatimChar"/>
         </w:rPr>
-        <w:t xml:space="preserve">Instructor     object</w:t>
+        <w:t xml:space="preserve">Instructor       str</w:t>
       </w:r>
       <w:r>
         <w:br/>
@@ -7765,7 +7779,7 @@
         <w:rPr>
           <w:rStyle w:val="VerbatimChar"/>
         </w:rPr>
-        <w:t xml:space="preserve">behavior       object</w:t>
+        <w:t xml:space="preserve">behavior         str</w:t>
       </w:r>
       <w:r>
         <w:br/>
@@ -7774,7 +7788,7 @@
         <w:rPr>
           <w:rStyle w:val="VerbatimChar"/>
         </w:rPr>
-        <w:t xml:space="preserve">performance     int64</w:t>
+        <w:t xml:space="preserve">performance    int64</w:t>
       </w:r>
       <w:r>
         <w:br/>
@@ -7798,7 +7812,7 @@
         <w:t xml:space="preserve">First 5 rows:</w:t>
       </w:r>
     </w:p>
-    <w:bookmarkStart w:id="92" w:name="load-data"/>
+    <w:bookmarkStart w:id="81" w:name="load-data"/>
     <w:tbl>
       <w:tblPr>
         <w:tblStyle w:val="Table"/>
@@ -7996,7 +8010,7 @@
         </w:tc>
       </w:tr>
     </w:tbl>
-    <w:bookmarkEnd w:id="92"/>
+    <w:bookmarkEnd w:id="81"/>
     <w:p>
       <w:pPr>
         <w:pStyle w:val="BodyText"/>
@@ -8010,17 +8024,16 @@
         <w:tblStyle w:val="Table"/>
         <w:tblLook w:firstRow="0" w:lastRow="0" w:firstColumn="0" w:lastColumn="0" w:noHBand="0" w:noVBand="0" w:val="0000"/>
         <w:tblBorders>
+          <w:top w:val="single" w:sz="4" w:space="0" w:color="00A047"/>
           <w:left w:val="single" w:sz="24" w:space="0" w:color="00A047"/>
+          <w:bottom w:val="single" w:sz="4" w:space="0" w:color="00A047"/>
           <w:right w:val="single" w:sz="4" w:space="0" w:color="00A047"/>
-          <w:top w:val="single" w:sz="4" w:space="0" w:color="00A047"/>
-          <w:bottom w:val="single" w:sz="4" w:space="0" w:color="00A047"/>
         </w:tblBorders>
         <w:tblCellMar>
           <w:left w:w="144" w:type="dxa"/>
           <w:right w:w="144" w:type="dxa"/>
         </w:tblCellMar>
-        <w:tblInd w:w="164" w:type="dxa"/>
-        <w:tblW w:type="pct" w:w="100%"/>
+        <w:tblLook w:firstRow="0" w:lastRow="0" w:firstColumn="0" w:lastColumn="0" w:noHBand="0" w:noVBand="0" w:val="0000"/>
       </w:tblPr>
       <w:tr>
         <w:trPr>
@@ -8047,18 +8060,18 @@
                 <wp:inline>
                   <wp:extent cx="152400" cy="152400"/>
                   <wp:effectExtent b="0" l="0" r="0" t="0"/>
-                  <wp:docPr descr="" title="" id="93" name="Picture"/>
+                  <wp:docPr descr="" title="" id="82" name="Picture"/>
                   <a:graphic>
                     <a:graphicData uri="http://schemas.openxmlformats.org/drawingml/2006/picture">
                       <pic:pic>
                         <pic:nvPicPr>
-                          <pic:cNvPr descr="C:\Program Files\Quarto\share\formats\docx\tip.png" id="94" name="Picture"/>
+                          <pic:cNvPr descr="/Applications/quarto/share/formats/docx/tip.png" id="83" name="Picture"/>
                           <pic:cNvPicPr>
                             <a:picLocks noChangeArrowheads="1" noChangeAspect="1"/>
                           </pic:cNvPicPr>
                         </pic:nvPicPr>
                         <pic:blipFill>
-                          <a:blip r:embed="rId23"/>
+                          <a:blip r:embed="rId12"/>
                           <a:stretch>
                             <a:fillRect/>
                           </a:stretch>
@@ -8327,11 +8340,12 @@
               <w:t xml:space="preserve">Always document your data acquisition process!</w:t>
             </w:r>
           </w:p>
+          <w:p/>
         </w:tc>
       </w:tr>
     </w:tbl>
-    <w:bookmarkEnd w:id="95"/>
-    <w:bookmarkStart w:id="112" w:name="wrangling"/>
+    <w:bookmarkEnd w:id="84"/>
+    <w:bookmarkStart w:id="101" w:name="wrangling"/>
     <w:p>
       <w:pPr>
         <w:pStyle w:val="Heading2"/>
@@ -8340,7 +8354,7 @@
         <w:t xml:space="preserve">Wrangling</w:t>
       </w:r>
     </w:p>
-    <w:bookmarkStart w:id="98" w:name="general-transformations"/>
+    <w:bookmarkStart w:id="87" w:name="general-transformations"/>
     <w:p>
       <w:pPr>
         <w:pStyle w:val="Heading3"/>
@@ -8362,17 +8376,16 @@
         <w:tblStyle w:val="Table"/>
         <w:tblLook w:firstRow="0" w:lastRow="0" w:firstColumn="0" w:lastColumn="0" w:noHBand="0" w:noVBand="0" w:val="0000"/>
         <w:tblBorders>
+          <w:top w:val="single" w:sz="4" w:space="0" w:color="FC5300"/>
           <w:left w:val="single" w:sz="24" w:space="0" w:color="FC5300"/>
+          <w:bottom w:val="single" w:sz="4" w:space="0" w:color="FC5300"/>
           <w:right w:val="single" w:sz="4" w:space="0" w:color="FC5300"/>
-          <w:top w:val="single" w:sz="4" w:space="0" w:color="FC5300"/>
-          <w:bottom w:val="single" w:sz="4" w:space="0" w:color="FC5300"/>
         </w:tblBorders>
         <w:tblCellMar>
           <w:left w:w="144" w:type="dxa"/>
           <w:right w:w="144" w:type="dxa"/>
         </w:tblCellMar>
-        <w:tblInd w:w="164" w:type="dxa"/>
-        <w:tblW w:type="pct" w:w="100%"/>
+        <w:tblLook w:firstRow="0" w:lastRow="0" w:firstColumn="0" w:lastColumn="0" w:noHBand="0" w:noVBand="0" w:val="0000"/>
       </w:tblPr>
       <w:tr>
         <w:trPr>
@@ -8399,18 +8412,18 @@
                 <wp:inline>
                   <wp:extent cx="152400" cy="152400"/>
                   <wp:effectExtent b="0" l="0" r="0" t="0"/>
-                  <wp:docPr descr="" title="" id="96" name="Picture"/>
+                  <wp:docPr descr="" title="" id="85" name="Picture"/>
                   <a:graphic>
                     <a:graphicData uri="http://schemas.openxmlformats.org/drawingml/2006/picture">
                       <pic:pic>
                         <pic:nvPicPr>
-                          <pic:cNvPr descr="C:\Program Files\Quarto\share\formats\docx\caution.png" id="97" name="Picture"/>
+                          <pic:cNvPr descr="/Applications/quarto/share/formats/docx/caution.png" id="86" name="Picture"/>
                           <pic:cNvPicPr>
                             <a:picLocks noChangeArrowheads="1" noChangeAspect="1"/>
                           </pic:cNvPicPr>
                         </pic:nvPicPr>
                         <pic:blipFill>
-                          <a:blip r:embed="rId78"/>
+                          <a:blip r:embed="rId67"/>
                           <a:stretch>
                             <a:fillRect/>
                           </a:stretch>
@@ -8546,11 +8559,12 @@
               <w:t xml:space="preserve">: Check the results make sense</w:t>
             </w:r>
           </w:p>
+          <w:p/>
         </w:tc>
       </w:tr>
     </w:tbl>
-    <w:bookmarkEnd w:id="98"/>
-    <w:bookmarkStart w:id="101" w:name="spotting-mistakes-and-missing-data"/>
+    <w:bookmarkEnd w:id="87"/>
+    <w:bookmarkStart w:id="90" w:name="spotting-mistakes-and-missing-data"/>
     <w:p>
       <w:pPr>
         <w:pStyle w:val="Heading3"/>
@@ -8572,17 +8586,16 @@
         <w:tblStyle w:val="Table"/>
         <w:tblLook w:firstRow="0" w:lastRow="0" w:firstColumn="0" w:lastColumn="0" w:noHBand="0" w:noVBand="0" w:val="0000"/>
         <w:tblBorders>
+          <w:top w:val="single" w:sz="4" w:space="0" w:color="EB9113"/>
           <w:left w:val="single" w:sz="24" w:space="0" w:color="EB9113"/>
+          <w:bottom w:val="single" w:sz="4" w:space="0" w:color="EB9113"/>
           <w:right w:val="single" w:sz="4" w:space="0" w:color="EB9113"/>
-          <w:top w:val="single" w:sz="4" w:space="0" w:color="EB9113"/>
-          <w:bottom w:val="single" w:sz="4" w:space="0" w:color="EB9113"/>
         </w:tblBorders>
         <w:tblCellMar>
           <w:left w:w="144" w:type="dxa"/>
           <w:right w:w="144" w:type="dxa"/>
         </w:tblCellMar>
-        <w:tblInd w:w="164" w:type="dxa"/>
-        <w:tblW w:type="pct" w:w="100%"/>
+        <w:tblLook w:firstRow="0" w:lastRow="0" w:firstColumn="0" w:lastColumn="0" w:noHBand="0" w:noVBand="0" w:val="0000"/>
       </w:tblPr>
       <w:tr>
         <w:trPr>
@@ -8609,18 +8622,18 @@
                 <wp:inline>
                   <wp:extent cx="152400" cy="152400"/>
                   <wp:effectExtent b="0" l="0" r="0" t="0"/>
-                  <wp:docPr descr="" title="" id="99" name="Picture"/>
+                  <wp:docPr descr="" title="" id="88" name="Picture"/>
                   <a:graphic>
                     <a:graphicData uri="http://schemas.openxmlformats.org/drawingml/2006/picture">
                       <pic:pic>
                         <pic:nvPicPr>
-                          <pic:cNvPr descr="C:\Program Files\Quarto\share\formats\docx\warning.png" id="100" name="Picture"/>
+                          <pic:cNvPr descr="/Applications/quarto/share/formats/docx/warning.png" id="89" name="Picture"/>
                           <pic:cNvPicPr>
                             <a:picLocks noChangeArrowheads="1" noChangeAspect="1"/>
                           </pic:cNvPicPr>
                         </pic:nvPicPr>
                         <pic:blipFill>
-                          <a:blip r:embed="rId75"/>
+                          <a:blip r:embed="rId64"/>
                           <a:stretch>
                             <a:fillRect/>
                           </a:stretch>
@@ -8777,11 +8790,12 @@
               <w:t xml:space="preserve">and justify why it’s appropriate for your data!</w:t>
             </w:r>
           </w:p>
+          <w:p/>
         </w:tc>
       </w:tr>
     </w:tbl>
-    <w:bookmarkEnd w:id="101"/>
-    <w:bookmarkStart w:id="111" w:name="listing-anomalies-and-outliers"/>
+    <w:bookmarkEnd w:id="90"/>
+    <w:bookmarkStart w:id="100" w:name="listing-anomalies-and-outliers"/>
     <w:p>
       <w:pPr>
         <w:pStyle w:val="Heading3"/>
@@ -8803,17 +8817,16 @@
         <w:tblStyle w:val="Table"/>
         <w:tblLook w:firstRow="0" w:lastRow="0" w:firstColumn="0" w:lastColumn="0" w:noHBand="0" w:noVBand="0" w:val="0000"/>
         <w:tblBorders>
+          <w:top w:val="single" w:sz="4" w:space="0" w:color="00A047"/>
           <w:left w:val="single" w:sz="24" w:space="0" w:color="00A047"/>
+          <w:bottom w:val="single" w:sz="4" w:space="0" w:color="00A047"/>
           <w:right w:val="single" w:sz="4" w:space="0" w:color="00A047"/>
-          <w:top w:val="single" w:sz="4" w:space="0" w:color="00A047"/>
-          <w:bottom w:val="single" w:sz="4" w:space="0" w:color="00A047"/>
         </w:tblBorders>
         <w:tblCellMar>
           <w:left w:w="144" w:type="dxa"/>
           <w:right w:w="144" w:type="dxa"/>
         </w:tblCellMar>
-        <w:tblInd w:w="164" w:type="dxa"/>
-        <w:tblW w:type="pct" w:w="100%"/>
+        <w:tblLook w:firstRow="0" w:lastRow="0" w:firstColumn="0" w:lastColumn="0" w:noHBand="0" w:noVBand="0" w:val="0000"/>
       </w:tblPr>
       <w:tr>
         <w:trPr>
@@ -8840,18 +8853,18 @@
                 <wp:inline>
                   <wp:extent cx="152400" cy="152400"/>
                   <wp:effectExtent b="0" l="0" r="0" t="0"/>
-                  <wp:docPr descr="" title="" id="102" name="Picture"/>
+                  <wp:docPr descr="" title="" id="91" name="Picture"/>
                   <a:graphic>
                     <a:graphicData uri="http://schemas.openxmlformats.org/drawingml/2006/picture">
                       <pic:pic>
                         <pic:nvPicPr>
-                          <pic:cNvPr descr="C:\Program Files\Quarto\share\formats\docx\tip.png" id="103" name="Picture"/>
+                          <pic:cNvPr descr="/Applications/quarto/share/formats/docx/tip.png" id="92" name="Picture"/>
                           <pic:cNvPicPr>
                             <a:picLocks noChangeArrowheads="1" noChangeAspect="1"/>
                           </pic:cNvPicPr>
                         </pic:nvPicPr>
                         <pic:blipFill>
-                          <a:blip r:embed="rId23"/>
+                          <a:blip r:embed="rId12"/>
                           <a:stretch>
                             <a:fillRect/>
                           </a:stretch>
@@ -9022,6 +9035,7 @@
               <w:t xml:space="preserve">: The most interesting part of your data!</w:t>
             </w:r>
           </w:p>
+          <w:p/>
         </w:tc>
       </w:tr>
     </w:tbl>
@@ -9114,7 +9128,7 @@
         <w:t xml:space="preserve">Cleaned data summary:</w:t>
       </w:r>
     </w:p>
-    <w:bookmarkStart w:id="104" w:name="data-cleaning"/>
+    <w:bookmarkStart w:id="93" w:name="data-cleaning"/>
     <w:tbl>
       <w:tblPr>
         <w:tblStyle w:val="Table"/>
@@ -9680,7 +9694,7 @@
         </w:tc>
       </w:tr>
     </w:tbl>
-    <w:bookmarkEnd w:id="104"/>
+    <w:bookmarkEnd w:id="93"/>
     <w:p>
       <w:pPr>
         <w:pStyle w:val="BodyText"/>
@@ -9739,17 +9753,16 @@
         <w:tblStyle w:val="Table"/>
         <w:tblLook w:firstRow="0" w:lastRow="0" w:firstColumn="0" w:lastColumn="0" w:noHBand="0" w:noVBand="0" w:val="0000"/>
         <w:tblBorders>
+          <w:top w:val="single" w:sz="4" w:space="0" w:color="00A047"/>
           <w:left w:val="single" w:sz="24" w:space="0" w:color="00A047"/>
+          <w:bottom w:val="single" w:sz="4" w:space="0" w:color="00A047"/>
           <w:right w:val="single" w:sz="4" w:space="0" w:color="00A047"/>
-          <w:top w:val="single" w:sz="4" w:space="0" w:color="00A047"/>
-          <w:bottom w:val="single" w:sz="4" w:space="0" w:color="00A047"/>
         </w:tblBorders>
         <w:tblCellMar>
           <w:left w:w="144" w:type="dxa"/>
           <w:right w:w="144" w:type="dxa"/>
         </w:tblCellMar>
-        <w:tblInd w:w="164" w:type="dxa"/>
-        <w:tblW w:type="pct" w:w="100%"/>
+        <w:tblLook w:firstRow="0" w:lastRow="0" w:firstColumn="0" w:lastColumn="0" w:noHBand="0" w:noVBand="0" w:val="0000"/>
       </w:tblPr>
       <w:tr>
         <w:trPr>
@@ -9776,18 +9789,18 @@
                 <wp:inline>
                   <wp:extent cx="152400" cy="152400"/>
                   <wp:effectExtent b="0" l="0" r="0" t="0"/>
-                  <wp:docPr descr="" title="" id="105" name="Picture"/>
+                  <wp:docPr descr="" title="" id="94" name="Picture"/>
                   <a:graphic>
                     <a:graphicData uri="http://schemas.openxmlformats.org/drawingml/2006/picture">
                       <pic:pic>
                         <pic:nvPicPr>
-                          <pic:cNvPr descr="C:\Program Files\Quarto\share\formats\docx\tip.png" id="106" name="Picture"/>
+                          <pic:cNvPr descr="/Applications/quarto/share/formats/docx/tip.png" id="95" name="Picture"/>
                           <pic:cNvPicPr>
                             <a:picLocks noChangeArrowheads="1" noChangeAspect="1"/>
                           </pic:cNvPicPr>
                         </pic:nvPicPr>
                         <pic:blipFill>
-                          <a:blip r:embed="rId23"/>
+                          <a:blip r:embed="rId12"/>
                           <a:stretch>
                             <a:fillRect/>
                           </a:stretch>
@@ -9936,6 +9949,7 @@
               <w:t xml:space="preserve">This is better than hard-coding numbers, which can become outdated if you update your data!</w:t>
             </w:r>
           </w:p>
+          <w:p/>
         </w:tc>
       </w:tr>
     </w:tbl>
@@ -9952,17 +9966,16 @@
         <w:tblStyle w:val="Table"/>
         <w:tblLook w:firstRow="0" w:lastRow="0" w:firstColumn="0" w:lastColumn="0" w:noHBand="0" w:noVBand="0" w:val="0000"/>
         <w:tblBorders>
+          <w:top w:val="single" w:sz="4" w:space="0" w:color="CC1914"/>
           <w:left w:val="single" w:sz="24" w:space="0" w:color="CC1914"/>
+          <w:bottom w:val="single" w:sz="4" w:space="0" w:color="CC1914"/>
           <w:right w:val="single" w:sz="4" w:space="0" w:color="CC1914"/>
-          <w:top w:val="single" w:sz="4" w:space="0" w:color="CC1914"/>
-          <w:bottom w:val="single" w:sz="4" w:space="0" w:color="CC1914"/>
         </w:tblBorders>
         <w:tblCellMar>
           <w:left w:w="144" w:type="dxa"/>
           <w:right w:w="144" w:type="dxa"/>
         </w:tblCellMar>
-        <w:tblInd w:w="164" w:type="dxa"/>
-        <w:tblW w:type="pct" w:w="100%"/>
+        <w:tblLook w:firstRow="0" w:lastRow="0" w:firstColumn="0" w:lastColumn="0" w:noHBand="0" w:noVBand="0" w:val="0000"/>
       </w:tblPr>
       <w:tr>
         <w:trPr>
@@ -9989,18 +10002,18 @@
                 <wp:inline>
                   <wp:extent cx="152400" cy="152400"/>
                   <wp:effectExtent b="0" l="0" r="0" t="0"/>
-                  <wp:docPr descr="" title="" id="107" name="Picture"/>
+                  <wp:docPr descr="" title="" id="96" name="Picture"/>
                   <a:graphic>
                     <a:graphicData uri="http://schemas.openxmlformats.org/drawingml/2006/picture">
                       <pic:pic>
                         <pic:nvPicPr>
-                          <pic:cNvPr descr="C:\Program Files\Quarto\share\formats\docx\important.png" id="108" name="Picture"/>
+                          <pic:cNvPr descr="/Applications/quarto/share/formats/docx/important.png" id="97" name="Picture"/>
                           <pic:cNvPicPr>
                             <a:picLocks noChangeArrowheads="1" noChangeAspect="1"/>
                           </pic:cNvPicPr>
                         </pic:nvPicPr>
                         <pic:blipFill>
-                          <a:blip r:embed="rId20"/>
+                          <a:blip r:embed="rId9"/>
                           <a:stretch>
                             <a:fillRect/>
                           </a:stretch>
@@ -10156,6 +10169,7 @@
               <w:t xml:space="preserve">“We removed rows with missing performance scores (N=15, 7.5% of data) because these are our primary outcome variable and cannot be reliably imputed. This minimal data loss is acceptable and preserves the integrity of our performance analysis.”</w:t>
             </w:r>
           </w:p>
+          <w:p/>
         </w:tc>
       </w:tr>
     </w:tbl>
@@ -10172,17 +10186,16 @@
         <w:tblStyle w:val="Table"/>
         <w:tblLook w:firstRow="0" w:lastRow="0" w:firstColumn="0" w:lastColumn="0" w:noHBand="0" w:noVBand="0" w:val="0000"/>
         <w:tblBorders>
+          <w:top w:val="single" w:sz="4" w:space="0" w:color="0758E5"/>
           <w:left w:val="single" w:sz="24" w:space="0" w:color="0758E5"/>
+          <w:bottom w:val="single" w:sz="4" w:space="0" w:color="0758E5"/>
           <w:right w:val="single" w:sz="4" w:space="0" w:color="0758E5"/>
-          <w:top w:val="single" w:sz="4" w:space="0" w:color="0758E5"/>
-          <w:bottom w:val="single" w:sz="4" w:space="0" w:color="0758E5"/>
         </w:tblBorders>
         <w:tblCellMar>
           <w:left w:w="144" w:type="dxa"/>
           <w:right w:w="144" w:type="dxa"/>
         </w:tblCellMar>
-        <w:tblInd w:w="164" w:type="dxa"/>
-        <w:tblW w:type="pct" w:w="100%"/>
+        <w:tblLook w:firstRow="0" w:lastRow="0" w:firstColumn="0" w:lastColumn="0" w:noHBand="0" w:noVBand="0" w:val="0000"/>
       </w:tblPr>
       <w:tr>
         <w:trPr>
@@ -10209,18 +10222,18 @@
                 <wp:inline>
                   <wp:extent cx="152400" cy="152400"/>
                   <wp:effectExtent b="0" l="0" r="0" t="0"/>
-                  <wp:docPr descr="" title="" id="109" name="Picture"/>
+                  <wp:docPr descr="" title="" id="98" name="Picture"/>
                   <a:graphic>
                     <a:graphicData uri="http://schemas.openxmlformats.org/drawingml/2006/picture">
                       <pic:pic>
                         <pic:nvPicPr>
-                          <pic:cNvPr descr="C:\Program Files\Quarto\share\formats\docx\note.png" id="110" name="Picture"/>
+                          <pic:cNvPr descr="/Applications/quarto/share/formats/docx/note.png" id="99" name="Picture"/>
                           <pic:cNvPicPr>
                             <a:picLocks noChangeArrowheads="1" noChangeAspect="1"/>
                           </pic:cNvPicPr>
                         </pic:nvPicPr>
                         <pic:blipFill>
-                          <a:blip r:embed="rId30"/>
+                          <a:blip r:embed="rId19"/>
                           <a:stretch>
                             <a:fillRect/>
                           </a:stretch>
@@ -10376,13 +10389,14 @@
               <w:t xml:space="preserve">✓ Cleaned data is saved for reproducibility</w:t>
             </w:r>
           </w:p>
+          <w:p/>
         </w:tc>
       </w:tr>
     </w:tbl>
-    <w:bookmarkEnd w:id="111"/>
-    <w:bookmarkEnd w:id="112"/>
-    <w:bookmarkEnd w:id="113"/>
-    <w:bookmarkStart w:id="154" w:name="eda"/>
+    <w:bookmarkEnd w:id="100"/>
+    <w:bookmarkEnd w:id="101"/>
+    <w:bookmarkEnd w:id="102"/>
+    <w:bookmarkStart w:id="143" w:name="eda"/>
     <w:p>
       <w:pPr>
         <w:pStyle w:val="Heading1"/>
@@ -10396,17 +10410,16 @@
         <w:tblStyle w:val="Table"/>
         <w:tblLook w:firstRow="0" w:lastRow="0" w:firstColumn="0" w:lastColumn="0" w:noHBand="0" w:noVBand="0" w:val="0000"/>
         <w:tblBorders>
+          <w:top w:val="single" w:sz="4" w:space="0" w:color="00A047"/>
           <w:left w:val="single" w:sz="24" w:space="0" w:color="00A047"/>
+          <w:bottom w:val="single" w:sz="4" w:space="0" w:color="00A047"/>
           <w:right w:val="single" w:sz="4" w:space="0" w:color="00A047"/>
-          <w:top w:val="single" w:sz="4" w:space="0" w:color="00A047"/>
-          <w:bottom w:val="single" w:sz="4" w:space="0" w:color="00A047"/>
         </w:tblBorders>
         <w:tblCellMar>
           <w:left w:w="144" w:type="dxa"/>
           <w:right w:w="144" w:type="dxa"/>
         </w:tblCellMar>
-        <w:tblInd w:w="164" w:type="dxa"/>
-        <w:tblW w:type="pct" w:w="100%"/>
+        <w:tblLook w:firstRow="0" w:lastRow="0" w:firstColumn="0" w:lastColumn="0" w:noHBand="0" w:noVBand="0" w:val="0000"/>
       </w:tblPr>
       <w:tr>
         <w:trPr>
@@ -10433,18 +10446,18 @@
                 <wp:inline>
                   <wp:extent cx="152400" cy="152400"/>
                   <wp:effectExtent b="0" l="0" r="0" t="0"/>
-                  <wp:docPr descr="" title="" id="114" name="Picture"/>
+                  <wp:docPr descr="" title="" id="103" name="Picture"/>
                   <a:graphic>
                     <a:graphicData uri="http://schemas.openxmlformats.org/drawingml/2006/picture">
                       <pic:pic>
                         <pic:nvPicPr>
-                          <pic:cNvPr descr="C:\Program Files\Quarto\share\formats\docx\tip.png" id="115" name="Picture"/>
+                          <pic:cNvPr descr="/Applications/quarto/share/formats/docx/tip.png" id="104" name="Picture"/>
                           <pic:cNvPicPr>
                             <a:picLocks noChangeArrowheads="1" noChangeAspect="1"/>
                           </pic:cNvPicPr>
                         </pic:nvPicPr>
                         <pic:blipFill>
-                          <a:blip r:embed="rId23"/>
+                          <a:blip r:embed="rId12"/>
                           <a:stretch>
                             <a:fillRect/>
                           </a:stretch>
@@ -10670,6 +10683,7 @@
               <w:t xml:space="preserve">.</w:t>
             </w:r>
           </w:p>
+          <w:p/>
         </w:tc>
       </w:tr>
     </w:tbl>
@@ -10686,17 +10700,16 @@
         <w:tblStyle w:val="Table"/>
         <w:tblLook w:firstRow="0" w:lastRow="0" w:firstColumn="0" w:lastColumn="0" w:noHBand="0" w:noVBand="0" w:val="0000"/>
         <w:tblBorders>
+          <w:top w:val="single" w:sz="4" w:space="0" w:color="CC1914"/>
           <w:left w:val="single" w:sz="24" w:space="0" w:color="CC1914"/>
+          <w:bottom w:val="single" w:sz="4" w:space="0" w:color="CC1914"/>
           <w:right w:val="single" w:sz="4" w:space="0" w:color="CC1914"/>
-          <w:top w:val="single" w:sz="4" w:space="0" w:color="CC1914"/>
-          <w:bottom w:val="single" w:sz="4" w:space="0" w:color="CC1914"/>
         </w:tblBorders>
         <w:tblCellMar>
           <w:left w:w="144" w:type="dxa"/>
           <w:right w:w="144" w:type="dxa"/>
         </w:tblCellMar>
-        <w:tblInd w:w="164" w:type="dxa"/>
-        <w:tblW w:type="pct" w:w="100%"/>
+        <w:tblLook w:firstRow="0" w:lastRow="0" w:firstColumn="0" w:lastColumn="0" w:noHBand="0" w:noVBand="0" w:val="0000"/>
       </w:tblPr>
       <w:tr>
         <w:trPr>
@@ -10723,18 +10736,18 @@
                 <wp:inline>
                   <wp:extent cx="152400" cy="152400"/>
                   <wp:effectExtent b="0" l="0" r="0" t="0"/>
-                  <wp:docPr descr="" title="" id="116" name="Picture"/>
+                  <wp:docPr descr="" title="" id="105" name="Picture"/>
                   <a:graphic>
                     <a:graphicData uri="http://schemas.openxmlformats.org/drawingml/2006/picture">
                       <pic:pic>
                         <pic:nvPicPr>
-                          <pic:cNvPr descr="C:\Program Files\Quarto\share\formats\docx\important.png" id="117" name="Picture"/>
+                          <pic:cNvPr descr="/Applications/quarto/share/formats/docx/important.png" id="106" name="Picture"/>
                           <pic:cNvPicPr>
                             <a:picLocks noChangeArrowheads="1" noChangeAspect="1"/>
                           </pic:cNvPicPr>
                         </pic:nvPicPr>
                         <pic:blipFill>
-                          <a:blip r:embed="rId20"/>
+                          <a:blip r:embed="rId9"/>
                           <a:stretch>
                             <a:fillRect/>
                           </a:stretch>
@@ -10953,10 +10966,11 @@
               <w:t xml:space="preserve">Your grade depends heavily on the quality of your interpretations, not just the number of plots you create.</w:t>
             </w:r>
           </w:p>
+          <w:p/>
         </w:tc>
       </w:tr>
     </w:tbl>
-    <w:bookmarkStart w:id="118" w:name="univariate-analysis"/>
+    <w:bookmarkStart w:id="107" w:name="univariate-analysis"/>
     <w:p>
       <w:pPr>
         <w:pStyle w:val="Heading2"/>
@@ -10973,7 +10987,7 @@
         <w:t xml:space="preserve">Examine each variable individually to understand its distribution, central tendency, and spread.</w:t>
       </w:r>
     </w:p>
-    <w:bookmarkEnd w:id="118"/>
+    <w:bookmarkEnd w:id="107"/>
     <w:p>
       <w:pPr>
         <w:pStyle w:val="Heading2"/>
@@ -10995,7 +11009,7 @@
       <w:tr>
         <w:tc>
           <w:tcPr/>
-          <w:bookmarkStart w:id="122" w:name="fig-performance-dist"/>
+          <w:bookmarkStart w:id="111" w:name="fig-performance-dist"/>
           <w:p>
             <w:pPr>
               <w:pStyle w:val="Compact"/>
@@ -11006,18 +11020,18 @@
                 <wp:inline>
                   <wp:extent cx="5334000" cy="3283009"/>
                   <wp:effectExtent b="0" l="0" r="0" t="0"/>
-                  <wp:docPr descr="" title="" id="120" name="Picture"/>
+                  <wp:docPr descr="" title="" id="109" name="Picture"/>
                   <a:graphic>
                     <a:graphicData uri="http://schemas.openxmlformats.org/drawingml/2006/picture">
                       <pic:pic>
                         <pic:nvPicPr>
-                          <pic:cNvPr descr="report_files/figure-docx/fig-performance-dist-output-1.png" id="121" name="Picture"/>
+                          <pic:cNvPr descr="report_files/figure-docx/fig-performance-dist-output-1.png" id="110" name="Picture"/>
                           <pic:cNvPicPr>
                             <a:picLocks noChangeArrowheads="1" noChangeAspect="1"/>
                           </pic:cNvPicPr>
                         </pic:nvPicPr>
                         <pic:blipFill>
-                          <a:blip r:embed="rId119"/>
+                          <a:blip r:embed="rId108"/>
                           <a:stretch>
                             <a:fillRect/>
                           </a:stretch>
@@ -11049,7 +11063,7 @@
               <w:jc w:val="center"/>
             </w:pPr>
             <w:pPr>
-              <w:jc w:val="start"/>
+              <w:jc w:val="left"/>
               <w:spacing w:before="200"/>
               <w:pStyle w:val="ImageCaption"/>
             </w:pPr>
@@ -11057,7 +11071,7 @@
               <w:t xml:space="preserve">Figure 2: Distribution of performance scores showing approximately normal distribution</w:t>
             </w:r>
           </w:p>
-          <w:bookmarkEnd w:id="122"/>
+          <w:bookmarkEnd w:id="111"/>
         </w:tc>
       </w:tr>
     </w:tbl>
@@ -11082,13 +11096,13 @@
       <w:tr>
         <w:tc>
           <w:tcPr/>
-          <w:bookmarkStart w:id="123" w:name="tbl-summary-stats"/>
+          <w:bookmarkStart w:id="112" w:name="tbl-summary-stats"/>
           <w:p>
             <w:pPr>
               <w:jc w:val="center"/>
             </w:pPr>
             <w:pPr>
-              <w:jc w:val="start"/>
+              <w:jc w:val="left"/>
               <w:spacing w:before="200"/>
               <w:pStyle w:val="ImageCaption"/>
             </w:pPr>
@@ -11204,7 +11218,7 @@
               <w:t xml:space="preserve">Kurtosis: -0.347</w:t>
             </w:r>
           </w:p>
-          <w:bookmarkEnd w:id="123"/>
+          <w:bookmarkEnd w:id="112"/>
         </w:tc>
       </w:tr>
     </w:tbl>
@@ -11229,7 +11243,7 @@
       <w:tr>
         <w:tc>
           <w:tcPr/>
-          <w:bookmarkStart w:id="127" w:name="fig-performance-box"/>
+          <w:bookmarkStart w:id="116" w:name="fig-performance-box"/>
           <w:p>
             <w:pPr>
               <w:pStyle w:val="Compact"/>
@@ -11240,18 +11254,18 @@
                 <wp:inline>
                   <wp:extent cx="5305425" cy="3476625"/>
                   <wp:effectExtent b="0" l="0" r="0" t="0"/>
-                  <wp:docPr descr="" title="" id="125" name="Picture"/>
+                  <wp:docPr descr="" title="" id="114" name="Picture"/>
                   <a:graphic>
                     <a:graphicData uri="http://schemas.openxmlformats.org/drawingml/2006/picture">
                       <pic:pic>
                         <pic:nvPicPr>
-                          <pic:cNvPr descr="report_files/figure-docx/fig-performance-box-output-1.png" id="126" name="Picture"/>
+                          <pic:cNvPr descr="report_files/figure-docx/fig-performance-box-output-1.png" id="115" name="Picture"/>
                           <pic:cNvPicPr>
                             <a:picLocks noChangeArrowheads="1" noChangeAspect="1"/>
                           </pic:cNvPicPr>
                         </pic:nvPicPr>
                         <pic:blipFill>
-                          <a:blip r:embed="rId124"/>
+                          <a:blip r:embed="rId113"/>
                           <a:stretch>
                             <a:fillRect/>
                           </a:stretch>
@@ -11283,7 +11297,7 @@
               <w:jc w:val="center"/>
             </w:pPr>
             <w:pPr>
-              <w:jc w:val="start"/>
+              <w:jc w:val="left"/>
               <w:spacing w:before="200"/>
               <w:pStyle w:val="ImageCaption"/>
             </w:pPr>
@@ -11291,11 +11305,11 @@
               <w:t xml:space="preserve">Figure 3: Box plot showing the five-number summary and outliers</w:t>
             </w:r>
           </w:p>
-          <w:bookmarkEnd w:id="127"/>
+          <w:bookmarkEnd w:id="116"/>
         </w:tc>
       </w:tr>
     </w:tbl>
-    <w:bookmarkStart w:id="130" w:name="bivariate-analysis"/>
+    <w:bookmarkStart w:id="119" w:name="bivariate-analysis"/>
     <w:p>
       <w:pPr>
         <w:pStyle w:val="Heading2"/>
@@ -11353,17 +11367,16 @@
         <w:tblStyle w:val="Table"/>
         <w:tblLook w:firstRow="0" w:lastRow="0" w:firstColumn="0" w:lastColumn="0" w:noHBand="0" w:noVBand="0" w:val="0000"/>
         <w:tblBorders>
+          <w:top w:val="single" w:sz="4" w:space="0" w:color="00A047"/>
           <w:left w:val="single" w:sz="24" w:space="0" w:color="00A047"/>
+          <w:bottom w:val="single" w:sz="4" w:space="0" w:color="00A047"/>
           <w:right w:val="single" w:sz="4" w:space="0" w:color="00A047"/>
-          <w:top w:val="single" w:sz="4" w:space="0" w:color="00A047"/>
-          <w:bottom w:val="single" w:sz="4" w:space="0" w:color="00A047"/>
         </w:tblBorders>
         <w:tblCellMar>
           <w:left w:w="144" w:type="dxa"/>
           <w:right w:w="144" w:type="dxa"/>
         </w:tblCellMar>
-        <w:tblInd w:w="164" w:type="dxa"/>
-        <w:tblW w:type="pct" w:w="100%"/>
+        <w:tblLook w:firstRow="0" w:lastRow="0" w:firstColumn="0" w:lastColumn="0" w:noHBand="0" w:noVBand="0" w:val="0000"/>
       </w:tblPr>
       <w:tr>
         <w:trPr>
@@ -11390,18 +11403,18 @@
                 <wp:inline>
                   <wp:extent cx="152400" cy="152400"/>
                   <wp:effectExtent b="0" l="0" r="0" t="0"/>
-                  <wp:docPr descr="" title="" id="128" name="Picture"/>
+                  <wp:docPr descr="" title="" id="117" name="Picture"/>
                   <a:graphic>
                     <a:graphicData uri="http://schemas.openxmlformats.org/drawingml/2006/picture">
                       <pic:pic>
                         <pic:nvPicPr>
-                          <pic:cNvPr descr="C:\Program Files\Quarto\share\formats\docx\tip.png" id="129" name="Picture"/>
+                          <pic:cNvPr descr="/Applications/quarto/share/formats/docx/tip.png" id="118" name="Picture"/>
                           <pic:cNvPicPr>
                             <a:picLocks noChangeArrowheads="1" noChangeAspect="1"/>
                           </pic:cNvPicPr>
                         </pic:nvPicPr>
                         <pic:blipFill>
-                          <a:blip r:embed="rId23"/>
+                          <a:blip r:embed="rId12"/>
                           <a:stretch>
                             <a:fillRect/>
                           </a:stretch>
@@ -11712,6 +11725,7 @@
               <w:t xml:space="preserve">, there is a strong positive correlation…”</w:t>
             </w:r>
           </w:p>
+          <w:p/>
         </w:tc>
       </w:tr>
     </w:tbl>
@@ -11723,7 +11737,7 @@
         <w:t xml:space="preserve">Now let’s examine how performance varies across different instructors.</w:t>
       </w:r>
     </w:p>
-    <w:bookmarkEnd w:id="130"/>
+    <w:bookmarkEnd w:id="119"/>
     <w:p>
       <w:pPr>
         <w:pStyle w:val="Heading2"/>
@@ -11745,7 +11759,7 @@
       <w:tr>
         <w:tc>
           <w:tcPr/>
-          <w:bookmarkStart w:id="134" w:name="fig-performance-by-instructor"/>
+          <w:bookmarkStart w:id="123" w:name="fig-performance-by-instructor"/>
           <w:p>
             <w:pPr>
               <w:pStyle w:val="Compact"/>
@@ -11756,18 +11770,18 @@
                 <wp:inline>
                   <wp:extent cx="5334000" cy="3283009"/>
                   <wp:effectExtent b="0" l="0" r="0" t="0"/>
-                  <wp:docPr descr="" title="" id="132" name="Picture"/>
+                  <wp:docPr descr="" title="" id="121" name="Picture"/>
                   <a:graphic>
                     <a:graphicData uri="http://schemas.openxmlformats.org/drawingml/2006/picture">
                       <pic:pic>
                         <pic:nvPicPr>
-                          <pic:cNvPr descr="report_files/figure-docx/fig-performance-by-instructor-output-1.png" id="133" name="Picture"/>
+                          <pic:cNvPr descr="report_files/figure-docx/fig-performance-by-instructor-output-1.png" id="122" name="Picture"/>
                           <pic:cNvPicPr>
                             <a:picLocks noChangeArrowheads="1" noChangeAspect="1"/>
                           </pic:cNvPicPr>
                         </pic:nvPicPr>
                         <pic:blipFill>
-                          <a:blip r:embed="rId131"/>
+                          <a:blip r:embed="rId120"/>
                           <a:stretch>
                             <a:fillRect/>
                           </a:stretch>
@@ -11799,7 +11813,7 @@
               <w:jc w:val="center"/>
             </w:pPr>
             <w:pPr>
-              <w:jc w:val="start"/>
+              <w:jc w:val="left"/>
               <w:spacing w:before="200"/>
               <w:pStyle w:val="ImageCaption"/>
             </w:pPr>
@@ -11807,7 +11821,7 @@
               <w:t xml:space="preserve">Figure 4: Performance scores grouped by instructor showing variation across instructors</w:t>
             </w:r>
           </w:p>
-          <w:bookmarkEnd w:id="134"/>
+          <w:bookmarkEnd w:id="123"/>
         </w:tc>
       </w:tr>
     </w:tbl>
@@ -11832,13 +11846,13 @@
       <w:tr>
         <w:tc>
           <w:tcPr/>
-          <w:bookmarkStart w:id="135" w:name="tbl-anova-test"/>
+          <w:bookmarkStart w:id="124" w:name="tbl-anova-test"/>
           <w:p>
             <w:pPr>
               <w:jc w:val="center"/>
             </w:pPr>
             <w:pPr>
-              <w:jc w:val="start"/>
+              <w:jc w:val="left"/>
               <w:spacing w:before="200"/>
               <w:pStyle w:val="ImageCaption"/>
             </w:pPr>
@@ -11939,7 +11953,7 @@
               <w:t xml:space="preserve">John    0.891255</w:t>
             </w:r>
           </w:p>
-          <w:bookmarkEnd w:id="135"/>
+          <w:bookmarkEnd w:id="124"/>
         </w:tc>
       </w:tr>
     </w:tbl>
@@ -11948,17 +11962,16 @@
         <w:tblStyle w:val="Table"/>
         <w:tblLook w:firstRow="0" w:lastRow="0" w:firstColumn="0" w:lastColumn="0" w:noHBand="0" w:noVBand="0" w:val="0000"/>
         <w:tblBorders>
+          <w:top w:val="single" w:sz="4" w:space="0" w:color="CC1914"/>
           <w:left w:val="single" w:sz="24" w:space="0" w:color="CC1914"/>
+          <w:bottom w:val="single" w:sz="4" w:space="0" w:color="CC1914"/>
           <w:right w:val="single" w:sz="4" w:space="0" w:color="CC1914"/>
-          <w:top w:val="single" w:sz="4" w:space="0" w:color="CC1914"/>
-          <w:bottom w:val="single" w:sz="4" w:space="0" w:color="CC1914"/>
         </w:tblBorders>
         <w:tblCellMar>
           <w:left w:w="144" w:type="dxa"/>
           <w:right w:w="144" w:type="dxa"/>
         </w:tblCellMar>
-        <w:tblInd w:w="164" w:type="dxa"/>
-        <w:tblW w:type="pct" w:w="100%"/>
+        <w:tblLook w:firstRow="0" w:lastRow="0" w:firstColumn="0" w:lastColumn="0" w:noHBand="0" w:noVBand="0" w:val="0000"/>
       </w:tblPr>
       <w:tr>
         <w:trPr>
@@ -11985,18 +11998,18 @@
                 <wp:inline>
                   <wp:extent cx="152400" cy="152400"/>
                   <wp:effectExtent b="0" l="0" r="0" t="0"/>
-                  <wp:docPr descr="" title="" id="136" name="Picture"/>
+                  <wp:docPr descr="" title="" id="125" name="Picture"/>
                   <a:graphic>
                     <a:graphicData uri="http://schemas.openxmlformats.org/drawingml/2006/picture">
                       <pic:pic>
                         <pic:nvPicPr>
-                          <pic:cNvPr descr="C:\Program Files\Quarto\share\formats\docx\important.png" id="137" name="Picture"/>
+                          <pic:cNvPr descr="/Applications/quarto/share/formats/docx/important.png" id="126" name="Picture"/>
                           <pic:cNvPicPr>
                             <a:picLocks noChangeArrowheads="1" noChangeAspect="1"/>
                           </pic:cNvPicPr>
                         </pic:nvPicPr>
                         <pic:blipFill>
-                          <a:blip r:embed="rId20"/>
+                          <a:blip r:embed="rId9"/>
                           <a:stretch>
                             <a:fillRect/>
                           </a:stretch>
@@ -12226,10 +12239,11 @@
               <w:t xml:space="preserve">Take time to make your visualizations publication-quality.</w:t>
             </w:r>
           </w:p>
+          <w:p/>
         </w:tc>
       </w:tr>
     </w:tbl>
-    <w:bookmarkStart w:id="138" w:name="correlation-analysis"/>
+    <w:bookmarkStart w:id="127" w:name="correlation-analysis"/>
     <w:p>
       <w:pPr>
         <w:pStyle w:val="Heading2"/>
@@ -12238,7 +12252,7 @@
         <w:t xml:space="preserve">Correlation Analysis</w:t>
       </w:r>
     </w:p>
-    <w:bookmarkEnd w:id="138"/>
+    <w:bookmarkEnd w:id="127"/>
     <w:p>
       <w:pPr>
         <w:pStyle w:val="Heading2"/>
@@ -12260,7 +12274,7 @@
       <w:tr>
         <w:tc>
           <w:tcPr/>
-          <w:bookmarkStart w:id="142" w:name="fig-correlation-matrix"/>
+          <w:bookmarkStart w:id="131" w:name="fig-correlation-matrix"/>
           <w:p>
             <w:pPr>
               <w:pStyle w:val="Compact"/>
@@ -12271,18 +12285,18 @@
                 <wp:inline>
                   <wp:extent cx="5334000" cy="4746000"/>
                   <wp:effectExtent b="0" l="0" r="0" t="0"/>
-                  <wp:docPr descr="" title="" id="140" name="Picture"/>
+                  <wp:docPr descr="" title="" id="129" name="Picture"/>
                   <a:graphic>
                     <a:graphicData uri="http://schemas.openxmlformats.org/drawingml/2006/picture">
                       <pic:pic>
                         <pic:nvPicPr>
-                          <pic:cNvPr descr="report_files/figure-docx/fig-correlation-matrix-output-1.png" id="141" name="Picture"/>
+                          <pic:cNvPr descr="report_files/figure-docx/fig-correlation-matrix-output-1.png" id="130" name="Picture"/>
                           <pic:cNvPicPr>
                             <a:picLocks noChangeArrowheads="1" noChangeAspect="1"/>
                           </pic:cNvPicPr>
                         </pic:nvPicPr>
                         <pic:blipFill>
-                          <a:blip r:embed="rId139"/>
+                          <a:blip r:embed="rId128"/>
                           <a:stretch>
                             <a:fillRect/>
                           </a:stretch>
@@ -12314,7 +12328,7 @@
               <w:jc w:val="center"/>
             </w:pPr>
             <w:pPr>
-              <w:jc w:val="start"/>
+              <w:jc w:val="left"/>
               <w:spacing w:before="200"/>
               <w:pStyle w:val="ImageCaption"/>
             </w:pPr>
@@ -12322,7 +12336,7 @@
               <w:t xml:space="preserve">Figure 5: Correlation matrix showing relationships between numeric variables</w:t>
             </w:r>
           </w:p>
-          <w:bookmarkEnd w:id="142"/>
+          <w:bookmarkEnd w:id="131"/>
         </w:tc>
       </w:tr>
     </w:tbl>
@@ -12347,7 +12361,7 @@
       <w:tr>
         <w:tc>
           <w:tcPr/>
-          <w:bookmarkStart w:id="146" w:name="fig-scatter-experience-performance"/>
+          <w:bookmarkStart w:id="135" w:name="fig-scatter-experience-performance"/>
           <w:p>
             <w:pPr>
               <w:pStyle w:val="Compact"/>
@@ -12358,18 +12372,18 @@
                 <wp:inline>
                   <wp:extent cx="5334000" cy="3287398"/>
                   <wp:effectExtent b="0" l="0" r="0" t="0"/>
-                  <wp:docPr descr="" title="" id="144" name="Picture"/>
+                  <wp:docPr descr="" title="" id="133" name="Picture"/>
                   <a:graphic>
                     <a:graphicData uri="http://schemas.openxmlformats.org/drawingml/2006/picture">
                       <pic:pic>
                         <pic:nvPicPr>
-                          <pic:cNvPr descr="report_files/figure-docx/fig-scatter-experience-performance-output-1.png" id="145" name="Picture"/>
+                          <pic:cNvPr descr="report_files/figure-docx/fig-scatter-experience-performance-output-1.png" id="134" name="Picture"/>
                           <pic:cNvPicPr>
                             <a:picLocks noChangeArrowheads="1" noChangeAspect="1"/>
                           </pic:cNvPicPr>
                         </pic:nvPicPr>
                         <pic:blipFill>
-                          <a:blip r:embed="rId143"/>
+                          <a:blip r:embed="rId132"/>
                           <a:stretch>
                             <a:fillRect/>
                           </a:stretch>
@@ -12401,7 +12415,7 @@
               <w:jc w:val="center"/>
             </w:pPr>
             <w:pPr>
-              <w:jc w:val="start"/>
+              <w:jc w:val="left"/>
               <w:spacing w:before="200"/>
               <w:pStyle w:val="ImageCaption"/>
             </w:pPr>
@@ -12409,11 +12423,11 @@
               <w:t xml:space="preserve">Figure 6: Scatter plot showing positive relationship between experience and performance</w:t>
             </w:r>
           </w:p>
-          <w:bookmarkEnd w:id="146"/>
+          <w:bookmarkEnd w:id="135"/>
         </w:tc>
       </w:tr>
     </w:tbl>
-    <w:bookmarkStart w:id="153" w:name="key-findings"/>
+    <w:bookmarkStart w:id="142" w:name="key-findings"/>
     <w:p>
       <w:pPr>
         <w:pStyle w:val="Heading2"/>
@@ -12811,17 +12825,16 @@
         <w:tblStyle w:val="Table"/>
         <w:tblLook w:firstRow="0" w:lastRow="0" w:firstColumn="0" w:lastColumn="0" w:noHBand="0" w:noVBand="0" w:val="0000"/>
         <w:tblBorders>
+          <w:top w:val="single" w:sz="4" w:space="0" w:color="EB9113"/>
           <w:left w:val="single" w:sz="24" w:space="0" w:color="EB9113"/>
+          <w:bottom w:val="single" w:sz="4" w:space="0" w:color="EB9113"/>
           <w:right w:val="single" w:sz="4" w:space="0" w:color="EB9113"/>
-          <w:top w:val="single" w:sz="4" w:space="0" w:color="EB9113"/>
-          <w:bottom w:val="single" w:sz="4" w:space="0" w:color="EB9113"/>
         </w:tblBorders>
         <w:tblCellMar>
           <w:left w:w="144" w:type="dxa"/>
           <w:right w:w="144" w:type="dxa"/>
         </w:tblCellMar>
-        <w:tblInd w:w="164" w:type="dxa"/>
-        <w:tblW w:type="pct" w:w="100%"/>
+        <w:tblLook w:firstRow="0" w:lastRow="0" w:firstColumn="0" w:lastColumn="0" w:noHBand="0" w:noVBand="0" w:val="0000"/>
       </w:tblPr>
       <w:tr>
         <w:trPr>
@@ -12848,18 +12861,18 @@
                 <wp:inline>
                   <wp:extent cx="152400" cy="152400"/>
                   <wp:effectExtent b="0" l="0" r="0" t="0"/>
-                  <wp:docPr descr="" title="" id="147" name="Picture"/>
+                  <wp:docPr descr="" title="" id="136" name="Picture"/>
                   <a:graphic>
                     <a:graphicData uri="http://schemas.openxmlformats.org/drawingml/2006/picture">
                       <pic:pic>
                         <pic:nvPicPr>
-                          <pic:cNvPr descr="C:\Program Files\Quarto\share\formats\docx\warning.png" id="148" name="Picture"/>
+                          <pic:cNvPr descr="/Applications/quarto/share/formats/docx/warning.png" id="137" name="Picture"/>
                           <pic:cNvPicPr>
                             <a:picLocks noChangeArrowheads="1" noChangeAspect="1"/>
                           </pic:cNvPicPr>
                         </pic:nvPicPr>
                         <pic:blipFill>
-                          <a:blip r:embed="rId75"/>
+                          <a:blip r:embed="rId64"/>
                           <a:stretch>
                             <a:fillRect/>
                           </a:stretch>
@@ -13070,6 +13083,7 @@
               <w:t xml:space="preserve">State the observation, then interpret its significance.</w:t>
             </w:r>
           </w:p>
+          <w:p/>
         </w:tc>
       </w:tr>
     </w:tbl>
@@ -13086,17 +13100,16 @@
         <w:tblStyle w:val="Table"/>
         <w:tblLook w:firstRow="0" w:lastRow="0" w:firstColumn="0" w:lastColumn="0" w:noHBand="0" w:noVBand="0" w:val="0000"/>
         <w:tblBorders>
+          <w:top w:val="single" w:sz="4" w:space="0" w:color="EB9113"/>
           <w:left w:val="single" w:sz="24" w:space="0" w:color="EB9113"/>
+          <w:bottom w:val="single" w:sz="4" w:space="0" w:color="EB9113"/>
           <w:right w:val="single" w:sz="4" w:space="0" w:color="EB9113"/>
-          <w:top w:val="single" w:sz="4" w:space="0" w:color="EB9113"/>
-          <w:bottom w:val="single" w:sz="4" w:space="0" w:color="EB9113"/>
         </w:tblBorders>
         <w:tblCellMar>
           <w:left w:w="144" w:type="dxa"/>
           <w:right w:w="144" w:type="dxa"/>
         </w:tblCellMar>
-        <w:tblInd w:w="164" w:type="dxa"/>
-        <w:tblW w:type="pct" w:w="100%"/>
+        <w:tblLook w:firstRow="0" w:lastRow="0" w:firstColumn="0" w:lastColumn="0" w:noHBand="0" w:noVBand="0" w:val="0000"/>
       </w:tblPr>
       <w:tr>
         <w:trPr>
@@ -13123,18 +13136,18 @@
                 <wp:inline>
                   <wp:extent cx="152400" cy="152400"/>
                   <wp:effectExtent b="0" l="0" r="0" t="0"/>
-                  <wp:docPr descr="" title="" id="149" name="Picture"/>
+                  <wp:docPr descr="" title="" id="138" name="Picture"/>
                   <a:graphic>
                     <a:graphicData uri="http://schemas.openxmlformats.org/drawingml/2006/picture">
                       <pic:pic>
                         <pic:nvPicPr>
-                          <pic:cNvPr descr="C:\Program Files\Quarto\share\formats\docx\warning.png" id="150" name="Picture"/>
+                          <pic:cNvPr descr="/Applications/quarto/share/formats/docx/warning.png" id="139" name="Picture"/>
                           <pic:cNvPicPr>
                             <a:picLocks noChangeArrowheads="1" noChangeAspect="1"/>
                           </pic:cNvPicPr>
                         </pic:nvPicPr>
                         <pic:blipFill>
-                          <a:blip r:embed="rId75"/>
+                          <a:blip r:embed="rId64"/>
                           <a:stretch>
                             <a:fillRect/>
                           </a:stretch>
@@ -13282,6 +13295,7 @@
               <w:t xml:space="preserve">Enables automatic figure numbering and links</w:t>
             </w:r>
           </w:p>
+          <w:p/>
         </w:tc>
       </w:tr>
     </w:tbl>
@@ -13298,17 +13312,16 @@
         <w:tblStyle w:val="Table"/>
         <w:tblLook w:firstRow="0" w:lastRow="0" w:firstColumn="0" w:lastColumn="0" w:noHBand="0" w:noVBand="0" w:val="0000"/>
         <w:tblBorders>
+          <w:top w:val="single" w:sz="4" w:space="0" w:color="00A047"/>
           <w:left w:val="single" w:sz="24" w:space="0" w:color="00A047"/>
+          <w:bottom w:val="single" w:sz="4" w:space="0" w:color="00A047"/>
           <w:right w:val="single" w:sz="4" w:space="0" w:color="00A047"/>
-          <w:top w:val="single" w:sz="4" w:space="0" w:color="00A047"/>
-          <w:bottom w:val="single" w:sz="4" w:space="0" w:color="00A047"/>
         </w:tblBorders>
         <w:tblCellMar>
           <w:left w:w="144" w:type="dxa"/>
           <w:right w:w="144" w:type="dxa"/>
         </w:tblCellMar>
-        <w:tblInd w:w="164" w:type="dxa"/>
-        <w:tblW w:type="pct" w:w="100%"/>
+        <w:tblLook w:firstRow="0" w:lastRow="0" w:firstColumn="0" w:lastColumn="0" w:noHBand="0" w:noVBand="0" w:val="0000"/>
       </w:tblPr>
       <w:tr>
         <w:trPr>
@@ -13335,18 +13348,18 @@
                 <wp:inline>
                   <wp:extent cx="152400" cy="152400"/>
                   <wp:effectExtent b="0" l="0" r="0" t="0"/>
-                  <wp:docPr descr="" title="" id="151" name="Picture"/>
+                  <wp:docPr descr="" title="" id="140" name="Picture"/>
                   <a:graphic>
                     <a:graphicData uri="http://schemas.openxmlformats.org/drawingml/2006/picture">
                       <pic:pic>
                         <pic:nvPicPr>
-                          <pic:cNvPr descr="C:\Program Files\Quarto\share\formats\docx\tip.png" id="152" name="Picture"/>
+                          <pic:cNvPr descr="/Applications/quarto/share/formats/docx/tip.png" id="141" name="Picture"/>
                           <pic:cNvPicPr>
                             <a:picLocks noChangeArrowheads="1" noChangeAspect="1"/>
                           </pic:cNvPicPr>
                         </pic:nvPicPr>
                         <pic:blipFill>
-                          <a:blip r:embed="rId23"/>
+                          <a:blip r:embed="rId12"/>
                           <a:stretch>
                             <a:fillRect/>
                           </a:stretch>
@@ -13516,12 +13529,13 @@
               <w:t xml:space="preserve">for what you might find in formal analysis</w:t>
             </w:r>
           </w:p>
+          <w:p/>
         </w:tc>
       </w:tr>
     </w:tbl>
-    <w:bookmarkEnd w:id="153"/>
-    <w:bookmarkEnd w:id="154"/>
-    <w:bookmarkStart w:id="160" w:name="methods-optional-only-if-you-have-models"/>
+    <w:bookmarkEnd w:id="142"/>
+    <w:bookmarkEnd w:id="143"/>
+    <w:bookmarkStart w:id="149" w:name="methods-optional-only-if-you-have-models"/>
     <w:p>
       <w:pPr>
         <w:pStyle w:val="Heading1"/>
@@ -13545,17 +13559,16 @@
         <w:tblStyle w:val="Table"/>
         <w:tblLook w:firstRow="0" w:lastRow="0" w:firstColumn="0" w:lastColumn="0" w:noHBand="0" w:noVBand="0" w:val="0000"/>
         <w:tblBorders>
+          <w:top w:val="single" w:sz="4" w:space="0" w:color="0758E5"/>
           <w:left w:val="single" w:sz="24" w:space="0" w:color="0758E5"/>
+          <w:bottom w:val="single" w:sz="4" w:space="0" w:color="0758E5"/>
           <w:right w:val="single" w:sz="4" w:space="0" w:color="0758E5"/>
-          <w:top w:val="single" w:sz="4" w:space="0" w:color="0758E5"/>
-          <w:bottom w:val="single" w:sz="4" w:space="0" w:color="0758E5"/>
         </w:tblBorders>
         <w:tblCellMar>
           <w:left w:w="144" w:type="dxa"/>
           <w:right w:w="144" w:type="dxa"/>
         </w:tblCellMar>
-        <w:tblInd w:w="164" w:type="dxa"/>
-        <w:tblW w:type="pct" w:w="100%"/>
+        <w:tblLook w:firstRow="0" w:lastRow="0" w:firstColumn="0" w:lastColumn="0" w:noHBand="0" w:noVBand="0" w:val="0000"/>
       </w:tblPr>
       <w:tr>
         <w:trPr>
@@ -13582,18 +13595,18 @@
                 <wp:inline>
                   <wp:extent cx="152400" cy="152400"/>
                   <wp:effectExtent b="0" l="0" r="0" t="0"/>
-                  <wp:docPr descr="" title="" id="155" name="Picture"/>
+                  <wp:docPr descr="" title="" id="144" name="Picture"/>
                   <a:graphic>
                     <a:graphicData uri="http://schemas.openxmlformats.org/drawingml/2006/picture">
                       <pic:pic>
                         <pic:nvPicPr>
-                          <pic:cNvPr descr="C:\Program Files\Quarto\share\formats\docx\note.png" id="156" name="Picture"/>
+                          <pic:cNvPr descr="/Applications/quarto/share/formats/docx/note.png" id="145" name="Picture"/>
                           <pic:cNvPicPr>
                             <a:picLocks noChangeArrowheads="1" noChangeAspect="1"/>
                           </pic:cNvPicPr>
                         </pic:nvPicPr>
                         <pic:blipFill>
-                          <a:blip r:embed="rId30"/>
+                          <a:blip r:embed="rId19"/>
                           <a:stretch>
                             <a:fillRect/>
                           </a:stretch>
@@ -13712,6 +13725,7 @@
               <w:t xml:space="preserve">If your project is primarily exploratory (descriptive statistics and visualizations only), you can skip this section or keep it minimal.</w:t>
             </w:r>
           </w:p>
+          <w:p/>
         </w:tc>
       </w:tr>
     </w:tbl>
@@ -13817,7 +13831,7 @@
         <w:t xml:space="preserve">does this method help answer your research questions?</w:t>
       </w:r>
     </w:p>
-    <w:bookmarkStart w:id="157" w:name="initial-analysis"/>
+    <w:bookmarkStart w:id="146" w:name="initial-analysis"/>
     <w:p>
       <w:pPr>
         <w:pStyle w:val="SourceCode"/>
@@ -13856,23 +13870,22 @@
         <w:t xml:space="preserve">R-squared: 1.0000</w:t>
       </w:r>
     </w:p>
-    <w:bookmarkEnd w:id="157"/>
+    <w:bookmarkEnd w:id="146"/>
     <w:tbl>
       <w:tblPr>
         <w:tblStyle w:val="Table"/>
         <w:tblLook w:firstRow="0" w:lastRow="0" w:firstColumn="0" w:lastColumn="0" w:noHBand="0" w:noVBand="0" w:val="0000"/>
         <w:tblBorders>
+          <w:top w:val="single" w:sz="4" w:space="0" w:color="CC1914"/>
           <w:left w:val="single" w:sz="24" w:space="0" w:color="CC1914"/>
+          <w:bottom w:val="single" w:sz="4" w:space="0" w:color="CC1914"/>
           <w:right w:val="single" w:sz="4" w:space="0" w:color="CC1914"/>
-          <w:top w:val="single" w:sz="4" w:space="0" w:color="CC1914"/>
-          <w:bottom w:val="single" w:sz="4" w:space="0" w:color="CC1914"/>
         </w:tblBorders>
         <w:tblCellMar>
           <w:left w:w="144" w:type="dxa"/>
           <w:right w:w="144" w:type="dxa"/>
         </w:tblCellMar>
-        <w:tblInd w:w="164" w:type="dxa"/>
-        <w:tblW w:type="pct" w:w="100%"/>
+        <w:tblLook w:firstRow="0" w:lastRow="0" w:firstColumn="0" w:lastColumn="0" w:noHBand="0" w:noVBand="0" w:val="0000"/>
       </w:tblPr>
       <w:tr>
         <w:trPr>
@@ -13899,18 +13912,18 @@
                 <wp:inline>
                   <wp:extent cx="152400" cy="152400"/>
                   <wp:effectExtent b="0" l="0" r="0" t="0"/>
-                  <wp:docPr descr="" title="" id="158" name="Picture"/>
+                  <wp:docPr descr="" title="" id="147" name="Picture"/>
                   <a:graphic>
                     <a:graphicData uri="http://schemas.openxmlformats.org/drawingml/2006/picture">
                       <pic:pic>
                         <pic:nvPicPr>
-                          <pic:cNvPr descr="C:\Program Files\Quarto\share\formats\docx\important.png" id="159" name="Picture"/>
+                          <pic:cNvPr descr="/Applications/quarto/share/formats/docx/important.png" id="148" name="Picture"/>
                           <pic:cNvPicPr>
                             <a:picLocks noChangeArrowheads="1" noChangeAspect="1"/>
                           </pic:cNvPicPr>
                         </pic:nvPicPr>
                         <pic:blipFill>
-                          <a:blip r:embed="rId20"/>
+                          <a:blip r:embed="rId9"/>
                           <a:stretch>
                             <a:fillRect/>
                           </a:stretch>
@@ -14029,11 +14042,12 @@
               <w:t xml:space="preserve">: Model output without interpretation demonstrates technical skills but not understanding!</w:t>
             </w:r>
           </w:p>
+          <w:p/>
         </w:tc>
       </w:tr>
     </w:tbl>
-    <w:bookmarkEnd w:id="160"/>
-    <w:bookmarkStart w:id="163" w:name="findings-and-discussion"/>
+    <w:bookmarkEnd w:id="149"/>
+    <w:bookmarkStart w:id="152" w:name="findings-and-discussion"/>
     <w:p>
       <w:pPr>
         <w:pStyle w:val="Heading1"/>
@@ -14071,17 +14085,16 @@
         <w:tblStyle w:val="Table"/>
         <w:tblLook w:firstRow="0" w:lastRow="0" w:firstColumn="0" w:lastColumn="0" w:noHBand="0" w:noVBand="0" w:val="0000"/>
         <w:tblBorders>
+          <w:top w:val="single" w:sz="4" w:space="0" w:color="00A047"/>
           <w:left w:val="single" w:sz="24" w:space="0" w:color="00A047"/>
+          <w:bottom w:val="single" w:sz="4" w:space="0" w:color="00A047"/>
           <w:right w:val="single" w:sz="4" w:space="0" w:color="00A047"/>
-          <w:top w:val="single" w:sz="4" w:space="0" w:color="00A047"/>
-          <w:bottom w:val="single" w:sz="4" w:space="0" w:color="00A047"/>
         </w:tblBorders>
         <w:tblCellMar>
           <w:left w:w="144" w:type="dxa"/>
           <w:right w:w="144" w:type="dxa"/>
         </w:tblCellMar>
-        <w:tblInd w:w="164" w:type="dxa"/>
-        <w:tblW w:type="pct" w:w="100%"/>
+        <w:tblLook w:firstRow="0" w:lastRow="0" w:firstColumn="0" w:lastColumn="0" w:noHBand="0" w:noVBand="0" w:val="0000"/>
       </w:tblPr>
       <w:tr>
         <w:trPr>
@@ -14108,18 +14121,18 @@
                 <wp:inline>
                   <wp:extent cx="152400" cy="152400"/>
                   <wp:effectExtent b="0" l="0" r="0" t="0"/>
-                  <wp:docPr descr="" title="" id="161" name="Picture"/>
+                  <wp:docPr descr="" title="" id="150" name="Picture"/>
                   <a:graphic>
                     <a:graphicData uri="http://schemas.openxmlformats.org/drawingml/2006/picture">
                       <pic:pic>
                         <pic:nvPicPr>
-                          <pic:cNvPr descr="C:\Program Files\Quarto\share\formats\docx\tip.png" id="162" name="Picture"/>
+                          <pic:cNvPr descr="/Applications/quarto/share/formats/docx/tip.png" id="151" name="Picture"/>
                           <pic:cNvPicPr>
                             <a:picLocks noChangeArrowheads="1" noChangeAspect="1"/>
                           </pic:cNvPicPr>
                         </pic:nvPicPr>
                         <pic:blipFill>
-                          <a:blip r:embed="rId23"/>
+                          <a:blip r:embed="rId12"/>
                           <a:stretch>
                             <a:fillRect/>
                           </a:stretch>
@@ -14335,11 +14348,12 @@
               <w:t xml:space="preserve">“Our regression analysis shows that experience significantly predicts performance (β = 0.01, p &lt; 0.001), supporting our hypothesis that skill develops over time. This aligns with learning curve theory in organizational psychology and suggests that training programs should emphasize sustained practice. However, the wide confidence interval (95% CI: [0.005, 0.015]) indicates substantial individual variation, meaning experience alone cannot guarantee high performance.”</w:t>
             </w:r>
           </w:p>
+          <w:p/>
         </w:tc>
       </w:tr>
     </w:tbl>
-    <w:bookmarkEnd w:id="163"/>
-    <w:bookmarkStart w:id="175" w:name="conclusion"/>
+    <w:bookmarkEnd w:id="152"/>
+    <w:bookmarkStart w:id="164" w:name="conclusion"/>
     <w:p>
       <w:pPr>
         <w:pStyle w:val="Heading1"/>
@@ -14353,17 +14367,16 @@
         <w:tblStyle w:val="Table"/>
         <w:tblLook w:firstRow="0" w:lastRow="0" w:firstColumn="0" w:lastColumn="0" w:noHBand="0" w:noVBand="0" w:val="0000"/>
         <w:tblBorders>
+          <w:top w:val="single" w:sz="4" w:space="0" w:color="00A047"/>
           <w:left w:val="single" w:sz="24" w:space="0" w:color="00A047"/>
+          <w:bottom w:val="single" w:sz="4" w:space="0" w:color="00A047"/>
           <w:right w:val="single" w:sz="4" w:space="0" w:color="00A047"/>
-          <w:top w:val="single" w:sz="4" w:space="0" w:color="00A047"/>
-          <w:bottom w:val="single" w:sz="4" w:space="0" w:color="00A047"/>
         </w:tblBorders>
         <w:tblCellMar>
           <w:left w:w="144" w:type="dxa"/>
           <w:right w:w="144" w:type="dxa"/>
         </w:tblCellMar>
-        <w:tblInd w:w="164" w:type="dxa"/>
-        <w:tblW w:type="pct" w:w="100%"/>
+        <w:tblLook w:firstRow="0" w:lastRow="0" w:firstColumn="0" w:lastColumn="0" w:noHBand="0" w:noVBand="0" w:val="0000"/>
       </w:tblPr>
       <w:tr>
         <w:trPr>
@@ -14390,18 +14403,18 @@
                 <wp:inline>
                   <wp:extent cx="152400" cy="152400"/>
                   <wp:effectExtent b="0" l="0" r="0" t="0"/>
-                  <wp:docPr descr="" title="" id="164" name="Picture"/>
+                  <wp:docPr descr="" title="" id="153" name="Picture"/>
                   <a:graphic>
                     <a:graphicData uri="http://schemas.openxmlformats.org/drawingml/2006/picture">
                       <pic:pic>
                         <pic:nvPicPr>
-                          <pic:cNvPr descr="C:\Program Files\Quarto\share\formats\docx\tip.png" id="165" name="Picture"/>
+                          <pic:cNvPr descr="/Applications/quarto/share/formats/docx/tip.png" id="154" name="Picture"/>
                           <pic:cNvPicPr>
                             <a:picLocks noChangeArrowheads="1" noChangeAspect="1"/>
                           </pic:cNvPicPr>
                         </pic:nvPicPr>
                         <pic:blipFill>
-                          <a:blip r:embed="rId23"/>
+                          <a:blip r:embed="rId12"/>
                           <a:stretch>
                             <a:fillRect/>
                           </a:stretch>
@@ -14529,10 +14542,11 @@
               <w:t xml:space="preserve">Each subsection should be substantial - avoid generic statements!</w:t>
             </w:r>
           </w:p>
+          <w:p/>
         </w:tc>
       </w:tr>
     </w:tbl>
-    <w:bookmarkStart w:id="168" w:name="summary"/>
+    <w:bookmarkStart w:id="157" w:name="summary"/>
     <w:p>
       <w:pPr>
         <w:pStyle w:val="Heading2"/>
@@ -14639,17 +14653,16 @@
         <w:tblStyle w:val="Table"/>
         <w:tblLook w:firstRow="0" w:lastRow="0" w:firstColumn="0" w:lastColumn="0" w:noHBand="0" w:noVBand="0" w:val="0000"/>
         <w:tblBorders>
+          <w:top w:val="single" w:sz="4" w:space="0" w:color="EB9113"/>
           <w:left w:val="single" w:sz="24" w:space="0" w:color="EB9113"/>
+          <w:bottom w:val="single" w:sz="4" w:space="0" w:color="EB9113"/>
           <w:right w:val="single" w:sz="4" w:space="0" w:color="EB9113"/>
-          <w:top w:val="single" w:sz="4" w:space="0" w:color="EB9113"/>
-          <w:bottom w:val="single" w:sz="4" w:space="0" w:color="EB9113"/>
         </w:tblBorders>
         <w:tblCellMar>
           <w:left w:w="144" w:type="dxa"/>
           <w:right w:w="144" w:type="dxa"/>
         </w:tblCellMar>
-        <w:tblInd w:w="164" w:type="dxa"/>
-        <w:tblW w:type="pct" w:w="100%"/>
+        <w:tblLook w:firstRow="0" w:lastRow="0" w:firstColumn="0" w:lastColumn="0" w:noHBand="0" w:noVBand="0" w:val="0000"/>
       </w:tblPr>
       <w:tr>
         <w:trPr>
@@ -14676,18 +14689,18 @@
                 <wp:inline>
                   <wp:extent cx="152400" cy="152400"/>
                   <wp:effectExtent b="0" l="0" r="0" t="0"/>
-                  <wp:docPr descr="" title="" id="166" name="Picture"/>
+                  <wp:docPr descr="" title="" id="155" name="Picture"/>
                   <a:graphic>
                     <a:graphicData uri="http://schemas.openxmlformats.org/drawingml/2006/picture">
                       <pic:pic>
                         <pic:nvPicPr>
-                          <pic:cNvPr descr="C:\Program Files\Quarto\share\formats\docx\warning.png" id="167" name="Picture"/>
+                          <pic:cNvPr descr="/Applications/quarto/share/formats/docx/warning.png" id="156" name="Picture"/>
                           <pic:cNvPicPr>
                             <a:picLocks noChangeArrowheads="1" noChangeAspect="1"/>
                           </pic:cNvPicPr>
                         </pic:nvPicPr>
                         <pic:blipFill>
-                          <a:blip r:embed="rId75"/>
+                          <a:blip r:embed="rId64"/>
                           <a:stretch>
                             <a:fillRect/>
                           </a:stretch>
@@ -14799,11 +14812,12 @@
               <w:t xml:space="preserve">: Specific about data, methods, key findings with concrete numbers, and practical implications.</w:t>
             </w:r>
           </w:p>
+          <w:p/>
         </w:tc>
       </w:tr>
     </w:tbl>
-    <w:bookmarkEnd w:id="168"/>
-    <w:bookmarkStart w:id="171" w:name="limitations"/>
+    <w:bookmarkEnd w:id="157"/>
+    <w:bookmarkStart w:id="160" w:name="limitations"/>
     <w:p>
       <w:pPr>
         <w:pStyle w:val="Heading2"/>
@@ -14950,17 +14964,16 @@
         <w:tblStyle w:val="Table"/>
         <w:tblLook w:firstRow="0" w:lastRow="0" w:firstColumn="0" w:lastColumn="0" w:noHBand="0" w:noVBand="0" w:val="0000"/>
         <w:tblBorders>
+          <w:top w:val="single" w:sz="4" w:space="0" w:color="CC1914"/>
           <w:left w:val="single" w:sz="24" w:space="0" w:color="CC1914"/>
+          <w:bottom w:val="single" w:sz="4" w:space="0" w:color="CC1914"/>
           <w:right w:val="single" w:sz="4" w:space="0" w:color="CC1914"/>
-          <w:top w:val="single" w:sz="4" w:space="0" w:color="CC1914"/>
-          <w:bottom w:val="single" w:sz="4" w:space="0" w:color="CC1914"/>
         </w:tblBorders>
         <w:tblCellMar>
           <w:left w:w="144" w:type="dxa"/>
           <w:right w:w="144" w:type="dxa"/>
         </w:tblCellMar>
-        <w:tblInd w:w="164" w:type="dxa"/>
-        <w:tblW w:type="pct" w:w="100%"/>
+        <w:tblLook w:firstRow="0" w:lastRow="0" w:firstColumn="0" w:lastColumn="0" w:noHBand="0" w:noVBand="0" w:val="0000"/>
       </w:tblPr>
       <w:tr>
         <w:trPr>
@@ -14987,18 +15000,18 @@
                 <wp:inline>
                   <wp:extent cx="152400" cy="152400"/>
                   <wp:effectExtent b="0" l="0" r="0" t="0"/>
-                  <wp:docPr descr="" title="" id="169" name="Picture"/>
+                  <wp:docPr descr="" title="" id="158" name="Picture"/>
                   <a:graphic>
                     <a:graphicData uri="http://schemas.openxmlformats.org/drawingml/2006/picture">
                       <pic:pic>
                         <pic:nvPicPr>
-                          <pic:cNvPr descr="C:\Program Files\Quarto\share\formats\docx\important.png" id="170" name="Picture"/>
+                          <pic:cNvPr descr="/Applications/quarto/share/formats/docx/important.png" id="159" name="Picture"/>
                           <pic:cNvPicPr>
                             <a:picLocks noChangeArrowheads="1" noChangeAspect="1"/>
                           </pic:cNvPicPr>
                         </pic:nvPicPr>
                         <pic:blipFill>
-                          <a:blip r:embed="rId20"/>
+                          <a:blip r:embed="rId9"/>
                           <a:stretch>
                             <a:fillRect/>
                           </a:stretch>
@@ -15133,11 +15146,12 @@
               <w:t xml:space="preserve">, not reduces it! Instructors expect students to think critically about their work.</w:t>
             </w:r>
           </w:p>
+          <w:p/>
         </w:tc>
       </w:tr>
     </w:tbl>
-    <w:bookmarkEnd w:id="171"/>
-    <w:bookmarkStart w:id="174" w:name="future-work"/>
+    <w:bookmarkEnd w:id="160"/>
+    <w:bookmarkStart w:id="163" w:name="future-work"/>
     <w:p>
       <w:pPr>
         <w:pStyle w:val="Heading2"/>
@@ -15377,17 +15391,16 @@
         <w:tblStyle w:val="Table"/>
         <w:tblLook w:firstRow="0" w:lastRow="0" w:firstColumn="0" w:lastColumn="0" w:noHBand="0" w:noVBand="0" w:val="0000"/>
         <w:tblBorders>
+          <w:top w:val="single" w:sz="4" w:space="0" w:color="00A047"/>
           <w:left w:val="single" w:sz="24" w:space="0" w:color="00A047"/>
+          <w:bottom w:val="single" w:sz="4" w:space="0" w:color="00A047"/>
           <w:right w:val="single" w:sz="4" w:space="0" w:color="00A047"/>
-          <w:top w:val="single" w:sz="4" w:space="0" w:color="00A047"/>
-          <w:bottom w:val="single" w:sz="4" w:space="0" w:color="00A047"/>
         </w:tblBorders>
         <w:tblCellMar>
           <w:left w:w="144" w:type="dxa"/>
           <w:right w:w="144" w:type="dxa"/>
         </w:tblCellMar>
-        <w:tblInd w:w="164" w:type="dxa"/>
-        <w:tblW w:type="pct" w:w="100%"/>
+        <w:tblLook w:firstRow="0" w:lastRow="0" w:firstColumn="0" w:lastColumn="0" w:noHBand="0" w:noVBand="0" w:val="0000"/>
       </w:tblPr>
       <w:tr>
         <w:trPr>
@@ -15414,18 +15427,18 @@
                 <wp:inline>
                   <wp:extent cx="152400" cy="152400"/>
                   <wp:effectExtent b="0" l="0" r="0" t="0"/>
-                  <wp:docPr descr="" title="" id="172" name="Picture"/>
+                  <wp:docPr descr="" title="" id="161" name="Picture"/>
                   <a:graphic>
                     <a:graphicData uri="http://schemas.openxmlformats.org/drawingml/2006/picture">
                       <pic:pic>
                         <pic:nvPicPr>
-                          <pic:cNvPr descr="C:\Program Files\Quarto\share\formats\docx\tip.png" id="173" name="Picture"/>
+                          <pic:cNvPr descr="/Applications/quarto/share/formats/docx/tip.png" id="162" name="Picture"/>
                           <pic:cNvPicPr>
                             <a:picLocks noChangeArrowheads="1" noChangeAspect="1"/>
                           </pic:cNvPicPr>
                         </pic:nvPicPr>
                         <pic:blipFill>
-                          <a:blip r:embed="rId23"/>
+                          <a:blip r:embed="rId12"/>
                           <a:stretch>
                             <a:fillRect/>
                           </a:stretch>
@@ -15548,12 +15561,13 @@
               <w:t xml:space="preserve">A strong conclusion elevates your entire report!</w:t>
             </w:r>
           </w:p>
+          <w:p/>
         </w:tc>
       </w:tr>
     </w:tbl>
-    <w:bookmarkEnd w:id="174"/>
-    <w:bookmarkEnd w:id="175"/>
-    <w:bookmarkStart w:id="183" w:name="references"/>
+    <w:bookmarkEnd w:id="163"/>
+    <w:bookmarkEnd w:id="164"/>
+    <w:bookmarkStart w:id="172" w:name="references"/>
     <w:p>
       <w:pPr>
         <w:pStyle w:val="Heading1"/>
@@ -15562,8 +15576,8 @@
         <w:t xml:space="preserve">References</w:t>
       </w:r>
     </w:p>
-    <w:bookmarkStart w:id="182" w:name="refs"/>
-    <w:bookmarkStart w:id="177" w:name="ref-azizi2025dsas"/>
+    <w:bookmarkStart w:id="171" w:name="refs"/>
+    <w:bookmarkStart w:id="166" w:name="ref-azizi2025dsas"/>
     <w:p>
       <w:pPr>
         <w:pStyle w:val="Bibliography"/>
@@ -15587,7 +15601,7 @@
       <w:r>
         <w:t xml:space="preserve"> </w:t>
       </w:r>
-      <w:hyperlink r:id="rId176">
+      <w:hyperlink r:id="rId165">
         <w:r>
           <w:rPr>
             <w:rStyle w:val="Hyperlink"/>
@@ -15596,8 +15610,8 @@
         </w:r>
       </w:hyperlink>
     </w:p>
-    <w:bookmarkEnd w:id="177"/>
-    <w:bookmarkStart w:id="179" w:name="ref-azizi2022realestate"/>
+    <w:bookmarkEnd w:id="166"/>
+    <w:bookmarkStart w:id="168" w:name="ref-azizi2022realestate"/>
     <w:p>
       <w:pPr>
         <w:pStyle w:val="Bibliography"/>
@@ -15634,7 +15648,7 @@
       <w:r>
         <w:t xml:space="preserve"> </w:t>
       </w:r>
-      <w:hyperlink r:id="rId178">
+      <w:hyperlink r:id="rId167">
         <w:r>
           <w:rPr>
             <w:rStyle w:val="Hyperlink"/>
@@ -15643,8 +15657,8 @@
         </w:r>
       </w:hyperlink>
     </w:p>
-    <w:bookmarkEnd w:id="179"/>
-    <w:bookmarkStart w:id="180" w:name="ref-mckinney2022python"/>
+    <w:bookmarkEnd w:id="168"/>
+    <w:bookmarkStart w:id="169" w:name="ref-mckinney2022python"/>
     <w:p>
       <w:pPr>
         <w:pStyle w:val="Bibliography"/>
@@ -15669,8 +15683,8 @@
         <w:t xml:space="preserve">(3rd ed.). O’Reilly Media, Inc.</w:t>
       </w:r>
     </w:p>
-    <w:bookmarkEnd w:id="180"/>
-    <w:bookmarkStart w:id="181" w:name="ref-vanderplas2016python"/>
+    <w:bookmarkEnd w:id="169"/>
+    <w:bookmarkStart w:id="170" w:name="ref-vanderplas2016python"/>
     <w:p>
       <w:pPr>
         <w:pStyle w:val="Bibliography"/>
@@ -15692,10 +15706,10 @@
         <w:t xml:space="preserve">. O’Reilly Media, Inc.</w:t>
       </w:r>
     </w:p>
-    <w:bookmarkEnd w:id="181"/>
-    <w:bookmarkEnd w:id="182"/>
-    <w:bookmarkEnd w:id="183"/>
-    <w:bookmarkStart w:id="189" w:name="appendices"/>
+    <w:bookmarkEnd w:id="170"/>
+    <w:bookmarkEnd w:id="171"/>
+    <w:bookmarkEnd w:id="172"/>
+    <w:bookmarkStart w:id="178" w:name="appendices"/>
     <w:p>
       <w:pPr>
         <w:pStyle w:val="Heading1"/>
@@ -15709,17 +15723,16 @@
         <w:tblStyle w:val="Table"/>
         <w:tblLook w:firstRow="0" w:lastRow="0" w:firstColumn="0" w:lastColumn="0" w:noHBand="0" w:noVBand="0" w:val="0000"/>
         <w:tblBorders>
+          <w:top w:val="single" w:sz="4" w:space="0" w:color="0758E5"/>
           <w:left w:val="single" w:sz="24" w:space="0" w:color="0758E5"/>
+          <w:bottom w:val="single" w:sz="4" w:space="0" w:color="0758E5"/>
           <w:right w:val="single" w:sz="4" w:space="0" w:color="0758E5"/>
-          <w:top w:val="single" w:sz="4" w:space="0" w:color="0758E5"/>
-          <w:bottom w:val="single" w:sz="4" w:space="0" w:color="0758E5"/>
         </w:tblBorders>
         <w:tblCellMar>
           <w:left w:w="144" w:type="dxa"/>
           <w:right w:w="144" w:type="dxa"/>
         </w:tblCellMar>
-        <w:tblInd w:w="164" w:type="dxa"/>
-        <w:tblW w:type="pct" w:w="100%"/>
+        <w:tblLook w:firstRow="0" w:lastRow="0" w:firstColumn="0" w:lastColumn="0" w:noHBand="0" w:noVBand="0" w:val="0000"/>
       </w:tblPr>
       <w:tr>
         <w:trPr>
@@ -15746,18 +15759,18 @@
                 <wp:inline>
                   <wp:extent cx="152400" cy="152400"/>
                   <wp:effectExtent b="0" l="0" r="0" t="0"/>
-                  <wp:docPr descr="" title="" id="184" name="Picture"/>
+                  <wp:docPr descr="" title="" id="173" name="Picture"/>
                   <a:graphic>
                     <a:graphicData uri="http://schemas.openxmlformats.org/drawingml/2006/picture">
                       <pic:pic>
                         <pic:nvPicPr>
-                          <pic:cNvPr descr="C:\Program Files\Quarto\share\formats\docx\note.png" id="185" name="Picture"/>
+                          <pic:cNvPr descr="/Applications/quarto/share/formats/docx/note.png" id="174" name="Picture"/>
                           <pic:cNvPicPr>
                             <a:picLocks noChangeArrowheads="1" noChangeAspect="1"/>
                           </pic:cNvPicPr>
                         </pic:nvPicPr>
                         <pic:blipFill>
-                          <a:blip r:embed="rId30"/>
+                          <a:blip r:embed="rId19"/>
                           <a:stretch>
                             <a:fillRect/>
                           </a:stretch>
@@ -16159,10 +16172,11 @@
               <w:t xml:space="preserve">for additional plots.”</w:t>
             </w:r>
           </w:p>
+          <w:p/>
         </w:tc>
       </w:tr>
     </w:tbl>
-    <w:bookmarkStart w:id="186" w:name="sec-appendix-plots"/>
+    <w:bookmarkStart w:id="175" w:name="sec-appendix-plots"/>
     <w:p>
       <w:pPr>
         <w:pStyle w:val="Heading3"/>
@@ -16171,8 +16185,8 @@
         <w:t xml:space="preserve">Appendix A: Additional Exploratory Plots</w:t>
       </w:r>
     </w:p>
-    <w:bookmarkEnd w:id="186"/>
-    <w:bookmarkStart w:id="187" w:name="sec-appendix-code"/>
+    <w:bookmarkEnd w:id="175"/>
+    <w:bookmarkStart w:id="176" w:name="sec-appendix-code"/>
     <w:p>
       <w:pPr>
         <w:pStyle w:val="Heading3"/>
@@ -16181,8 +16195,8 @@
         <w:t xml:space="preserve">Appendix B: Complete Code Listings</w:t>
       </w:r>
     </w:p>
-    <w:bookmarkEnd w:id="187"/>
-    <w:bookmarkStart w:id="188" w:name="sec-appendix-tables"/>
+    <w:bookmarkEnd w:id="176"/>
+    <w:bookmarkStart w:id="177" w:name="sec-appendix-tables"/>
     <w:p>
       <w:pPr>
         <w:pStyle w:val="Heading3"/>
@@ -16191,8 +16205,8 @@
         <w:t xml:space="preserve">Appendix C: Supplementary Tables</w:t>
       </w:r>
     </w:p>
-    <w:bookmarkEnd w:id="188"/>
-    <w:bookmarkEnd w:id="189"/>
+    <w:bookmarkEnd w:id="177"/>
+    <w:bookmarkEnd w:id="178"/>
     <w:sectPr>
       <w:footnotePr>
         <w:numRestart w:val="eachSect"/>
@@ -16874,10 +16888,10 @@
   <w:docDefaults>
     <w:rPrDefault>
       <w:rPr>
-        <w:rFonts w:asciiTheme="minorHAnsi" w:cstheme="minorBidi" w:eastAsiaTheme="minorHAnsi" w:hAnsiTheme="minorHAnsi"/>
+        <w:rFonts w:asciiTheme="minorHAnsi" w:cstheme="minorBidi" w:eastAsiaTheme="minorEastAsia" w:hAnsiTheme="minorHAnsi"/>
         <w:sz w:val="24"/>
         <w:szCs w:val="24"/>
-        <w:lang w:bidi="ar-SA" w:eastAsia="en-US" w:val="en-US"/>
+        <w:lang w:bidi="ar-SA" w:eastAsia="zh-CN" w:val="en-US"/>
       </w:rPr>
     </w:rPrDefault>
     <w:pPrDefault>
@@ -17418,13 +17432,6 @@
       </w:tblCellMar>
     </w:tblPr>
     <w:tblStylePr w:type="firstRow">
-      <w:tblPr>
-        <w:jc w:val="left"/>
-        <w:tblInd w:type="dxa" w:w="0"/>
-      </w:tblPr>
-      <w:trPr>
-        <w:jc w:val="left"/>
-      </w:trPr>
       <w:tcPr>
         <w:tcBorders>
           <w:bottom w:val="single"/>

--- a/report/report.docx
+++ b/report/report.docx
@@ -56,6 +56,15 @@
       </w:pPr>
       <w:r>
         <w:t xml:space="preserve">This is the abstract of the report. It should be a short summary of the project, the data, the analysis and the results. It should be concise and to the point. It should not be longer than 250 words.</w:t>
+      </w:r>
+    </w:p>
+    <w:bookmarkStart w:id="12" w:name="jupyter-python3"/>
+    <w:p>
+      <w:pPr>
+        <w:pStyle w:val="Heading2"/>
+      </w:pPr>
+      <w:r>
+        <w:t xml:space="preserve">jupyter: python3</w:t>
       </w:r>
     </w:p>
     <w:tbl>
@@ -298,7 +307,8 @@
         </w:tc>
       </w:tr>
     </w:tbl>
-    <w:bookmarkStart w:id="52" w:name="quarto-guide-remove-after"/>
+    <w:bookmarkEnd w:id="12"/>
+    <w:bookmarkStart w:id="53" w:name="quarto-guide-remove-after"/>
     <w:p>
       <w:pPr>
         <w:pStyle w:val="Heading2"/>
@@ -348,18 +358,18 @@
                 <wp:inline>
                   <wp:extent cx="152400" cy="152400"/>
                   <wp:effectExtent b="0" l="0" r="0" t="0"/>
-                  <wp:docPr descr="" title="" id="13" name="Picture"/>
+                  <wp:docPr descr="" title="" id="14" name="Picture"/>
                   <a:graphic>
                     <a:graphicData uri="http://schemas.openxmlformats.org/drawingml/2006/picture">
                       <pic:pic>
                         <pic:nvPicPr>
-                          <pic:cNvPr descr="/Applications/quarto/share/formats/docx/tip.png" id="14" name="Picture"/>
+                          <pic:cNvPr descr="/Applications/quarto/share/formats/docx/tip.png" id="15" name="Picture"/>
                           <pic:cNvPicPr>
                             <a:picLocks noChangeArrowheads="1" noChangeAspect="1"/>
                           </pic:cNvPicPr>
                         </pic:nvPicPr>
                         <pic:blipFill>
-                          <a:blip r:embed="rId12"/>
+                          <a:blip r:embed="rId13"/>
                           <a:stretch>
                             <a:fillRect/>
                           </a:stretch>
@@ -622,7 +632,7 @@
             <w:r>
               <w:t xml:space="preserve"> </w:t>
             </w:r>
-            <w:hyperlink r:id="rId15">
+            <w:hyperlink r:id="rId16">
               <w:r>
                 <w:rPr>
                   <w:rStyle w:val="Hyperlink"/>
@@ -690,18 +700,18 @@
                 <wp:inline>
                   <wp:extent cx="152400" cy="152400"/>
                   <wp:effectExtent b="0" l="0" r="0" t="0"/>
-                  <wp:docPr descr="" title="" id="16" name="Picture"/>
+                  <wp:docPr descr="" title="" id="17" name="Picture"/>
                   <a:graphic>
                     <a:graphicData uri="http://schemas.openxmlformats.org/drawingml/2006/picture">
                       <pic:pic>
                         <pic:nvPicPr>
-                          <pic:cNvPr descr="/Applications/quarto/share/formats/docx/tip.png" id="17" name="Picture"/>
+                          <pic:cNvPr descr="/Applications/quarto/share/formats/docx/tip.png" id="18" name="Picture"/>
                           <pic:cNvPicPr>
                             <a:picLocks noChangeArrowheads="1" noChangeAspect="1"/>
                           </pic:cNvPicPr>
                         </pic:nvPicPr>
                         <pic:blipFill>
-                          <a:blip r:embed="rId12"/>
+                          <a:blip r:embed="rId13"/>
                           <a:stretch>
                             <a:fillRect/>
                           </a:stretch>
@@ -1230,7 +1240,7 @@
             <w:r>
               <w:t xml:space="preserve"> </w:t>
             </w:r>
-            <w:hyperlink r:id="rId18">
+            <w:hyperlink r:id="rId19">
               <w:r>
                 <w:rPr>
                   <w:rStyle w:val="Hyperlink"/>
@@ -1298,18 +1308,18 @@
                 <wp:inline>
                   <wp:extent cx="152400" cy="152400"/>
                   <wp:effectExtent b="0" l="0" r="0" t="0"/>
-                  <wp:docPr descr="" title="" id="20" name="Picture"/>
+                  <wp:docPr descr="" title="" id="21" name="Picture"/>
                   <a:graphic>
                     <a:graphicData uri="http://schemas.openxmlformats.org/drawingml/2006/picture">
                       <pic:pic>
                         <pic:nvPicPr>
-                          <pic:cNvPr descr="/Applications/quarto/share/formats/docx/note.png" id="21" name="Picture"/>
+                          <pic:cNvPr descr="/Applications/quarto/share/formats/docx/note.png" id="22" name="Picture"/>
                           <pic:cNvPicPr>
                             <a:picLocks noChangeArrowheads="1" noChangeAspect="1"/>
                           </pic:cNvPicPr>
                         </pic:nvPicPr>
                         <pic:blipFill>
-                          <a:blip r:embed="rId19"/>
+                          <a:blip r:embed="rId20"/>
                           <a:stretch>
                             <a:fillRect/>
                           </a:stretch>
@@ -1437,18 +1447,18 @@
                 <wp:inline>
                   <wp:extent cx="152400" cy="152400"/>
                   <wp:effectExtent b="0" l="0" r="0" t="0"/>
-                  <wp:docPr descr="" title="" id="22" name="Picture"/>
+                  <wp:docPr descr="" title="" id="23" name="Picture"/>
                   <a:graphic>
                     <a:graphicData uri="http://schemas.openxmlformats.org/drawingml/2006/picture">
                       <pic:pic>
                         <pic:nvPicPr>
-                          <pic:cNvPr descr="/Applications/quarto/share/formats/docx/tip.png" id="23" name="Picture"/>
+                          <pic:cNvPr descr="/Applications/quarto/share/formats/docx/tip.png" id="24" name="Picture"/>
                           <pic:cNvPicPr>
                             <a:picLocks noChangeArrowheads="1" noChangeAspect="1"/>
                           </pic:cNvPicPr>
                         </pic:nvPicPr>
                         <pic:blipFill>
-                          <a:blip r:embed="rId12"/>
+                          <a:blip r:embed="rId13"/>
                           <a:stretch>
                             <a:fillRect/>
                           </a:stretch>
@@ -1631,18 +1641,18 @@
                 <wp:inline>
                   <wp:extent cx="152400" cy="152400"/>
                   <wp:effectExtent b="0" l="0" r="0" t="0"/>
-                  <wp:docPr descr="" title="" id="24" name="Picture"/>
+                  <wp:docPr descr="" title="" id="25" name="Picture"/>
                   <a:graphic>
                     <a:graphicData uri="http://schemas.openxmlformats.org/drawingml/2006/picture">
                       <pic:pic>
                         <pic:nvPicPr>
-                          <pic:cNvPr descr="/Applications/quarto/share/formats/docx/tip.png" id="25" name="Picture"/>
+                          <pic:cNvPr descr="/Applications/quarto/share/formats/docx/tip.png" id="26" name="Picture"/>
                           <pic:cNvPicPr>
                             <a:picLocks noChangeArrowheads="1" noChangeAspect="1"/>
                           </pic:cNvPicPr>
                         </pic:nvPicPr>
                         <pic:blipFill>
-                          <a:blip r:embed="rId12"/>
+                          <a:blip r:embed="rId13"/>
                           <a:stretch>
                             <a:fillRect/>
                           </a:stretch>
@@ -1951,7 +1961,7 @@
             <w:pPr>
               <w:pStyle w:val="BodyText"/>
             </w:pPr>
-            <w:bookmarkStart w:id="26" w:name="eq-loss-ratio"/>
+            <w:bookmarkStart w:id="27" w:name="eq-loss-ratio"/>
             <m:oMathPara>
               <m:oMathParaPr>
                 <m:jc m:val="center"/>
@@ -2013,7 +2023,7 @@
                 </m:r>
               </m:oMath>
             </m:oMathPara>
-            <w:bookmarkEnd w:id="26"/>
+            <w:bookmarkEnd w:id="27"/>
           </w:p>
           <w:p>
             <w:pPr>
@@ -2263,7 +2273,7 @@
             <w:r>
               <w:t xml:space="preserve"> </w:t>
             </w:r>
-            <w:hyperlink r:id="rId27">
+            <w:hyperlink r:id="rId28">
               <w:r>
                 <w:rPr>
                   <w:rStyle w:val="Hyperlink"/>
@@ -2328,18 +2338,18 @@
                 <wp:inline>
                   <wp:extent cx="152400" cy="152400"/>
                   <wp:effectExtent b="0" l="0" r="0" t="0"/>
-                  <wp:docPr descr="" title="" id="28" name="Picture"/>
+                  <wp:docPr descr="" title="" id="29" name="Picture"/>
                   <a:graphic>
                     <a:graphicData uri="http://schemas.openxmlformats.org/drawingml/2006/picture">
                       <pic:pic>
                         <pic:nvPicPr>
-                          <pic:cNvPr descr="/Applications/quarto/share/formats/docx/tip.png" id="29" name="Picture"/>
+                          <pic:cNvPr descr="/Applications/quarto/share/formats/docx/tip.png" id="30" name="Picture"/>
                           <pic:cNvPicPr>
                             <a:picLocks noChangeArrowheads="1" noChangeAspect="1"/>
                           </pic:cNvPicPr>
                         </pic:nvPicPr>
                         <pic:blipFill>
-                          <a:blip r:embed="rId12"/>
+                          <a:blip r:embed="rId13"/>
                           <a:stretch>
                             <a:fillRect/>
                           </a:stretch>
@@ -2715,7 +2725,7 @@
                 <w:rPr>
                   <w:rStyle w:val="Hyperlink"/>
                 </w:rPr>
-                <w:t xml:space="preserve">Figure 1 (a)</w:t>
+                <w:t xml:space="preserve">Figure 1 (b)</w:t>
               </w:r>
             </w:hyperlink>
             <w:r>
@@ -2732,7 +2742,7 @@
                 <w:rPr>
                   <w:rStyle w:val="Hyperlink"/>
                 </w:rPr>
-                <w:t xml:space="preserve">Figure 1 (b)</w:t>
+                <w:t xml:space="preserve">Figure 1 (a)</w:t>
               </w:r>
             </w:hyperlink>
             <w:r>
@@ -2788,7 +2798,7 @@
             <w:r>
               <w:t xml:space="preserve"> </w:t>
             </w:r>
-            <w:hyperlink r:id="rId30">
+            <w:hyperlink r:id="rId31">
               <w:r>
                 <w:rPr>
                   <w:rStyle w:val="Hyperlink"/>
@@ -2856,18 +2866,18 @@
                 <wp:inline>
                   <wp:extent cx="152400" cy="152400"/>
                   <wp:effectExtent b="0" l="0" r="0" t="0"/>
-                  <wp:docPr descr="" title="" id="31" name="Picture"/>
+                  <wp:docPr descr="" title="" id="32" name="Picture"/>
                   <a:graphic>
                     <a:graphicData uri="http://schemas.openxmlformats.org/drawingml/2006/picture">
                       <pic:pic>
                         <pic:nvPicPr>
-                          <pic:cNvPr descr="/Applications/quarto/share/formats/docx/tip.png" id="32" name="Picture"/>
+                          <pic:cNvPr descr="/Applications/quarto/share/formats/docx/tip.png" id="33" name="Picture"/>
                           <pic:cNvPicPr>
                             <a:picLocks noChangeArrowheads="1" noChangeAspect="1"/>
                           </pic:cNvPicPr>
                         </pic:nvPicPr>
                         <pic:blipFill>
-                          <a:blip r:embed="rId12"/>
+                          <a:blip r:embed="rId13"/>
                           <a:stretch>
                             <a:fillRect/>
                           </a:stretch>
@@ -3168,18 +3178,18 @@
                 <wp:inline>
                   <wp:extent cx="152400" cy="152400"/>
                   <wp:effectExtent b="0" l="0" r="0" t="0"/>
-                  <wp:docPr descr="" title="" id="33" name="Picture"/>
+                  <wp:docPr descr="" title="" id="34" name="Picture"/>
                   <a:graphic>
                     <a:graphicData uri="http://schemas.openxmlformats.org/drawingml/2006/picture">
                       <pic:pic>
                         <pic:nvPicPr>
-                          <pic:cNvPr descr="/Applications/quarto/share/formats/docx/tip.png" id="34" name="Picture"/>
+                          <pic:cNvPr descr="/Applications/quarto/share/formats/docx/tip.png" id="35" name="Picture"/>
                           <pic:cNvPicPr>
                             <a:picLocks noChangeArrowheads="1" noChangeAspect="1"/>
                           </pic:cNvPicPr>
                         </pic:nvPicPr>
                         <pic:blipFill>
-                          <a:blip r:embed="rId12"/>
+                          <a:blip r:embed="rId13"/>
                           <a:stretch>
                             <a:fillRect/>
                           </a:stretch>
@@ -3512,18 +3522,18 @@
                 <wp:inline>
                   <wp:extent cx="152400" cy="152400"/>
                   <wp:effectExtent b="0" l="0" r="0" t="0"/>
-                  <wp:docPr descr="" title="" id="35" name="Picture"/>
+                  <wp:docPr descr="" title="" id="36" name="Picture"/>
                   <a:graphic>
                     <a:graphicData uri="http://schemas.openxmlformats.org/drawingml/2006/picture">
                       <pic:pic>
                         <pic:nvPicPr>
-                          <pic:cNvPr descr="/Applications/quarto/share/formats/docx/tip.png" id="36" name="Picture"/>
+                          <pic:cNvPr descr="/Applications/quarto/share/formats/docx/tip.png" id="37" name="Picture"/>
                           <pic:cNvPicPr>
                             <a:picLocks noChangeArrowheads="1" noChangeAspect="1"/>
                           </pic:cNvPicPr>
                         </pic:nvPicPr>
                         <pic:blipFill>
-                          <a:blip r:embed="rId12"/>
+                          <a:blip r:embed="rId13"/>
                           <a:stretch>
                             <a:fillRect/>
                           </a:stretch>
@@ -4191,7 +4201,7 @@
             <w:r>
               <w:t xml:space="preserve"> </w:t>
             </w:r>
-            <w:hyperlink r:id="rId37">
+            <w:hyperlink r:id="rId38">
               <w:r>
                 <w:rPr>
                   <w:rStyle w:val="Hyperlink"/>
@@ -4259,18 +4269,18 @@
                 <wp:inline>
                   <wp:extent cx="152400" cy="152400"/>
                   <wp:effectExtent b="0" l="0" r="0" t="0"/>
-                  <wp:docPr descr="" title="" id="38" name="Picture"/>
+                  <wp:docPr descr="" title="" id="39" name="Picture"/>
                   <a:graphic>
                     <a:graphicData uri="http://schemas.openxmlformats.org/drawingml/2006/picture">
                       <pic:pic>
                         <pic:nvPicPr>
-                          <pic:cNvPr descr="/Applications/quarto/share/formats/docx/note.png" id="39" name="Picture"/>
+                          <pic:cNvPr descr="/Applications/quarto/share/formats/docx/note.png" id="40" name="Picture"/>
                           <pic:cNvPicPr>
                             <a:picLocks noChangeArrowheads="1" noChangeAspect="1"/>
                           </pic:cNvPicPr>
                         </pic:nvPicPr>
                         <pic:blipFill>
-                          <a:blip r:embed="rId19"/>
+                          <a:blip r:embed="rId20"/>
                           <a:stretch>
                             <a:fillRect/>
                           </a:stretch>
@@ -4406,12 +4416,30 @@
               <w:rPr>
                 <w:rStyle w:val="AlertTok"/>
               </w:rPr>
-              <w:t xml:space="preserve">![Before debugging](images/meme1.jpg)</w:t>
+              <w:t xml:space="preserve">![Unil](images/unil_example.jpeg)</w:t>
             </w:r>
             <w:r>
               <w:rPr>
                 <w:rStyle w:val="NormalTok"/>
               </w:rPr>
+              <w:t xml:space="preserve">{#fig-after width=100%}</w:t>
+            </w:r>
+            <w:r>
+              <w:br/>
+            </w:r>
+            <w:r>
+              <w:br/>
+            </w:r>
+            <w:r>
+              <w:rPr>
+                <w:rStyle w:val="AlertTok"/>
+              </w:rPr>
+              <w:t xml:space="preserve">![My cat](images/my_cat.jpg)</w:t>
+            </w:r>
+            <w:r>
+              <w:rPr>
+                <w:rStyle w:val="NormalTok"/>
+              </w:rPr>
               <w:t xml:space="preserve">{#fig-before width=100%}</w:t>
             </w:r>
             <w:r>
@@ -4422,39 +4450,21 @@
             </w:r>
             <w:r>
               <w:rPr>
-                <w:rStyle w:val="AlertTok"/>
-              </w:rPr>
-              <w:t xml:space="preserve">![After debugging](images/meme2.jpeg)</w:t>
-            </w:r>
-            <w:r>
-              <w:rPr>
                 <w:rStyle w:val="NormalTok"/>
               </w:rPr>
-              <w:t xml:space="preserve">{#fig-after width=100%}</w:t>
+              <w:t xml:space="preserve">You can add images</w:t>
             </w:r>
             <w:r>
               <w:br/>
             </w:r>
             <w:r>
-              <w:br/>
-            </w:r>
-            <w:r>
               <w:rPr>
                 <w:rStyle w:val="NormalTok"/>
               </w:rPr>
-              <w:t xml:space="preserve">The emotional journey of a data scientist debugging their code</w:t>
-            </w:r>
-            <w:r>
-              <w:br/>
-            </w:r>
-            <w:r>
-              <w:rPr>
-                <w:rStyle w:val="NormalTok"/>
-              </w:rPr>
               <w:t xml:space="preserve">:::</w:t>
             </w:r>
           </w:p>
-          <w:bookmarkStart w:id="48" w:name="fig-comparison"/>
+          <w:bookmarkStart w:id="49" w:name="fig-comparison"/>
           <w:tbl>
             <w:tblPr>
               <w:tblStyle w:val="Table"/>
@@ -4482,7 +4492,7 @@
                   <w:tr>
                     <w:tc>
                       <w:tcPr/>
-                      <w:bookmarkStart w:id="43" w:name="fig-before"/>
+                      <w:bookmarkStart w:id="44" w:name="fig-after"/>
                       <w:p>
                         <w:pPr>
                           <w:pStyle w:val="Compact"/>
@@ -4492,20 +4502,20 @@
                         <w:r>
                           <w:drawing>
                             <wp:inline>
-                              <wp:extent cx="2971800" cy="3076335"/>
+                              <wp:extent cx="2971800" cy="2229286"/>
                               <wp:effectExtent b="0" l="0" r="0" t="0"/>
-                              <wp:docPr descr="" title="" id="41" name="Picture"/>
+                              <wp:docPr descr="" title="" id="42" name="Picture"/>
                               <a:graphic>
                                 <a:graphicData uri="http://schemas.openxmlformats.org/drawingml/2006/picture">
                                   <pic:pic>
                                     <pic:nvPicPr>
-                                      <pic:cNvPr descr="images/meme1.jpg" id="42" name="Picture"/>
+                                      <pic:cNvPr descr="images/unil_example.jpeg" id="43" name="Picture"/>
                                       <pic:cNvPicPr>
                                         <a:picLocks noChangeArrowheads="1" noChangeAspect="1"/>
                                       </pic:cNvPicPr>
                                     </pic:nvPicPr>
                                     <pic:blipFill>
-                                      <a:blip r:embed="rId40"/>
+                                      <a:blip r:embed="rId41"/>
                                       <a:stretch>
                                         <a:fillRect/>
                                       </a:stretch>
@@ -4513,7 +4523,7 @@
                                     <pic:spPr bwMode="auto">
                                       <a:xfrm>
                                         <a:off x="0" y="0"/>
-                                        <a:ext cx="2971800" cy="3076335"/>
+                                        <a:ext cx="2971800" cy="2229286"/>
                                       </a:xfrm>
                                       <a:prstGeom prst="rect">
                                         <a:avLst/>
@@ -4543,10 +4553,10 @@
                           <w:pStyle w:val="ImageCaption"/>
                         </w:pPr>
                         <w:r>
-                          <w:t xml:space="preserve">(a) Before debugging</w:t>
+                          <w:t xml:space="preserve">(a) Unil</w:t>
                         </w:r>
                       </w:p>
-                      <w:bookmarkEnd w:id="43"/>
+                      <w:bookmarkEnd w:id="44"/>
                     </w:tc>
                   </w:tr>
                 </w:tbl>
@@ -4596,7 +4606,7 @@
                   <w:tr>
                     <w:tc>
                       <w:tcPr/>
-                      <w:bookmarkStart w:id="47" w:name="fig-after"/>
+                      <w:bookmarkStart w:id="48" w:name="fig-before"/>
                       <w:p>
                         <w:pPr>
                           <w:pStyle w:val="Compact"/>
@@ -4606,20 +4616,20 @@
                         <w:r>
                           <w:drawing>
                             <wp:inline>
-                              <wp:extent cx="2971800" cy="2333598"/>
+                              <wp:extent cx="2971800" cy="3306288"/>
                               <wp:effectExtent b="0" l="0" r="0" t="0"/>
-                              <wp:docPr descr="" title="" id="45" name="Picture"/>
+                              <wp:docPr descr="" title="" id="46" name="Picture"/>
                               <a:graphic>
                                 <a:graphicData uri="http://schemas.openxmlformats.org/drawingml/2006/picture">
                                   <pic:pic>
                                     <pic:nvPicPr>
-                                      <pic:cNvPr descr="images/meme2.jpeg" id="46" name="Picture"/>
+                                      <pic:cNvPr descr="images/my_cat.jpg" id="47" name="Picture"/>
                                       <pic:cNvPicPr>
                                         <a:picLocks noChangeArrowheads="1" noChangeAspect="1"/>
                                       </pic:cNvPicPr>
                                     </pic:nvPicPr>
                                     <pic:blipFill>
-                                      <a:blip r:embed="rId44"/>
+                                      <a:blip r:embed="rId45"/>
                                       <a:stretch>
                                         <a:fillRect/>
                                       </a:stretch>
@@ -4627,7 +4637,7 @@
                                     <pic:spPr bwMode="auto">
                                       <a:xfrm>
                                         <a:off x="0" y="0"/>
-                                        <a:ext cx="2971800" cy="2333598"/>
+                                        <a:ext cx="2971800" cy="3306288"/>
                                       </a:xfrm>
                                       <a:prstGeom prst="rect">
                                         <a:avLst/>
@@ -4657,10 +4667,10 @@
                           <w:pStyle w:val="ImageCaption"/>
                         </w:pPr>
                         <w:r>
-                          <w:t xml:space="preserve">(b) After debugging</w:t>
+                          <w:t xml:space="preserve">(b) My cat</w:t>
                         </w:r>
                       </w:p>
-                      <w:bookmarkEnd w:id="47"/>
+                      <w:bookmarkEnd w:id="48"/>
                     </w:tc>
                   </w:tr>
                 </w:tbl>
@@ -4677,10 +4687,10 @@
               <w:pStyle w:val="ImageCaption"/>
             </w:pPr>
             <w:r>
-              <w:t xml:space="preserve">Figure 1: The emotional journey of a data scientist debugging their code</w:t>
-            </w:r>
-          </w:p>
-          <w:bookmarkEnd w:id="48"/>
+              <w:t xml:space="preserve">Figure 1: You can add images</w:t>
+            </w:r>
+          </w:p>
+          <w:bookmarkEnd w:id="49"/>
           <w:p>
             <w:pPr>
               <w:pStyle w:val="BodyText"/>
@@ -4868,7 +4878,7 @@
             <w:r>
               <w:t xml:space="preserve"> </w:t>
             </w:r>
-            <w:hyperlink r:id="rId49">
+            <w:hyperlink r:id="rId50">
               <w:r>
                 <w:rPr>
                   <w:rStyle w:val="Hyperlink"/>
@@ -4936,18 +4946,18 @@
                 <wp:inline>
                   <wp:extent cx="152400" cy="152400"/>
                   <wp:effectExtent b="0" l="0" r="0" t="0"/>
-                  <wp:docPr descr="" title="" id="50" name="Picture"/>
+                  <wp:docPr descr="" title="" id="51" name="Picture"/>
                   <a:graphic>
                     <a:graphicData uri="http://schemas.openxmlformats.org/drawingml/2006/picture">
                       <pic:pic>
                         <pic:nvPicPr>
-                          <pic:cNvPr descr="/Applications/quarto/share/formats/docx/tip.png" id="51" name="Picture"/>
+                          <pic:cNvPr descr="/Applications/quarto/share/formats/docx/tip.png" id="52" name="Picture"/>
                           <pic:cNvPicPr>
                             <a:picLocks noChangeArrowheads="1" noChangeAspect="1"/>
                           </pic:cNvPicPr>
                         </pic:nvPicPr>
                         <pic:blipFill>
-                          <a:blip r:embed="rId12"/>
+                          <a:blip r:embed="rId13"/>
                           <a:stretch>
                             <a:fillRect/>
                           </a:stretch>
@@ -5697,8 +5707,8 @@
         </w:tc>
       </w:tr>
     </w:tbl>
-    <w:bookmarkEnd w:id="52"/>
-    <w:bookmarkStart w:id="71" w:name="introduction"/>
+    <w:bookmarkEnd w:id="53"/>
+    <w:bookmarkStart w:id="72" w:name="introduction"/>
     <w:p>
       <w:pPr>
         <w:pStyle w:val="Heading1"/>
@@ -5707,7 +5717,7 @@
         <w:t xml:space="preserve">Introduction</w:t>
       </w:r>
     </w:p>
-    <w:bookmarkStart w:id="55" w:name="project-goals"/>
+    <w:bookmarkStart w:id="56" w:name="project-goals"/>
     <w:p>
       <w:pPr>
         <w:pStyle w:val="Heading2"/>
@@ -5765,18 +5775,18 @@
                 <wp:inline>
                   <wp:extent cx="152400" cy="152400"/>
                   <wp:effectExtent b="0" l="0" r="0" t="0"/>
-                  <wp:docPr descr="" title="" id="53" name="Picture"/>
+                  <wp:docPr descr="" title="" id="54" name="Picture"/>
                   <a:graphic>
                     <a:graphicData uri="http://schemas.openxmlformats.org/drawingml/2006/picture">
                       <pic:pic>
                         <pic:nvPicPr>
-                          <pic:cNvPr descr="/Applications/quarto/share/formats/docx/tip.png" id="54" name="Picture"/>
+                          <pic:cNvPr descr="/Applications/quarto/share/formats/docx/tip.png" id="55" name="Picture"/>
                           <pic:cNvPicPr>
                             <a:picLocks noChangeArrowheads="1" noChangeAspect="1"/>
                           </pic:cNvPicPr>
                         </pic:nvPicPr>
                         <pic:blipFill>
-                          <a:blip r:embed="rId12"/>
+                          <a:blip r:embed="rId13"/>
                           <a:stretch>
                             <a:fillRect/>
                           </a:stretch>
@@ -5840,8 +5850,8 @@
         </w:tc>
       </w:tr>
     </w:tbl>
-    <w:bookmarkEnd w:id="55"/>
-    <w:bookmarkStart w:id="58" w:name="research-questions"/>
+    <w:bookmarkEnd w:id="56"/>
+    <w:bookmarkStart w:id="59" w:name="research-questions"/>
     <w:p>
       <w:pPr>
         <w:pStyle w:val="Heading2"/>
@@ -5927,12 +5937,12 @@
                 <wp:inline>
                   <wp:extent cx="152400" cy="152400"/>
                   <wp:effectExtent b="0" l="0" r="0" t="0"/>
-                  <wp:docPr descr="" title="" id="56" name="Picture"/>
+                  <wp:docPr descr="" title="" id="57" name="Picture"/>
                   <a:graphic>
                     <a:graphicData uri="http://schemas.openxmlformats.org/drawingml/2006/picture">
                       <pic:pic>
                         <pic:nvPicPr>
-                          <pic:cNvPr descr="/Applications/quarto/share/formats/docx/important.png" id="57" name="Picture"/>
+                          <pic:cNvPr descr="/Applications/quarto/share/formats/docx/important.png" id="58" name="Picture"/>
                           <pic:cNvPicPr>
                             <a:picLocks noChangeArrowheads="1" noChangeAspect="1"/>
                           </pic:cNvPicPr>
@@ -6078,8 +6088,8 @@
         </w:tc>
       </w:tr>
     </w:tbl>
-    <w:bookmarkEnd w:id="58"/>
-    <w:bookmarkStart w:id="70" w:name="related-work"/>
+    <w:bookmarkEnd w:id="59"/>
+    <w:bookmarkStart w:id="71" w:name="related-work"/>
     <w:p>
       <w:pPr>
         <w:pStyle w:val="Heading2"/>
@@ -6261,18 +6271,18 @@
                 <wp:inline>
                   <wp:extent cx="152400" cy="152400"/>
                   <wp:effectExtent b="0" l="0" r="0" t="0"/>
-                  <wp:docPr descr="" title="" id="59" name="Picture"/>
+                  <wp:docPr descr="" title="" id="60" name="Picture"/>
                   <a:graphic>
                     <a:graphicData uri="http://schemas.openxmlformats.org/drawingml/2006/picture">
                       <pic:pic>
                         <pic:nvPicPr>
-                          <pic:cNvPr descr="/Applications/quarto/share/formats/docx/tip.png" id="60" name="Picture"/>
+                          <pic:cNvPr descr="/Applications/quarto/share/formats/docx/tip.png" id="61" name="Picture"/>
                           <pic:cNvPicPr>
                             <a:picLocks noChangeArrowheads="1" noChangeAspect="1"/>
                           </pic:cNvPicPr>
                         </pic:nvPicPr>
                         <pic:blipFill>
-                          <a:blip r:embed="rId12"/>
+                          <a:blip r:embed="rId13"/>
                           <a:stretch>
                             <a:fillRect/>
                           </a:stretch>
@@ -6543,18 +6553,18 @@
                 <wp:inline>
                   <wp:extent cx="152400" cy="152400"/>
                   <wp:effectExtent b="0" l="0" r="0" t="0"/>
-                  <wp:docPr descr="" title="" id="61" name="Picture"/>
+                  <wp:docPr descr="" title="" id="62" name="Picture"/>
                   <a:graphic>
                     <a:graphicData uri="http://schemas.openxmlformats.org/drawingml/2006/picture">
                       <pic:pic>
                         <pic:nvPicPr>
-                          <pic:cNvPr descr="/Applications/quarto/share/formats/docx/note.png" id="62" name="Picture"/>
+                          <pic:cNvPr descr="/Applications/quarto/share/formats/docx/note.png" id="63" name="Picture"/>
                           <pic:cNvPicPr>
                             <a:picLocks noChangeArrowheads="1" noChangeAspect="1"/>
                           </pic:cNvPicPr>
                         </pic:nvPicPr>
                         <pic:blipFill>
-                          <a:blip r:embed="rId19"/>
+                          <a:blip r:embed="rId20"/>
                           <a:stretch>
                             <a:fillRect/>
                           </a:stretch>
@@ -6708,7 +6718,7 @@
             <w:r>
               <w:t xml:space="preserve"> </w:t>
             </w:r>
-            <w:hyperlink r:id="rId63">
+            <w:hyperlink r:id="rId64">
               <w:r>
                 <w:rPr>
                   <w:rStyle w:val="Hyperlink"/>
@@ -6776,18 +6786,18 @@
                 <wp:inline>
                   <wp:extent cx="152400" cy="152400"/>
                   <wp:effectExtent b="0" l="0" r="0" t="0"/>
-                  <wp:docPr descr="" title="" id="65" name="Picture"/>
+                  <wp:docPr descr="" title="" id="66" name="Picture"/>
                   <a:graphic>
                     <a:graphicData uri="http://schemas.openxmlformats.org/drawingml/2006/picture">
                       <pic:pic>
                         <pic:nvPicPr>
-                          <pic:cNvPr descr="/Applications/quarto/share/formats/docx/warning.png" id="66" name="Picture"/>
+                          <pic:cNvPr descr="/Applications/quarto/share/formats/docx/warning.png" id="67" name="Picture"/>
                           <pic:cNvPicPr>
                             <a:picLocks noChangeArrowheads="1" noChangeAspect="1"/>
                           </pic:cNvPicPr>
                         </pic:nvPicPr>
                         <pic:blipFill>
-                          <a:blip r:embed="rId64"/>
+                          <a:blip r:embed="rId65"/>
                           <a:stretch>
                             <a:fillRect/>
                           </a:stretch>
@@ -6959,18 +6969,18 @@
                 <wp:inline>
                   <wp:extent cx="152400" cy="152400"/>
                   <wp:effectExtent b="0" l="0" r="0" t="0"/>
-                  <wp:docPr descr="" title="" id="68" name="Picture"/>
+                  <wp:docPr descr="" title="" id="69" name="Picture"/>
                   <a:graphic>
                     <a:graphicData uri="http://schemas.openxmlformats.org/drawingml/2006/picture">
                       <pic:pic>
                         <pic:nvPicPr>
-                          <pic:cNvPr descr="/Applications/quarto/share/formats/docx/caution.png" id="69" name="Picture"/>
+                          <pic:cNvPr descr="/Applications/quarto/share/formats/docx/caution.png" id="70" name="Picture"/>
                           <pic:cNvPicPr>
                             <a:picLocks noChangeArrowheads="1" noChangeAspect="1"/>
                           </pic:cNvPicPr>
                         </pic:nvPicPr>
                         <pic:blipFill>
-                          <a:blip r:embed="rId67"/>
+                          <a:blip r:embed="rId68"/>
                           <a:stretch>
                             <a:fillRect/>
                           </a:stretch>
@@ -7066,9 +7076,9 @@
         </w:tc>
       </w:tr>
     </w:tbl>
-    <w:bookmarkEnd w:id="70"/>
     <w:bookmarkEnd w:id="71"/>
-    <w:bookmarkStart w:id="102" w:name="data"/>
+    <w:bookmarkEnd w:id="72"/>
+    <w:bookmarkStart w:id="103" w:name="data"/>
     <w:p>
       <w:pPr>
         <w:pStyle w:val="Heading1"/>
@@ -7077,7 +7087,7 @@
         <w:t xml:space="preserve">Data</w:t>
       </w:r>
     </w:p>
-    <w:bookmarkStart w:id="75" w:name="sources"/>
+    <w:bookmarkStart w:id="76" w:name="sources"/>
     <w:p>
       <w:pPr>
         <w:pStyle w:val="Heading2"/>
@@ -7135,12 +7145,12 @@
                 <wp:inline>
                   <wp:extent cx="152400" cy="152400"/>
                   <wp:effectExtent b="0" l="0" r="0" t="0"/>
-                  <wp:docPr descr="" title="" id="72" name="Picture"/>
+                  <wp:docPr descr="" title="" id="73" name="Picture"/>
                   <a:graphic>
                     <a:graphicData uri="http://schemas.openxmlformats.org/drawingml/2006/picture">
                       <pic:pic>
                         <pic:nvPicPr>
-                          <pic:cNvPr descr="/Applications/quarto/share/formats/docx/important.png" id="73" name="Picture"/>
+                          <pic:cNvPr descr="/Applications/quarto/share/formats/docx/important.png" id="74" name="Picture"/>
                           <pic:cNvPicPr>
                             <a:picLocks noChangeArrowheads="1" noChangeAspect="1"/>
                           </pic:cNvPicPr>
@@ -7230,7 +7240,7 @@
             <w:r>
               <w:t xml:space="preserve"> </w:t>
             </w:r>
-            <w:hyperlink r:id="rId74">
+            <w:hyperlink r:id="rId75">
               <w:r>
                 <w:rPr>
                   <w:rStyle w:val="Hyperlink"/>
@@ -7249,8 +7259,8 @@
         </w:tc>
       </w:tr>
     </w:tbl>
-    <w:bookmarkEnd w:id="75"/>
-    <w:bookmarkStart w:id="78" w:name="description"/>
+    <w:bookmarkEnd w:id="76"/>
+    <w:bookmarkStart w:id="79" w:name="description"/>
     <w:p>
       <w:pPr>
         <w:pStyle w:val="Heading2"/>
@@ -7308,18 +7318,18 @@
                 <wp:inline>
                   <wp:extent cx="152400" cy="152400"/>
                   <wp:effectExtent b="0" l="0" r="0" t="0"/>
-                  <wp:docPr descr="" title="" id="76" name="Picture"/>
+                  <wp:docPr descr="" title="" id="77" name="Picture"/>
                   <a:graphic>
                     <a:graphicData uri="http://schemas.openxmlformats.org/drawingml/2006/picture">
                       <pic:pic>
                         <pic:nvPicPr>
-                          <pic:cNvPr descr="/Applications/quarto/share/formats/docx/note.png" id="77" name="Picture"/>
+                          <pic:cNvPr descr="/Applications/quarto/share/formats/docx/note.png" id="78" name="Picture"/>
                           <pic:cNvPicPr>
                             <a:picLocks noChangeArrowheads="1" noChangeAspect="1"/>
                           </pic:cNvPicPr>
                         </pic:nvPicPr>
                         <pic:blipFill>
-                          <a:blip r:embed="rId19"/>
+                          <a:blip r:embed="rId20"/>
                           <a:stretch>
                             <a:fillRect/>
                           </a:stretch>
@@ -7478,8 +7488,8 @@
         </w:tc>
       </w:tr>
     </w:tbl>
-    <w:bookmarkEnd w:id="78"/>
-    <w:bookmarkStart w:id="84" w:name="loading-data"/>
+    <w:bookmarkEnd w:id="79"/>
+    <w:bookmarkStart w:id="85" w:name="loading-data"/>
     <w:p>
       <w:pPr>
         <w:pStyle w:val="Heading2"/>
@@ -7529,18 +7539,18 @@
                 <wp:inline>
                   <wp:extent cx="152400" cy="152400"/>
                   <wp:effectExtent b="0" l="0" r="0" t="0"/>
-                  <wp:docPr descr="" title="" id="79" name="Picture"/>
+                  <wp:docPr descr="" title="" id="80" name="Picture"/>
                   <a:graphic>
                     <a:graphicData uri="http://schemas.openxmlformats.org/drawingml/2006/picture">
                       <pic:pic>
                         <pic:nvPicPr>
-                          <pic:cNvPr descr="/Applications/quarto/share/formats/docx/tip.png" id="80" name="Picture"/>
+                          <pic:cNvPr descr="/Applications/quarto/share/formats/docx/tip.png" id="81" name="Picture"/>
                           <pic:cNvPicPr>
                             <a:picLocks noChangeArrowheads="1" noChangeAspect="1"/>
                           </pic:cNvPicPr>
                         </pic:nvPicPr>
                         <pic:blipFill>
-                          <a:blip r:embed="rId12"/>
+                          <a:blip r:embed="rId13"/>
                           <a:stretch>
                             <a:fillRect/>
                           </a:stretch>
@@ -7812,7 +7822,7 @@
         <w:t xml:space="preserve">First 5 rows:</w:t>
       </w:r>
     </w:p>
-    <w:bookmarkStart w:id="81" w:name="load-data"/>
+    <w:bookmarkStart w:id="82" w:name="load-data"/>
     <w:tbl>
       <w:tblPr>
         <w:tblStyle w:val="Table"/>
@@ -8010,7 +8020,7 @@
         </w:tc>
       </w:tr>
     </w:tbl>
-    <w:bookmarkEnd w:id="81"/>
+    <w:bookmarkEnd w:id="82"/>
     <w:p>
       <w:pPr>
         <w:pStyle w:val="BodyText"/>
@@ -8060,18 +8070,18 @@
                 <wp:inline>
                   <wp:extent cx="152400" cy="152400"/>
                   <wp:effectExtent b="0" l="0" r="0" t="0"/>
-                  <wp:docPr descr="" title="" id="82" name="Picture"/>
+                  <wp:docPr descr="" title="" id="83" name="Picture"/>
                   <a:graphic>
                     <a:graphicData uri="http://schemas.openxmlformats.org/drawingml/2006/picture">
                       <pic:pic>
                         <pic:nvPicPr>
-                          <pic:cNvPr descr="/Applications/quarto/share/formats/docx/tip.png" id="83" name="Picture"/>
+                          <pic:cNvPr descr="/Applications/quarto/share/formats/docx/tip.png" id="84" name="Picture"/>
                           <pic:cNvPicPr>
                             <a:picLocks noChangeArrowheads="1" noChangeAspect="1"/>
                           </pic:cNvPicPr>
                         </pic:nvPicPr>
                         <pic:blipFill>
-                          <a:blip r:embed="rId12"/>
+                          <a:blip r:embed="rId13"/>
                           <a:stretch>
                             <a:fillRect/>
                           </a:stretch>
@@ -8344,8 +8354,8 @@
         </w:tc>
       </w:tr>
     </w:tbl>
-    <w:bookmarkEnd w:id="84"/>
-    <w:bookmarkStart w:id="101" w:name="wrangling"/>
+    <w:bookmarkEnd w:id="85"/>
+    <w:bookmarkStart w:id="102" w:name="wrangling"/>
     <w:p>
       <w:pPr>
         <w:pStyle w:val="Heading2"/>
@@ -8354,7 +8364,7 @@
         <w:t xml:space="preserve">Wrangling</w:t>
       </w:r>
     </w:p>
-    <w:bookmarkStart w:id="87" w:name="general-transformations"/>
+    <w:bookmarkStart w:id="88" w:name="general-transformations"/>
     <w:p>
       <w:pPr>
         <w:pStyle w:val="Heading3"/>
@@ -8412,18 +8422,18 @@
                 <wp:inline>
                   <wp:extent cx="152400" cy="152400"/>
                   <wp:effectExtent b="0" l="0" r="0" t="0"/>
-                  <wp:docPr descr="" title="" id="85" name="Picture"/>
+                  <wp:docPr descr="" title="" id="86" name="Picture"/>
                   <a:graphic>
                     <a:graphicData uri="http://schemas.openxmlformats.org/drawingml/2006/picture">
                       <pic:pic>
                         <pic:nvPicPr>
-                          <pic:cNvPr descr="/Applications/quarto/share/formats/docx/caution.png" id="86" name="Picture"/>
+                          <pic:cNvPr descr="/Applications/quarto/share/formats/docx/caution.png" id="87" name="Picture"/>
                           <pic:cNvPicPr>
                             <a:picLocks noChangeArrowheads="1" noChangeAspect="1"/>
                           </pic:cNvPicPr>
                         </pic:nvPicPr>
                         <pic:blipFill>
-                          <a:blip r:embed="rId67"/>
+                          <a:blip r:embed="rId68"/>
                           <a:stretch>
                             <a:fillRect/>
                           </a:stretch>
@@ -8563,8 +8573,8 @@
         </w:tc>
       </w:tr>
     </w:tbl>
-    <w:bookmarkEnd w:id="87"/>
-    <w:bookmarkStart w:id="90" w:name="spotting-mistakes-and-missing-data"/>
+    <w:bookmarkEnd w:id="88"/>
+    <w:bookmarkStart w:id="91" w:name="spotting-mistakes-and-missing-data"/>
     <w:p>
       <w:pPr>
         <w:pStyle w:val="Heading3"/>
@@ -8622,18 +8632,18 @@
                 <wp:inline>
                   <wp:extent cx="152400" cy="152400"/>
                   <wp:effectExtent b="0" l="0" r="0" t="0"/>
-                  <wp:docPr descr="" title="" id="88" name="Picture"/>
+                  <wp:docPr descr="" title="" id="89" name="Picture"/>
                   <a:graphic>
                     <a:graphicData uri="http://schemas.openxmlformats.org/drawingml/2006/picture">
                       <pic:pic>
                         <pic:nvPicPr>
-                          <pic:cNvPr descr="/Applications/quarto/share/formats/docx/warning.png" id="89" name="Picture"/>
+                          <pic:cNvPr descr="/Applications/quarto/share/formats/docx/warning.png" id="90" name="Picture"/>
                           <pic:cNvPicPr>
                             <a:picLocks noChangeArrowheads="1" noChangeAspect="1"/>
                           </pic:cNvPicPr>
                         </pic:nvPicPr>
                         <pic:blipFill>
-                          <a:blip r:embed="rId64"/>
+                          <a:blip r:embed="rId65"/>
                           <a:stretch>
                             <a:fillRect/>
                           </a:stretch>
@@ -8794,8 +8804,8 @@
         </w:tc>
       </w:tr>
     </w:tbl>
-    <w:bookmarkEnd w:id="90"/>
-    <w:bookmarkStart w:id="100" w:name="listing-anomalies-and-outliers"/>
+    <w:bookmarkEnd w:id="91"/>
+    <w:bookmarkStart w:id="101" w:name="listing-anomalies-and-outliers"/>
     <w:p>
       <w:pPr>
         <w:pStyle w:val="Heading3"/>
@@ -8853,18 +8863,18 @@
                 <wp:inline>
                   <wp:extent cx="152400" cy="152400"/>
                   <wp:effectExtent b="0" l="0" r="0" t="0"/>
-                  <wp:docPr descr="" title="" id="91" name="Picture"/>
+                  <wp:docPr descr="" title="" id="92" name="Picture"/>
                   <a:graphic>
                     <a:graphicData uri="http://schemas.openxmlformats.org/drawingml/2006/picture">
                       <pic:pic>
                         <pic:nvPicPr>
-                          <pic:cNvPr descr="/Applications/quarto/share/formats/docx/tip.png" id="92" name="Picture"/>
+                          <pic:cNvPr descr="/Applications/quarto/share/formats/docx/tip.png" id="93" name="Picture"/>
                           <pic:cNvPicPr>
                             <a:picLocks noChangeArrowheads="1" noChangeAspect="1"/>
                           </pic:cNvPicPr>
                         </pic:nvPicPr>
                         <pic:blipFill>
-                          <a:blip r:embed="rId12"/>
+                          <a:blip r:embed="rId13"/>
                           <a:stretch>
                             <a:fillRect/>
                           </a:stretch>
@@ -9128,7 +9138,7 @@
         <w:t xml:space="preserve">Cleaned data summary:</w:t>
       </w:r>
     </w:p>
-    <w:bookmarkStart w:id="93" w:name="data-cleaning"/>
+    <w:bookmarkStart w:id="94" w:name="data-cleaning"/>
     <w:tbl>
       <w:tblPr>
         <w:tblStyle w:val="Table"/>
@@ -9694,7 +9704,7 @@
         </w:tc>
       </w:tr>
     </w:tbl>
-    <w:bookmarkEnd w:id="93"/>
+    <w:bookmarkEnd w:id="94"/>
     <w:p>
       <w:pPr>
         <w:pStyle w:val="BodyText"/>
@@ -9789,18 +9799,18 @@
                 <wp:inline>
                   <wp:extent cx="152400" cy="152400"/>
                   <wp:effectExtent b="0" l="0" r="0" t="0"/>
-                  <wp:docPr descr="" title="" id="94" name="Picture"/>
+                  <wp:docPr descr="" title="" id="95" name="Picture"/>
                   <a:graphic>
                     <a:graphicData uri="http://schemas.openxmlformats.org/drawingml/2006/picture">
                       <pic:pic>
                         <pic:nvPicPr>
-                          <pic:cNvPr descr="/Applications/quarto/share/formats/docx/tip.png" id="95" name="Picture"/>
+                          <pic:cNvPr descr="/Applications/quarto/share/formats/docx/tip.png" id="96" name="Picture"/>
                           <pic:cNvPicPr>
                             <a:picLocks noChangeArrowheads="1" noChangeAspect="1"/>
                           </pic:cNvPicPr>
                         </pic:nvPicPr>
                         <pic:blipFill>
-                          <a:blip r:embed="rId12"/>
+                          <a:blip r:embed="rId13"/>
                           <a:stretch>
                             <a:fillRect/>
                           </a:stretch>
@@ -10002,12 +10012,12 @@
                 <wp:inline>
                   <wp:extent cx="152400" cy="152400"/>
                   <wp:effectExtent b="0" l="0" r="0" t="0"/>
-                  <wp:docPr descr="" title="" id="96" name="Picture"/>
+                  <wp:docPr descr="" title="" id="97" name="Picture"/>
                   <a:graphic>
                     <a:graphicData uri="http://schemas.openxmlformats.org/drawingml/2006/picture">
                       <pic:pic>
                         <pic:nvPicPr>
-                          <pic:cNvPr descr="/Applications/quarto/share/formats/docx/important.png" id="97" name="Picture"/>
+                          <pic:cNvPr descr="/Applications/quarto/share/formats/docx/important.png" id="98" name="Picture"/>
                           <pic:cNvPicPr>
                             <a:picLocks noChangeArrowheads="1" noChangeAspect="1"/>
                           </pic:cNvPicPr>
@@ -10222,18 +10232,18 @@
                 <wp:inline>
                   <wp:extent cx="152400" cy="152400"/>
                   <wp:effectExtent b="0" l="0" r="0" t="0"/>
-                  <wp:docPr descr="" title="" id="98" name="Picture"/>
+                  <wp:docPr descr="" title="" id="99" name="Picture"/>
                   <a:graphic>
                     <a:graphicData uri="http://schemas.openxmlformats.org/drawingml/2006/picture">
                       <pic:pic>
                         <pic:nvPicPr>
-                          <pic:cNvPr descr="/Applications/quarto/share/formats/docx/note.png" id="99" name="Picture"/>
+                          <pic:cNvPr descr="/Applications/quarto/share/formats/docx/note.png" id="100" name="Picture"/>
                           <pic:cNvPicPr>
                             <a:picLocks noChangeArrowheads="1" noChangeAspect="1"/>
                           </pic:cNvPicPr>
                         </pic:nvPicPr>
                         <pic:blipFill>
-                          <a:blip r:embed="rId19"/>
+                          <a:blip r:embed="rId20"/>
                           <a:stretch>
                             <a:fillRect/>
                           </a:stretch>
@@ -10393,10 +10403,10 @@
         </w:tc>
       </w:tr>
     </w:tbl>
-    <w:bookmarkEnd w:id="100"/>
     <w:bookmarkEnd w:id="101"/>
     <w:bookmarkEnd w:id="102"/>
-    <w:bookmarkStart w:id="143" w:name="eda"/>
+    <w:bookmarkEnd w:id="103"/>
+    <w:bookmarkStart w:id="144" w:name="eda"/>
     <w:p>
       <w:pPr>
         <w:pStyle w:val="Heading1"/>
@@ -10446,18 +10456,18 @@
                 <wp:inline>
                   <wp:extent cx="152400" cy="152400"/>
                   <wp:effectExtent b="0" l="0" r="0" t="0"/>
-                  <wp:docPr descr="" title="" id="103" name="Picture"/>
+                  <wp:docPr descr="" title="" id="104" name="Picture"/>
                   <a:graphic>
                     <a:graphicData uri="http://schemas.openxmlformats.org/drawingml/2006/picture">
                       <pic:pic>
                         <pic:nvPicPr>
-                          <pic:cNvPr descr="/Applications/quarto/share/formats/docx/tip.png" id="104" name="Picture"/>
+                          <pic:cNvPr descr="/Applications/quarto/share/formats/docx/tip.png" id="105" name="Picture"/>
                           <pic:cNvPicPr>
                             <a:picLocks noChangeArrowheads="1" noChangeAspect="1"/>
                           </pic:cNvPicPr>
                         </pic:nvPicPr>
                         <pic:blipFill>
-                          <a:blip r:embed="rId12"/>
+                          <a:blip r:embed="rId13"/>
                           <a:stretch>
                             <a:fillRect/>
                           </a:stretch>
@@ -10736,12 +10746,12 @@
                 <wp:inline>
                   <wp:extent cx="152400" cy="152400"/>
                   <wp:effectExtent b="0" l="0" r="0" t="0"/>
-                  <wp:docPr descr="" title="" id="105" name="Picture"/>
+                  <wp:docPr descr="" title="" id="106" name="Picture"/>
                   <a:graphic>
                     <a:graphicData uri="http://schemas.openxmlformats.org/drawingml/2006/picture">
                       <pic:pic>
                         <pic:nvPicPr>
-                          <pic:cNvPr descr="/Applications/quarto/share/formats/docx/important.png" id="106" name="Picture"/>
+                          <pic:cNvPr descr="/Applications/quarto/share/formats/docx/important.png" id="107" name="Picture"/>
                           <pic:cNvPicPr>
                             <a:picLocks noChangeArrowheads="1" noChangeAspect="1"/>
                           </pic:cNvPicPr>
@@ -10970,7 +10980,7 @@
         </w:tc>
       </w:tr>
     </w:tbl>
-    <w:bookmarkStart w:id="107" w:name="univariate-analysis"/>
+    <w:bookmarkStart w:id="108" w:name="univariate-analysis"/>
     <w:p>
       <w:pPr>
         <w:pStyle w:val="Heading2"/>
@@ -10987,7 +10997,7 @@
         <w:t xml:space="preserve">Examine each variable individually to understand its distribution, central tendency, and spread.</w:t>
       </w:r>
     </w:p>
-    <w:bookmarkEnd w:id="107"/>
+    <w:bookmarkEnd w:id="108"/>
     <w:p>
       <w:pPr>
         <w:pStyle w:val="Heading2"/>
@@ -11009,7 +11019,7 @@
       <w:tr>
         <w:tc>
           <w:tcPr/>
-          <w:bookmarkStart w:id="111" w:name="fig-performance-dist"/>
+          <w:bookmarkStart w:id="112" w:name="fig-performance-dist"/>
           <w:p>
             <w:pPr>
               <w:pStyle w:val="Compact"/>
@@ -11020,18 +11030,18 @@
                 <wp:inline>
                   <wp:extent cx="5334000" cy="3283009"/>
                   <wp:effectExtent b="0" l="0" r="0" t="0"/>
-                  <wp:docPr descr="" title="" id="109" name="Picture"/>
+                  <wp:docPr descr="" title="" id="110" name="Picture"/>
                   <a:graphic>
                     <a:graphicData uri="http://schemas.openxmlformats.org/drawingml/2006/picture">
                       <pic:pic>
                         <pic:nvPicPr>
-                          <pic:cNvPr descr="report_files/figure-docx/fig-performance-dist-output-1.png" id="110" name="Picture"/>
+                          <pic:cNvPr descr="report_files/figure-docx/fig-performance-dist-output-1.png" id="111" name="Picture"/>
                           <pic:cNvPicPr>
                             <a:picLocks noChangeArrowheads="1" noChangeAspect="1"/>
                           </pic:cNvPicPr>
                         </pic:nvPicPr>
                         <pic:blipFill>
-                          <a:blip r:embed="rId108"/>
+                          <a:blip r:embed="rId109"/>
                           <a:stretch>
                             <a:fillRect/>
                           </a:stretch>
@@ -11071,7 +11081,7 @@
               <w:t xml:space="preserve">Figure 2: Distribution of performance scores showing approximately normal distribution</w:t>
             </w:r>
           </w:p>
-          <w:bookmarkEnd w:id="111"/>
+          <w:bookmarkEnd w:id="112"/>
         </w:tc>
       </w:tr>
     </w:tbl>
@@ -11096,7 +11106,7 @@
       <w:tr>
         <w:tc>
           <w:tcPr/>
-          <w:bookmarkStart w:id="112" w:name="tbl-summary-stats"/>
+          <w:bookmarkStart w:id="113" w:name="tbl-summary-stats"/>
           <w:p>
             <w:pPr>
               <w:jc w:val="center"/>
@@ -11218,7 +11228,7 @@
               <w:t xml:space="preserve">Kurtosis: -0.347</w:t>
             </w:r>
           </w:p>
-          <w:bookmarkEnd w:id="112"/>
+          <w:bookmarkEnd w:id="113"/>
         </w:tc>
       </w:tr>
     </w:tbl>
@@ -11243,7 +11253,7 @@
       <w:tr>
         <w:tc>
           <w:tcPr/>
-          <w:bookmarkStart w:id="116" w:name="fig-performance-box"/>
+          <w:bookmarkStart w:id="117" w:name="fig-performance-box"/>
           <w:p>
             <w:pPr>
               <w:pStyle w:val="Compact"/>
@@ -11254,18 +11264,18 @@
                 <wp:inline>
                   <wp:extent cx="5305425" cy="3476625"/>
                   <wp:effectExtent b="0" l="0" r="0" t="0"/>
-                  <wp:docPr descr="" title="" id="114" name="Picture"/>
+                  <wp:docPr descr="" title="" id="115" name="Picture"/>
                   <a:graphic>
                     <a:graphicData uri="http://schemas.openxmlformats.org/drawingml/2006/picture">
                       <pic:pic>
                         <pic:nvPicPr>
-                          <pic:cNvPr descr="report_files/figure-docx/fig-performance-box-output-1.png" id="115" name="Picture"/>
+                          <pic:cNvPr descr="report_files/figure-docx/fig-performance-box-output-1.png" id="116" name="Picture"/>
                           <pic:cNvPicPr>
                             <a:picLocks noChangeArrowheads="1" noChangeAspect="1"/>
                           </pic:cNvPicPr>
                         </pic:nvPicPr>
                         <pic:blipFill>
-                          <a:blip r:embed="rId113"/>
+                          <a:blip r:embed="rId114"/>
                           <a:stretch>
                             <a:fillRect/>
                           </a:stretch>
@@ -11305,11 +11315,11 @@
               <w:t xml:space="preserve">Figure 3: Box plot showing the five-number summary and outliers</w:t>
             </w:r>
           </w:p>
-          <w:bookmarkEnd w:id="116"/>
+          <w:bookmarkEnd w:id="117"/>
         </w:tc>
       </w:tr>
     </w:tbl>
-    <w:bookmarkStart w:id="119" w:name="bivariate-analysis"/>
+    <w:bookmarkStart w:id="120" w:name="bivariate-analysis"/>
     <w:p>
       <w:pPr>
         <w:pStyle w:val="Heading2"/>
@@ -11403,18 +11413,18 @@
                 <wp:inline>
                   <wp:extent cx="152400" cy="152400"/>
                   <wp:effectExtent b="0" l="0" r="0" t="0"/>
-                  <wp:docPr descr="" title="" id="117" name="Picture"/>
+                  <wp:docPr descr="" title="" id="118" name="Picture"/>
                   <a:graphic>
                     <a:graphicData uri="http://schemas.openxmlformats.org/drawingml/2006/picture">
                       <pic:pic>
                         <pic:nvPicPr>
-                          <pic:cNvPr descr="/Applications/quarto/share/formats/docx/tip.png" id="118" name="Picture"/>
+                          <pic:cNvPr descr="/Applications/quarto/share/formats/docx/tip.png" id="119" name="Picture"/>
                           <pic:cNvPicPr>
                             <a:picLocks noChangeArrowheads="1" noChangeAspect="1"/>
                           </pic:cNvPicPr>
                         </pic:nvPicPr>
                         <pic:blipFill>
-                          <a:blip r:embed="rId12"/>
+                          <a:blip r:embed="rId13"/>
                           <a:stretch>
                             <a:fillRect/>
                           </a:stretch>
@@ -11737,7 +11747,7 @@
         <w:t xml:space="preserve">Now let’s examine how performance varies across different instructors.</w:t>
       </w:r>
     </w:p>
-    <w:bookmarkEnd w:id="119"/>
+    <w:bookmarkEnd w:id="120"/>
     <w:p>
       <w:pPr>
         <w:pStyle w:val="Heading2"/>
@@ -11759,7 +11769,7 @@
       <w:tr>
         <w:tc>
           <w:tcPr/>
-          <w:bookmarkStart w:id="123" w:name="fig-performance-by-instructor"/>
+          <w:bookmarkStart w:id="124" w:name="fig-performance-by-instructor"/>
           <w:p>
             <w:pPr>
               <w:pStyle w:val="Compact"/>
@@ -11770,18 +11780,18 @@
                 <wp:inline>
                   <wp:extent cx="5334000" cy="3283009"/>
                   <wp:effectExtent b="0" l="0" r="0" t="0"/>
-                  <wp:docPr descr="" title="" id="121" name="Picture"/>
+                  <wp:docPr descr="" title="" id="122" name="Picture"/>
                   <a:graphic>
                     <a:graphicData uri="http://schemas.openxmlformats.org/drawingml/2006/picture">
                       <pic:pic>
                         <pic:nvPicPr>
-                          <pic:cNvPr descr="report_files/figure-docx/fig-performance-by-instructor-output-1.png" id="122" name="Picture"/>
+                          <pic:cNvPr descr="report_files/figure-docx/fig-performance-by-instructor-output-1.png" id="123" name="Picture"/>
                           <pic:cNvPicPr>
                             <a:picLocks noChangeArrowheads="1" noChangeAspect="1"/>
                           </pic:cNvPicPr>
                         </pic:nvPicPr>
                         <pic:blipFill>
-                          <a:blip r:embed="rId120"/>
+                          <a:blip r:embed="rId121"/>
                           <a:stretch>
                             <a:fillRect/>
                           </a:stretch>
@@ -11821,7 +11831,7 @@
               <w:t xml:space="preserve">Figure 4: Performance scores grouped by instructor showing variation across instructors</w:t>
             </w:r>
           </w:p>
-          <w:bookmarkEnd w:id="123"/>
+          <w:bookmarkEnd w:id="124"/>
         </w:tc>
       </w:tr>
     </w:tbl>
@@ -11846,7 +11856,7 @@
       <w:tr>
         <w:tc>
           <w:tcPr/>
-          <w:bookmarkStart w:id="124" w:name="tbl-anova-test"/>
+          <w:bookmarkStart w:id="125" w:name="tbl-anova-test"/>
           <w:p>
             <w:pPr>
               <w:jc w:val="center"/>
@@ -11953,7 +11963,7 @@
               <w:t xml:space="preserve">John    0.891255</w:t>
             </w:r>
           </w:p>
-          <w:bookmarkEnd w:id="124"/>
+          <w:bookmarkEnd w:id="125"/>
         </w:tc>
       </w:tr>
     </w:tbl>
@@ -11998,12 +12008,12 @@
                 <wp:inline>
                   <wp:extent cx="152400" cy="152400"/>
                   <wp:effectExtent b="0" l="0" r="0" t="0"/>
-                  <wp:docPr descr="" title="" id="125" name="Picture"/>
+                  <wp:docPr descr="" title="" id="126" name="Picture"/>
                   <a:graphic>
                     <a:graphicData uri="http://schemas.openxmlformats.org/drawingml/2006/picture">
                       <pic:pic>
                         <pic:nvPicPr>
-                          <pic:cNvPr descr="/Applications/quarto/share/formats/docx/important.png" id="126" name="Picture"/>
+                          <pic:cNvPr descr="/Applications/quarto/share/formats/docx/important.png" id="127" name="Picture"/>
                           <pic:cNvPicPr>
                             <a:picLocks noChangeArrowheads="1" noChangeAspect="1"/>
                           </pic:cNvPicPr>
@@ -12243,7 +12253,7 @@
         </w:tc>
       </w:tr>
     </w:tbl>
-    <w:bookmarkStart w:id="127" w:name="correlation-analysis"/>
+    <w:bookmarkStart w:id="128" w:name="correlation-analysis"/>
     <w:p>
       <w:pPr>
         <w:pStyle w:val="Heading2"/>
@@ -12252,7 +12262,7 @@
         <w:t xml:space="preserve">Correlation Analysis</w:t>
       </w:r>
     </w:p>
-    <w:bookmarkEnd w:id="127"/>
+    <w:bookmarkEnd w:id="128"/>
     <w:p>
       <w:pPr>
         <w:pStyle w:val="Heading2"/>
@@ -12274,7 +12284,7 @@
       <w:tr>
         <w:tc>
           <w:tcPr/>
-          <w:bookmarkStart w:id="131" w:name="fig-correlation-matrix"/>
+          <w:bookmarkStart w:id="132" w:name="fig-correlation-matrix"/>
           <w:p>
             <w:pPr>
               <w:pStyle w:val="Compact"/>
@@ -12285,18 +12295,18 @@
                 <wp:inline>
                   <wp:extent cx="5334000" cy="4746000"/>
                   <wp:effectExtent b="0" l="0" r="0" t="0"/>
-                  <wp:docPr descr="" title="" id="129" name="Picture"/>
+                  <wp:docPr descr="" title="" id="130" name="Picture"/>
                   <a:graphic>
                     <a:graphicData uri="http://schemas.openxmlformats.org/drawingml/2006/picture">
                       <pic:pic>
                         <pic:nvPicPr>
-                          <pic:cNvPr descr="report_files/figure-docx/fig-correlation-matrix-output-1.png" id="130" name="Picture"/>
+                          <pic:cNvPr descr="report_files/figure-docx/fig-correlation-matrix-output-1.png" id="131" name="Picture"/>
                           <pic:cNvPicPr>
                             <a:picLocks noChangeArrowheads="1" noChangeAspect="1"/>
                           </pic:cNvPicPr>
                         </pic:nvPicPr>
                         <pic:blipFill>
-                          <a:blip r:embed="rId128"/>
+                          <a:blip r:embed="rId129"/>
                           <a:stretch>
                             <a:fillRect/>
                           </a:stretch>
@@ -12336,7 +12346,7 @@
               <w:t xml:space="preserve">Figure 5: Correlation matrix showing relationships between numeric variables</w:t>
             </w:r>
           </w:p>
-          <w:bookmarkEnd w:id="131"/>
+          <w:bookmarkEnd w:id="132"/>
         </w:tc>
       </w:tr>
     </w:tbl>
@@ -12361,7 +12371,7 @@
       <w:tr>
         <w:tc>
           <w:tcPr/>
-          <w:bookmarkStart w:id="135" w:name="fig-scatter-experience-performance"/>
+          <w:bookmarkStart w:id="136" w:name="fig-scatter-experience-performance"/>
           <w:p>
             <w:pPr>
               <w:pStyle w:val="Compact"/>
@@ -12372,18 +12382,18 @@
                 <wp:inline>
                   <wp:extent cx="5334000" cy="3287398"/>
                   <wp:effectExtent b="0" l="0" r="0" t="0"/>
-                  <wp:docPr descr="" title="" id="133" name="Picture"/>
+                  <wp:docPr descr="" title="" id="134" name="Picture"/>
                   <a:graphic>
                     <a:graphicData uri="http://schemas.openxmlformats.org/drawingml/2006/picture">
                       <pic:pic>
                         <pic:nvPicPr>
-                          <pic:cNvPr descr="report_files/figure-docx/fig-scatter-experience-performance-output-1.png" id="134" name="Picture"/>
+                          <pic:cNvPr descr="report_files/figure-docx/fig-scatter-experience-performance-output-1.png" id="135" name="Picture"/>
                           <pic:cNvPicPr>
                             <a:picLocks noChangeArrowheads="1" noChangeAspect="1"/>
                           </pic:cNvPicPr>
                         </pic:nvPicPr>
                         <pic:blipFill>
-                          <a:blip r:embed="rId132"/>
+                          <a:blip r:embed="rId133"/>
                           <a:stretch>
                             <a:fillRect/>
                           </a:stretch>
@@ -12423,11 +12433,11 @@
               <w:t xml:space="preserve">Figure 6: Scatter plot showing positive relationship between experience and performance</w:t>
             </w:r>
           </w:p>
-          <w:bookmarkEnd w:id="135"/>
+          <w:bookmarkEnd w:id="136"/>
         </w:tc>
       </w:tr>
     </w:tbl>
-    <w:bookmarkStart w:id="142" w:name="key-findings"/>
+    <w:bookmarkStart w:id="143" w:name="key-findings"/>
     <w:p>
       <w:pPr>
         <w:pStyle w:val="Heading2"/>
@@ -12861,18 +12871,18 @@
                 <wp:inline>
                   <wp:extent cx="152400" cy="152400"/>
                   <wp:effectExtent b="0" l="0" r="0" t="0"/>
-                  <wp:docPr descr="" title="" id="136" name="Picture"/>
+                  <wp:docPr descr="" title="" id="137" name="Picture"/>
                   <a:graphic>
                     <a:graphicData uri="http://schemas.openxmlformats.org/drawingml/2006/picture">
                       <pic:pic>
                         <pic:nvPicPr>
-                          <pic:cNvPr descr="/Applications/quarto/share/formats/docx/warning.png" id="137" name="Picture"/>
+                          <pic:cNvPr descr="/Applications/quarto/share/formats/docx/warning.png" id="138" name="Picture"/>
                           <pic:cNvPicPr>
                             <a:picLocks noChangeArrowheads="1" noChangeAspect="1"/>
                           </pic:cNvPicPr>
                         </pic:nvPicPr>
                         <pic:blipFill>
-                          <a:blip r:embed="rId64"/>
+                          <a:blip r:embed="rId65"/>
                           <a:stretch>
                             <a:fillRect/>
                           </a:stretch>
@@ -13136,18 +13146,18 @@
                 <wp:inline>
                   <wp:extent cx="152400" cy="152400"/>
                   <wp:effectExtent b="0" l="0" r="0" t="0"/>
-                  <wp:docPr descr="" title="" id="138" name="Picture"/>
+                  <wp:docPr descr="" title="" id="139" name="Picture"/>
                   <a:graphic>
                     <a:graphicData uri="http://schemas.openxmlformats.org/drawingml/2006/picture">
                       <pic:pic>
                         <pic:nvPicPr>
-                          <pic:cNvPr descr="/Applications/quarto/share/formats/docx/warning.png" id="139" name="Picture"/>
+                          <pic:cNvPr descr="/Applications/quarto/share/formats/docx/warning.png" id="140" name="Picture"/>
                           <pic:cNvPicPr>
                             <a:picLocks noChangeArrowheads="1" noChangeAspect="1"/>
                           </pic:cNvPicPr>
                         </pic:nvPicPr>
                         <pic:blipFill>
-                          <a:blip r:embed="rId64"/>
+                          <a:blip r:embed="rId65"/>
                           <a:stretch>
                             <a:fillRect/>
                           </a:stretch>
@@ -13348,18 +13358,18 @@
                 <wp:inline>
                   <wp:extent cx="152400" cy="152400"/>
                   <wp:effectExtent b="0" l="0" r="0" t="0"/>
-                  <wp:docPr descr="" title="" id="140" name="Picture"/>
+                  <wp:docPr descr="" title="" id="141" name="Picture"/>
                   <a:graphic>
                     <a:graphicData uri="http://schemas.openxmlformats.org/drawingml/2006/picture">
                       <pic:pic>
                         <pic:nvPicPr>
-                          <pic:cNvPr descr="/Applications/quarto/share/formats/docx/tip.png" id="141" name="Picture"/>
+                          <pic:cNvPr descr="/Applications/quarto/share/formats/docx/tip.png" id="142" name="Picture"/>
                           <pic:cNvPicPr>
                             <a:picLocks noChangeArrowheads="1" noChangeAspect="1"/>
                           </pic:cNvPicPr>
                         </pic:nvPicPr>
                         <pic:blipFill>
-                          <a:blip r:embed="rId12"/>
+                          <a:blip r:embed="rId13"/>
                           <a:stretch>
                             <a:fillRect/>
                           </a:stretch>
@@ -13533,9 +13543,9 @@
         </w:tc>
       </w:tr>
     </w:tbl>
-    <w:bookmarkEnd w:id="142"/>
     <w:bookmarkEnd w:id="143"/>
-    <w:bookmarkStart w:id="149" w:name="methods-optional-only-if-you-have-models"/>
+    <w:bookmarkEnd w:id="144"/>
+    <w:bookmarkStart w:id="150" w:name="methods-optional-only-if-you-have-models"/>
     <w:p>
       <w:pPr>
         <w:pStyle w:val="Heading1"/>
@@ -13595,18 +13605,18 @@
                 <wp:inline>
                   <wp:extent cx="152400" cy="152400"/>
                   <wp:effectExtent b="0" l="0" r="0" t="0"/>
-                  <wp:docPr descr="" title="" id="144" name="Picture"/>
+                  <wp:docPr descr="" title="" id="145" name="Picture"/>
                   <a:graphic>
                     <a:graphicData uri="http://schemas.openxmlformats.org/drawingml/2006/picture">
                       <pic:pic>
                         <pic:nvPicPr>
-                          <pic:cNvPr descr="/Applications/quarto/share/formats/docx/note.png" id="145" name="Picture"/>
+                          <pic:cNvPr descr="/Applications/quarto/share/formats/docx/note.png" id="146" name="Picture"/>
                           <pic:cNvPicPr>
                             <a:picLocks noChangeArrowheads="1" noChangeAspect="1"/>
                           </pic:cNvPicPr>
                         </pic:nvPicPr>
                         <pic:blipFill>
-                          <a:blip r:embed="rId19"/>
+                          <a:blip r:embed="rId20"/>
                           <a:stretch>
                             <a:fillRect/>
                           </a:stretch>
@@ -13831,7 +13841,7 @@
         <w:t xml:space="preserve">does this method help answer your research questions?</w:t>
       </w:r>
     </w:p>
-    <w:bookmarkStart w:id="146" w:name="initial-analysis"/>
+    <w:bookmarkStart w:id="147" w:name="initial-analysis"/>
     <w:p>
       <w:pPr>
         <w:pStyle w:val="SourceCode"/>
@@ -13870,7 +13880,7 @@
         <w:t xml:space="preserve">R-squared: 1.0000</w:t>
       </w:r>
     </w:p>
-    <w:bookmarkEnd w:id="146"/>
+    <w:bookmarkEnd w:id="147"/>
     <w:tbl>
       <w:tblPr>
         <w:tblStyle w:val="Table"/>
@@ -13912,12 +13922,12 @@
                 <wp:inline>
                   <wp:extent cx="152400" cy="152400"/>
                   <wp:effectExtent b="0" l="0" r="0" t="0"/>
-                  <wp:docPr descr="" title="" id="147" name="Picture"/>
+                  <wp:docPr descr="" title="" id="148" name="Picture"/>
                   <a:graphic>
                     <a:graphicData uri="http://schemas.openxmlformats.org/drawingml/2006/picture">
                       <pic:pic>
                         <pic:nvPicPr>
-                          <pic:cNvPr descr="/Applications/quarto/share/formats/docx/important.png" id="148" name="Picture"/>
+                          <pic:cNvPr descr="/Applications/quarto/share/formats/docx/important.png" id="149" name="Picture"/>
                           <pic:cNvPicPr>
                             <a:picLocks noChangeArrowheads="1" noChangeAspect="1"/>
                           </pic:cNvPicPr>
@@ -14046,8 +14056,8 @@
         </w:tc>
       </w:tr>
     </w:tbl>
-    <w:bookmarkEnd w:id="149"/>
-    <w:bookmarkStart w:id="152" w:name="findings-and-discussion"/>
+    <w:bookmarkEnd w:id="150"/>
+    <w:bookmarkStart w:id="153" w:name="findings-and-discussion"/>
     <w:p>
       <w:pPr>
         <w:pStyle w:val="Heading1"/>
@@ -14121,18 +14131,18 @@
                 <wp:inline>
                   <wp:extent cx="152400" cy="152400"/>
                   <wp:effectExtent b="0" l="0" r="0" t="0"/>
-                  <wp:docPr descr="" title="" id="150" name="Picture"/>
+                  <wp:docPr descr="" title="" id="151" name="Picture"/>
                   <a:graphic>
                     <a:graphicData uri="http://schemas.openxmlformats.org/drawingml/2006/picture">
                       <pic:pic>
                         <pic:nvPicPr>
-                          <pic:cNvPr descr="/Applications/quarto/share/formats/docx/tip.png" id="151" name="Picture"/>
+                          <pic:cNvPr descr="/Applications/quarto/share/formats/docx/tip.png" id="152" name="Picture"/>
                           <pic:cNvPicPr>
                             <a:picLocks noChangeArrowheads="1" noChangeAspect="1"/>
                           </pic:cNvPicPr>
                         </pic:nvPicPr>
                         <pic:blipFill>
-                          <a:blip r:embed="rId12"/>
+                          <a:blip r:embed="rId13"/>
                           <a:stretch>
                             <a:fillRect/>
                           </a:stretch>
@@ -14352,8 +14362,8 @@
         </w:tc>
       </w:tr>
     </w:tbl>
-    <w:bookmarkEnd w:id="152"/>
-    <w:bookmarkStart w:id="164" w:name="conclusion"/>
+    <w:bookmarkEnd w:id="153"/>
+    <w:bookmarkStart w:id="165" w:name="conclusion"/>
     <w:p>
       <w:pPr>
         <w:pStyle w:val="Heading1"/>
@@ -14403,18 +14413,18 @@
                 <wp:inline>
                   <wp:extent cx="152400" cy="152400"/>
                   <wp:effectExtent b="0" l="0" r="0" t="0"/>
-                  <wp:docPr descr="" title="" id="153" name="Picture"/>
+                  <wp:docPr descr="" title="" id="154" name="Picture"/>
                   <a:graphic>
                     <a:graphicData uri="http://schemas.openxmlformats.org/drawingml/2006/picture">
                       <pic:pic>
                         <pic:nvPicPr>
-                          <pic:cNvPr descr="/Applications/quarto/share/formats/docx/tip.png" id="154" name="Picture"/>
+                          <pic:cNvPr descr="/Applications/quarto/share/formats/docx/tip.png" id="155" name="Picture"/>
                           <pic:cNvPicPr>
                             <a:picLocks noChangeArrowheads="1" noChangeAspect="1"/>
                           </pic:cNvPicPr>
                         </pic:nvPicPr>
                         <pic:blipFill>
-                          <a:blip r:embed="rId12"/>
+                          <a:blip r:embed="rId13"/>
                           <a:stretch>
                             <a:fillRect/>
                           </a:stretch>
@@ -14546,7 +14556,7 @@
         </w:tc>
       </w:tr>
     </w:tbl>
-    <w:bookmarkStart w:id="157" w:name="summary"/>
+    <w:bookmarkStart w:id="158" w:name="summary"/>
     <w:p>
       <w:pPr>
         <w:pStyle w:val="Heading2"/>
@@ -14689,18 +14699,18 @@
                 <wp:inline>
                   <wp:extent cx="152400" cy="152400"/>
                   <wp:effectExtent b="0" l="0" r="0" t="0"/>
-                  <wp:docPr descr="" title="" id="155" name="Picture"/>
+                  <wp:docPr descr="" title="" id="156" name="Picture"/>
                   <a:graphic>
                     <a:graphicData uri="http://schemas.openxmlformats.org/drawingml/2006/picture">
                       <pic:pic>
                         <pic:nvPicPr>
-                          <pic:cNvPr descr="/Applications/quarto/share/formats/docx/warning.png" id="156" name="Picture"/>
+                          <pic:cNvPr descr="/Applications/quarto/share/formats/docx/warning.png" id="157" name="Picture"/>
                           <pic:cNvPicPr>
                             <a:picLocks noChangeArrowheads="1" noChangeAspect="1"/>
                           </pic:cNvPicPr>
                         </pic:nvPicPr>
                         <pic:blipFill>
-                          <a:blip r:embed="rId64"/>
+                          <a:blip r:embed="rId65"/>
                           <a:stretch>
                             <a:fillRect/>
                           </a:stretch>
@@ -14816,8 +14826,8 @@
         </w:tc>
       </w:tr>
     </w:tbl>
-    <w:bookmarkEnd w:id="157"/>
-    <w:bookmarkStart w:id="160" w:name="limitations"/>
+    <w:bookmarkEnd w:id="158"/>
+    <w:bookmarkStart w:id="161" w:name="limitations"/>
     <w:p>
       <w:pPr>
         <w:pStyle w:val="Heading2"/>
@@ -15000,12 +15010,12 @@
                 <wp:inline>
                   <wp:extent cx="152400" cy="152400"/>
                   <wp:effectExtent b="0" l="0" r="0" t="0"/>
-                  <wp:docPr descr="" title="" id="158" name="Picture"/>
+                  <wp:docPr descr="" title="" id="159" name="Picture"/>
                   <a:graphic>
                     <a:graphicData uri="http://schemas.openxmlformats.org/drawingml/2006/picture">
                       <pic:pic>
                         <pic:nvPicPr>
-                          <pic:cNvPr descr="/Applications/quarto/share/formats/docx/important.png" id="159" name="Picture"/>
+                          <pic:cNvPr descr="/Applications/quarto/share/formats/docx/important.png" id="160" name="Picture"/>
                           <pic:cNvPicPr>
                             <a:picLocks noChangeArrowheads="1" noChangeAspect="1"/>
                           </pic:cNvPicPr>
@@ -15150,8 +15160,8 @@
         </w:tc>
       </w:tr>
     </w:tbl>
-    <w:bookmarkEnd w:id="160"/>
-    <w:bookmarkStart w:id="163" w:name="future-work"/>
+    <w:bookmarkEnd w:id="161"/>
+    <w:bookmarkStart w:id="164" w:name="future-work"/>
     <w:p>
       <w:pPr>
         <w:pStyle w:val="Heading2"/>
@@ -15427,18 +15437,18 @@
                 <wp:inline>
                   <wp:extent cx="152400" cy="152400"/>
                   <wp:effectExtent b="0" l="0" r="0" t="0"/>
-                  <wp:docPr descr="" title="" id="161" name="Picture"/>
+                  <wp:docPr descr="" title="" id="162" name="Picture"/>
                   <a:graphic>
                     <a:graphicData uri="http://schemas.openxmlformats.org/drawingml/2006/picture">
                       <pic:pic>
                         <pic:nvPicPr>
-                          <pic:cNvPr descr="/Applications/quarto/share/formats/docx/tip.png" id="162" name="Picture"/>
+                          <pic:cNvPr descr="/Applications/quarto/share/formats/docx/tip.png" id="163" name="Picture"/>
                           <pic:cNvPicPr>
                             <a:picLocks noChangeArrowheads="1" noChangeAspect="1"/>
                           </pic:cNvPicPr>
                         </pic:nvPicPr>
                         <pic:blipFill>
-                          <a:blip r:embed="rId12"/>
+                          <a:blip r:embed="rId13"/>
                           <a:stretch>
                             <a:fillRect/>
                           </a:stretch>
@@ -15565,9 +15575,9 @@
         </w:tc>
       </w:tr>
     </w:tbl>
-    <w:bookmarkEnd w:id="163"/>
     <w:bookmarkEnd w:id="164"/>
-    <w:bookmarkStart w:id="172" w:name="references"/>
+    <w:bookmarkEnd w:id="165"/>
+    <w:bookmarkStart w:id="173" w:name="references"/>
     <w:p>
       <w:pPr>
         <w:pStyle w:val="Heading1"/>
@@ -15576,8 +15586,8 @@
         <w:t xml:space="preserve">References</w:t>
       </w:r>
     </w:p>
-    <w:bookmarkStart w:id="171" w:name="refs"/>
-    <w:bookmarkStart w:id="166" w:name="ref-azizi2025dsas"/>
+    <w:bookmarkStart w:id="172" w:name="refs"/>
+    <w:bookmarkStart w:id="167" w:name="ref-azizi2025dsas"/>
     <w:p>
       <w:pPr>
         <w:pStyle w:val="Bibliography"/>
@@ -15601,7 +15611,7 @@
       <w:r>
         <w:t xml:space="preserve"> </w:t>
       </w:r>
-      <w:hyperlink r:id="rId165">
+      <w:hyperlink r:id="rId166">
         <w:r>
           <w:rPr>
             <w:rStyle w:val="Hyperlink"/>
@@ -15610,8 +15620,8 @@
         </w:r>
       </w:hyperlink>
     </w:p>
-    <w:bookmarkEnd w:id="166"/>
-    <w:bookmarkStart w:id="168" w:name="ref-azizi2022realestate"/>
+    <w:bookmarkEnd w:id="167"/>
+    <w:bookmarkStart w:id="169" w:name="ref-azizi2022realestate"/>
     <w:p>
       <w:pPr>
         <w:pStyle w:val="Bibliography"/>
@@ -15648,7 +15658,7 @@
       <w:r>
         <w:t xml:space="preserve"> </w:t>
       </w:r>
-      <w:hyperlink r:id="rId167">
+      <w:hyperlink r:id="rId168">
         <w:r>
           <w:rPr>
             <w:rStyle w:val="Hyperlink"/>
@@ -15657,8 +15667,8 @@
         </w:r>
       </w:hyperlink>
     </w:p>
-    <w:bookmarkEnd w:id="168"/>
-    <w:bookmarkStart w:id="169" w:name="ref-mckinney2022python"/>
+    <w:bookmarkEnd w:id="169"/>
+    <w:bookmarkStart w:id="170" w:name="ref-mckinney2022python"/>
     <w:p>
       <w:pPr>
         <w:pStyle w:val="Bibliography"/>
@@ -15683,8 +15693,8 @@
         <w:t xml:space="preserve">(3rd ed.). O’Reilly Media, Inc.</w:t>
       </w:r>
     </w:p>
-    <w:bookmarkEnd w:id="169"/>
-    <w:bookmarkStart w:id="170" w:name="ref-vanderplas2016python"/>
+    <w:bookmarkEnd w:id="170"/>
+    <w:bookmarkStart w:id="171" w:name="ref-vanderplas2016python"/>
     <w:p>
       <w:pPr>
         <w:pStyle w:val="Bibliography"/>
@@ -15706,10 +15716,10 @@
         <w:t xml:space="preserve">. O’Reilly Media, Inc.</w:t>
       </w:r>
     </w:p>
-    <w:bookmarkEnd w:id="170"/>
     <w:bookmarkEnd w:id="171"/>
     <w:bookmarkEnd w:id="172"/>
-    <w:bookmarkStart w:id="178" w:name="appendices"/>
+    <w:bookmarkEnd w:id="173"/>
+    <w:bookmarkStart w:id="179" w:name="appendices"/>
     <w:p>
       <w:pPr>
         <w:pStyle w:val="Heading1"/>
@@ -15759,18 +15769,18 @@
                 <wp:inline>
                   <wp:extent cx="152400" cy="152400"/>
                   <wp:effectExtent b="0" l="0" r="0" t="0"/>
-                  <wp:docPr descr="" title="" id="173" name="Picture"/>
+                  <wp:docPr descr="" title="" id="174" name="Picture"/>
                   <a:graphic>
                     <a:graphicData uri="http://schemas.openxmlformats.org/drawingml/2006/picture">
                       <pic:pic>
                         <pic:nvPicPr>
-                          <pic:cNvPr descr="/Applications/quarto/share/formats/docx/note.png" id="174" name="Picture"/>
+                          <pic:cNvPr descr="/Applications/quarto/share/formats/docx/note.png" id="175" name="Picture"/>
                           <pic:cNvPicPr>
                             <a:picLocks noChangeArrowheads="1" noChangeAspect="1"/>
                           </pic:cNvPicPr>
                         </pic:nvPicPr>
                         <pic:blipFill>
-                          <a:blip r:embed="rId19"/>
+                          <a:blip r:embed="rId20"/>
                           <a:stretch>
                             <a:fillRect/>
                           </a:stretch>
@@ -16176,7 +16186,7 @@
         </w:tc>
       </w:tr>
     </w:tbl>
-    <w:bookmarkStart w:id="175" w:name="sec-appendix-plots"/>
+    <w:bookmarkStart w:id="176" w:name="sec-appendix-plots"/>
     <w:p>
       <w:pPr>
         <w:pStyle w:val="Heading3"/>
@@ -16185,8 +16195,8 @@
         <w:t xml:space="preserve">Appendix A: Additional Exploratory Plots</w:t>
       </w:r>
     </w:p>
-    <w:bookmarkEnd w:id="175"/>
-    <w:bookmarkStart w:id="176" w:name="sec-appendix-code"/>
+    <w:bookmarkEnd w:id="176"/>
+    <w:bookmarkStart w:id="177" w:name="sec-appendix-code"/>
     <w:p>
       <w:pPr>
         <w:pStyle w:val="Heading3"/>
@@ -16195,8 +16205,8 @@
         <w:t xml:space="preserve">Appendix B: Complete Code Listings</w:t>
       </w:r>
     </w:p>
-    <w:bookmarkEnd w:id="176"/>
-    <w:bookmarkStart w:id="177" w:name="sec-appendix-tables"/>
+    <w:bookmarkEnd w:id="177"/>
+    <w:bookmarkStart w:id="178" w:name="sec-appendix-tables"/>
     <w:p>
       <w:pPr>
         <w:pStyle w:val="Heading3"/>
@@ -16205,8 +16215,8 @@
         <w:t xml:space="preserve">Appendix C: Supplementary Tables</w:t>
       </w:r>
     </w:p>
-    <w:bookmarkEnd w:id="177"/>
     <w:bookmarkEnd w:id="178"/>
+    <w:bookmarkEnd w:id="179"/>
     <w:sectPr>
       <w:footnotePr>
         <w:numRestart w:val="eachSect"/>
